--- a/docx/ch12_games.docx
+++ b/docx/ch12_games.docx
@@ -237,55 +237,43 @@
         <w:t xml:space="preserve"> </w:t>
       </w:r>
       <w:r>
-        <w:t xml:space="preserve">human beings played. Gaming boards and dice survive from third-millennium BCE Mesopotamia; the</w:t>
-      </w:r>
-      <w:r>
-        <w:t xml:space="preserve"> </w:t>
-      </w:r>
-      <w:r>
-        <w:t xml:space="preserve">Royal Game of Ur, excavated from a cemetery in southern Iraq, dates to roughly 2600 BCE. We have</w:t>
-      </w:r>
-      <w:r>
-        <w:t xml:space="preserve"> </w:t>
-      </w:r>
-      <w:r>
-        <w:t xml:space="preserve">board games from Egypt, athletic competitions from ancient Greece, and ritual ball games from the</w:t>
-      </w:r>
-      <w:r>
-        <w:t xml:space="preserve"> </w:t>
-      </w:r>
-      <w:r>
-        <w:t xml:space="preserve">pre-Columbian Americas. At Neolithic sites in Jordan, archaeologists have found rows of shallow</w:t>
-      </w:r>
-      <w:r>
-        <w:t xml:space="preserve"> </w:t>
-      </w:r>
-      <w:r>
-        <w:t xml:space="preserve">depressions cut into stone that may be boards for a counting game of the sixth millennium BCE —</w:t>
-      </w:r>
-      <w:r>
-        <w:t xml:space="preserve"> </w:t>
-      </w:r>
-      <w:r>
-        <w:t xml:space="preserve">though that interpretation is disputed. The impulse to play seems to run deeper in us than almost</w:t>
-      </w:r>
-      <w:r>
-        <w:t xml:space="preserve"> </w:t>
-      </w:r>
-      <w:r>
-        <w:t xml:space="preserve">anything we think of as distinctively civilized. Animals play too — puppies wrestle, dolphins toss</w:t>
-      </w:r>
-      <w:r>
-        <w:t xml:space="preserve"> </w:t>
-      </w:r>
-      <w:r>
-        <w:t xml:space="preserve">objects in the ocean, crows slide down snowy rooftops — but no other species elaborates play into</w:t>
-      </w:r>
-      <w:r>
-        <w:t xml:space="preserve"> </w:t>
-      </w:r>
-      <w:r>
-        <w:t xml:space="preserve">structured games with rules, stakes, and stories.</w:t>
+        <w:t xml:space="preserve">human beings played. The Royal Game of Ur, excavated in southern Iraq, dates to roughly 2600 BCE;</w:t>
+      </w:r>
+      <w:r>
+        <w:t xml:space="preserve"> </w:t>
+      </w:r>
+      <w:r>
+        <w:t xml:space="preserve">there are board games from Egypt, athletic competitions from ancient Greece, ritual ball games</w:t>
+      </w:r>
+      <w:r>
+        <w:t xml:space="preserve"> </w:t>
+      </w:r>
+      <w:r>
+        <w:t xml:space="preserve">from the pre-Columbian Americas. Depressions cut into stone at Neolithic sites in Jordan may be</w:t>
+      </w:r>
+      <w:r>
+        <w:t xml:space="preserve"> </w:t>
+      </w:r>
+      <w:r>
+        <w:t xml:space="preserve">boards for a sixth-millennium BCE counting game — though that reading is disputed. The impulse to</w:t>
+      </w:r>
+      <w:r>
+        <w:t xml:space="preserve"> </w:t>
+      </w:r>
+      <w:r>
+        <w:t xml:space="preserve">play runs deeper in us than almost anything we call civilized. Animals play too — puppies wrestle,</w:t>
+      </w:r>
+      <w:r>
+        <w:t xml:space="preserve"> </w:t>
+      </w:r>
+      <w:r>
+        <w:t xml:space="preserve">crows slide down snowy rooftops — but no other species elaborates play into structured games with</w:t>
+      </w:r>
+      <w:r>
+        <w:t xml:space="preserve"> </w:t>
+      </w:r>
+      <w:r>
+        <w:t xml:space="preserve">rules, stakes, and stories.</w:t>
       </w:r>
     </w:p>
     <w:p>
@@ -411,13 +399,13 @@
         <w:pStyle w:val="KeyThinker"/>
       </w:pPr>
       <w:r>
-        <w:t xml:space="preserve">Johan Huizinga was a Dutch cultural historian and rector of Leiden University who became one</w:t>
-      </w:r>
-      <w:r>
-        <w:t xml:space="preserve"> </w:t>
-      </w:r>
-      <w:r>
-        <w:t xml:space="preserve">of the twentieth century's most provocative thinkers about culture and play. His 1938 masterwork</w:t>
+        <w:t xml:space="preserve">Johan Huizinga was a Dutch cultural historian and rector of Leiden University. His 1938</w:t>
+      </w:r>
+      <w:r>
+        <w:t xml:space="preserve"> </w:t>
+      </w:r>
+      <w:r>
+        <w:t xml:space="preserve">masterwork</w:t>
       </w:r>
       <w:r>
         <w:t xml:space="preserve"> </w:t>
@@ -433,13 +421,13 @@
         <w:t xml:space="preserve"> </w:t>
       </w:r>
       <w:r>
-        <w:t xml:space="preserve">— "Man the Player" — argued that play is not a byproduct of culture but</w:t>
-      </w:r>
-      <w:r>
-        <w:t xml:space="preserve"> </w:t>
-      </w:r>
-      <w:r>
-        <w:t xml:space="preserve">its very foundation</w:t>
+        <w:t xml:space="preserve">— "Man the Player" — argued that play is not a byproduct of</w:t>
+      </w:r>
+      <w:r>
+        <w:t xml:space="preserve"> </w:t>
+      </w:r>
+      <w:r>
+        <w:t xml:space="preserve">culture but its very foundation</w:t>
       </w:r>
       <w:r>
         <w:t xml:space="preserve"> </w:t>
@@ -448,19 +436,25 @@
         <w:t xml:space="preserve">(Huizinga, 1949)</w:t>
       </w:r>
       <w:r>
-        <w:t xml:space="preserve">. Before humans built temples</w:t>
-      </w:r>
-      <w:r>
-        <w:t xml:space="preserve"> </w:t>
-      </w:r>
-      <w:r>
-        <w:t xml:space="preserve">or wrote law codes, Huizinga contended, they played — and the ritual, contest, and performance</w:t>
-      </w:r>
-      <w:r>
-        <w:t xml:space="preserve"> </w:t>
-      </w:r>
-      <w:r>
-        <w:t xml:space="preserve">embedded in play were the seedbed from which law, religion, art, and science grew.</w:t>
+        <w:t xml:space="preserve">. Before humans</w:t>
+      </w:r>
+      <w:r>
+        <w:t xml:space="preserve"> </w:t>
+      </w:r>
+      <w:r>
+        <w:t xml:space="preserve">built temples or wrote law codes, Huizinga contended, they played — and the ritual, contest,</w:t>
+      </w:r>
+      <w:r>
+        <w:t xml:space="preserve"> </w:t>
+      </w:r>
+      <w:r>
+        <w:t xml:space="preserve">and performance embedded in play were the seedbed from which law, religion, art, and science</w:t>
+      </w:r>
+      <w:r>
+        <w:t xml:space="preserve"> </w:t>
+      </w:r>
+      <w:r>
+        <w:t xml:space="preserve">grew.</w:t>
       </w:r>
     </w:p>
     <w:p>
@@ -468,37 +462,31 @@
         <w:pStyle w:val="KeyThinker"/>
       </w:pPr>
       <w:r>
-        <w:t xml:space="preserve">Huizinga lived through the catastrophe of World War II under Nazi occupation. In 1942 he was</w:t>
-      </w:r>
-      <w:r>
-        <w:t xml:space="preserve"> </w:t>
-      </w:r>
-      <w:r>
-        <w:t xml:space="preserve">interned in the German hostage camp at Sint-Michielsgestel; released after some months, he was</w:t>
-      </w:r>
-      <w:r>
-        <w:t xml:space="preserve"> </w:t>
-      </w:r>
-      <w:r>
-        <w:t xml:space="preserve">confined under watch to the village of De Steeg, where he died on 1 February 1945, weeks before</w:t>
-      </w:r>
-      <w:r>
-        <w:t xml:space="preserve"> </w:t>
-      </w:r>
-      <w:r>
-        <w:t xml:space="preserve">the liberation of the Netherlands. His experience of totalitarianism deepened his conviction</w:t>
-      </w:r>
-      <w:r>
-        <w:t xml:space="preserve"> </w:t>
-      </w:r>
-      <w:r>
-        <w:t xml:space="preserve">that genuine play — voluntary, rule-governed, separate from the grinding machinery of power —</w:t>
-      </w:r>
-      <w:r>
-        <w:t xml:space="preserve"> </w:t>
-      </w:r>
-      <w:r>
-        <w:t xml:space="preserve">was not a luxury but a form of human dignity.</w:t>
+        <w:t xml:space="preserve">Huizinga lived through the Nazi occupation. In 1942 he was interned in the German hostage camp</w:t>
+      </w:r>
+      <w:r>
+        <w:t xml:space="preserve"> </w:t>
+      </w:r>
+      <w:r>
+        <w:t xml:space="preserve">at Sint-Michielsgestel; released after some months, he was confined under watch to the village</w:t>
+      </w:r>
+      <w:r>
+        <w:t xml:space="preserve"> </w:t>
+      </w:r>
+      <w:r>
+        <w:t xml:space="preserve">of De Steeg, where he died on 1 February 1945, weeks before the liberation of the Netherlands.</w:t>
+      </w:r>
+      <w:r>
+        <w:t xml:space="preserve"> </w:t>
+      </w:r>
+      <w:r>
+        <w:t xml:space="preserve">That experience deepened his conviction that genuine play — voluntary, rule-governed, separate</w:t>
+      </w:r>
+      <w:r>
+        <w:t xml:space="preserve"> </w:t>
+      </w:r>
+      <w:r>
+        <w:t xml:space="preserve">from the machinery of power — was not a luxury but a form of human dignity.</w:t>
       </w:r>
     </w:p>
     <w:p>
@@ -522,13 +510,7 @@
         <w:t xml:space="preserve"> </w:t>
       </w:r>
       <w:r>
-        <w:t xml:space="preserve">(1919), a landmark study</w:t>
-      </w:r>
-      <w:r>
-        <w:t xml:space="preserve"> </w:t>
-      </w:r>
-      <w:r>
-        <w:t xml:space="preserve">of late medieval culture, and</w:t>
+        <w:t xml:space="preserve">(1919) and</w:t>
       </w:r>
       <w:r>
         <w:t xml:space="preserve"> </w:t>
@@ -538,19 +520,33 @@
           <w:iCs/>
           <w:i/>
         </w:rPr>
-        <w:t xml:space="preserve">In the Shadow of Tomorrow</w:t>
-      </w:r>
-      <w:r>
-        <w:t xml:space="preserve"> </w:t>
-      </w:r>
-      <w:r>
-        <w:t xml:space="preserve">(1935), a prescient diagnosis</w:t>
-      </w:r>
-      <w:r>
-        <w:t xml:space="preserve"> </w:t>
-      </w:r>
-      <w:r>
-        <w:t xml:space="preserve">of the cultural pathologies that would soon produce fascism.</w:t>
+        <w:t xml:space="preserve">In the</w:t>
+      </w:r>
+      <w:r>
+        <w:rPr>
+          <w:iCs/>
+          <w:i/>
+        </w:rPr>
+        <w:t xml:space="preserve"> </w:t>
+      </w:r>
+      <w:r>
+        <w:rPr>
+          <w:iCs/>
+          <w:i/>
+        </w:rPr>
+        <w:t xml:space="preserve">Shadow of Tomorrow</w:t>
+      </w:r>
+      <w:r>
+        <w:t xml:space="preserve"> </w:t>
+      </w:r>
+      <w:r>
+        <w:t xml:space="preserve">(1935), a prescient diagnosis of the cultural pathologies that would</w:t>
+      </w:r>
+      <w:r>
+        <w:t xml:space="preserve"> </w:t>
+      </w:r>
+      <w:r>
+        <w:t xml:space="preserve">soon produce fascism.</w:t>
       </w:r>
     </w:p>
     <w:bookmarkStart w:id="27" w:name="the-magic-circle"/>
@@ -567,7 +563,7 @@
         <w:pStyle w:val="FirstParagraph"/>
       </w:pPr>
       <w:r>
-        <w:t xml:space="preserve">Huizinga's most influential legacy in the philosophy of games is the idea of the</w:t>
+        <w:t xml:space="preserve">Huizinga's most influential legacy in the philosophy of games is the</w:t>
       </w:r>
       <w:r>
         <w:t xml:space="preserve"> </w:t>
@@ -580,31 +576,31 @@
         <w:t xml:space="preserve">magic circle</w:t>
       </w:r>
       <w:r>
-        <w:t xml:space="preserve">: the boundary that separates the space of play from ordinary life.</w:t>
-      </w:r>
-      <w:r>
-        <w:t xml:space="preserve"> </w:t>
-      </w:r>
-      <w:r>
-        <w:t xml:space="preserve">When two people sit down to play chess, something remarkable happens. They enter a space governed</w:t>
-      </w:r>
-      <w:r>
-        <w:t xml:space="preserve"> </w:t>
-      </w:r>
-      <w:r>
-        <w:t xml:space="preserve">by rules that have no force outside it — a pawn cannot be promoted in real life, and no one is</w:t>
-      </w:r>
-      <w:r>
-        <w:t xml:space="preserve"> </w:t>
-      </w:r>
-      <w:r>
-        <w:t xml:space="preserve">obliged to move only on diagonals while crossing a street. Within the circle, these rules are</w:t>
-      </w:r>
-      <w:r>
-        <w:t xml:space="preserve"> </w:t>
-      </w:r>
-      <w:r>
-        <w:t xml:space="preserve">absolute. Outside it, they are nothing.</w:t>
+        <w:t xml:space="preserve">:</w:t>
+      </w:r>
+      <w:r>
+        <w:t xml:space="preserve"> </w:t>
+      </w:r>
+      <w:r>
+        <w:t xml:space="preserve">the boundary separating the space of play from ordinary life. When two people sit down to play</w:t>
+      </w:r>
+      <w:r>
+        <w:t xml:space="preserve"> </w:t>
+      </w:r>
+      <w:r>
+        <w:t xml:space="preserve">chess they enter a space governed by rules that have no force outside it — a pawn cannot be</w:t>
+      </w:r>
+      <w:r>
+        <w:t xml:space="preserve"> </w:t>
+      </w:r>
+      <w:r>
+        <w:t xml:space="preserve">promoted in real life, and no one must move only on diagonals while crossing a street. Within the</w:t>
+      </w:r>
+      <w:r>
+        <w:t xml:space="preserve"> </w:t>
+      </w:r>
+      <w:r>
+        <w:t xml:space="preserve">circle these rules are absolute. Outside it they are nothing.</w:t>
       </w:r>
     </w:p>
     <w:p>
@@ -612,19 +608,19 @@
         <w:pStyle w:val="BodyText"/>
       </w:pPr>
       <w:r>
-        <w:t xml:space="preserve">A caution about attribution is in order here, because textbooks routinely get it wrong. Huizinga</w:t>
-      </w:r>
-      <w:r>
-        <w:t xml:space="preserve"> </w:t>
-      </w:r>
-      <w:r>
-        <w:t xml:space="preserve">uses the phrase "magic circle" only in passing, in a list of the marked-off places where play</w:t>
-      </w:r>
-      <w:r>
-        <w:t xml:space="preserve"> </w:t>
-      </w:r>
-      <w:r>
-        <w:t xml:space="preserve">happens — the arena, the card table, the temple, the stage, the court of law</w:t>
+        <w:t xml:space="preserve">A caution about attribution, because textbooks routinely get this wrong. Huizinga uses "magic</w:t>
+      </w:r>
+      <w:r>
+        <w:t xml:space="preserve"> </w:t>
+      </w:r>
+      <w:r>
+        <w:t xml:space="preserve">circle" only in passing, in a list of the marked-off places where play happens — the arena, the</w:t>
+      </w:r>
+      <w:r>
+        <w:t xml:space="preserve"> </w:t>
+      </w:r>
+      <w:r>
+        <w:t xml:space="preserve">card table, the temple, the stage, the court of law</w:t>
       </w:r>
       <w:r>
         <w:t xml:space="preserve"> </w:t>
@@ -664,25 +660,19 @@
         <w:t xml:space="preserve">(Salen &amp; Zimmerman, 2003)</w:t>
       </w:r>
       <w:r>
-        <w:t xml:space="preserve">, which built a theory of</w:t>
-      </w:r>
-      <w:r>
-        <w:t xml:space="preserve"> </w:t>
-      </w:r>
-      <w:r>
-        <w:t xml:space="preserve">game design on it; Zimmerman has since said that their version was more their own invention than</w:t>
-      </w:r>
-      <w:r>
-        <w:t xml:space="preserve"> </w:t>
-      </w:r>
-      <w:r>
-        <w:t xml:space="preserve">a close reading of Huizinga. This chapter uses "magic circle" in the now-standard sense, but the</w:t>
-      </w:r>
-      <w:r>
-        <w:t xml:space="preserve"> </w:t>
-      </w:r>
-      <w:r>
-        <w:t xml:space="preserve">phrase carries far more theoretical weight today than it ever did in</w:t>
+        <w:t xml:space="preserve">; Zimmerman has since said their version was</w:t>
+      </w:r>
+      <w:r>
+        <w:t xml:space="preserve"> </w:t>
+      </w:r>
+      <w:r>
+        <w:t xml:space="preserve">more their own invention than a close reading of Huizinga. The phrase carries far more theoretical</w:t>
+      </w:r>
+      <w:r>
+        <w:t xml:space="preserve"> </w:t>
+      </w:r>
+      <w:r>
+        <w:t xml:space="preserve">weight today than it did in</w:t>
       </w:r>
       <w:r>
         <w:t xml:space="preserve"> </w:t>
@@ -711,25 +701,25 @@
         <w:pStyle w:val="DefinitionBody"/>
       </w:pPr>
       <w:r>
-        <w:t xml:space="preserve">The bounded, rule-governed space of play that is temporarily separate from ordinary life. Within</w:t>
-      </w:r>
-      <w:r>
-        <w:t xml:space="preserve"> </w:t>
-      </w:r>
-      <w:r>
-        <w:t xml:space="preserve">the magic circle, special rules apply and special meanings attach to actions that would be</w:t>
-      </w:r>
-      <w:r>
-        <w:t xml:space="preserve"> </w:t>
-      </w:r>
-      <w:r>
-        <w:t xml:space="preserve">meaningless or different outside it. Examples include a chess board, a football field, a theater</w:t>
-      </w:r>
-      <w:r>
-        <w:t xml:space="preserve"> </w:t>
-      </w:r>
-      <w:r>
-        <w:t xml:space="preserve">stage, and a negotiating table governed by diplomatic protocol.</w:t>
+        <w:t xml:space="preserve">The bounded, rule-governed space of play, temporarily separate from ordinary life. Within it,</w:t>
+      </w:r>
+      <w:r>
+        <w:t xml:space="preserve"> </w:t>
+      </w:r>
+      <w:r>
+        <w:t xml:space="preserve">special rules apply and special meanings attach to actions that would be meaningless or</w:t>
+      </w:r>
+      <w:r>
+        <w:t xml:space="preserve"> </w:t>
+      </w:r>
+      <w:r>
+        <w:t xml:space="preserve">different outside. Examples: a chess board, a football field, a theater stage, a negotiating</w:t>
+      </w:r>
+      <w:r>
+        <w:t xml:space="preserve"> </w:t>
+      </w:r>
+      <w:r>
+        <w:t xml:space="preserve">table governed by diplomatic protocol.</w:t>
       </w:r>
     </w:p>
     <w:p>
@@ -911,37 +901,31 @@
         <w:pStyle w:val="FirstParagraph"/>
       </w:pPr>
       <w:r>
-        <w:t xml:space="preserve">One striking implication of Huizinga's framework is that many activities we do not typically call</w:t>
-      </w:r>
-      <w:r>
-        <w:t xml:space="preserve"> </w:t>
-      </w:r>
-      <w:r>
-        <w:t xml:space="preserve">"games" fit the magic circle description. Courtroom procedure, diplomatic protocol, religious ritual,</w:t>
-      </w:r>
-      <w:r>
-        <w:t xml:space="preserve"> </w:t>
-      </w:r>
-      <w:r>
-        <w:t xml:space="preserve">and even scientific peer review all share features of play: they are bounded, rule-governed spaces</w:t>
-      </w:r>
-      <w:r>
-        <w:t xml:space="preserve"> </w:t>
-      </w:r>
-      <w:r>
-        <w:t xml:space="preserve">in which special meanings apply. Huizinga's point is not that these activities are trivial — quite</w:t>
-      </w:r>
-      <w:r>
-        <w:t xml:space="preserve"> </w:t>
-      </w:r>
-      <w:r>
-        <w:t xml:space="preserve">the opposite. He argues that the playful spirit that animates them is precisely what gives them</w:t>
-      </w:r>
-      <w:r>
-        <w:t xml:space="preserve"> </w:t>
-      </w:r>
-      <w:r>
-        <w:t xml:space="preserve">their power.</w:t>
+        <w:t xml:space="preserve">One striking implication is that many activities we do not typically call "games" fit the magic</w:t>
+      </w:r>
+      <w:r>
+        <w:t xml:space="preserve"> </w:t>
+      </w:r>
+      <w:r>
+        <w:t xml:space="preserve">circle description. Courtroom procedure, diplomatic protocol, religious ritual, even scientific</w:t>
+      </w:r>
+      <w:r>
+        <w:t xml:space="preserve"> </w:t>
+      </w:r>
+      <w:r>
+        <w:t xml:space="preserve">peer review are all bounded, rule-governed spaces in which special meanings apply. Huizinga's</w:t>
+      </w:r>
+      <w:r>
+        <w:t xml:space="preserve"> </w:t>
+      </w:r>
+      <w:r>
+        <w:t xml:space="preserve">point is not that these activities are trivial — quite the opposite. The playful spirit that</w:t>
+      </w:r>
+      <w:r>
+        <w:t xml:space="preserve"> </w:t>
+      </w:r>
+      <w:r>
+        <w:t xml:space="preserve">animates them is precisely what gives them their power.</w:t>
       </w:r>
     </w:p>
     <w:p>
@@ -961,19 +945,19 @@
         <w:pStyle w:val="Compact"/>
       </w:pPr>
       <w:r>
-        <w:t xml:space="preserve">Pick an activity you take entirely seriously — a job, a religious practice, a courtroom, a</w:t>
-      </w:r>
-      <w:r>
-        <w:t xml:space="preserve"> </w:t>
-      </w:r>
-      <w:r>
-        <w:t xml:space="preserve">classroom. How many of Caillois' six features does it satisfy? Does calling it "play" diminish</w:t>
-      </w:r>
-      <w:r>
-        <w:t xml:space="preserve"> </w:t>
-      </w:r>
-      <w:r>
-        <w:t xml:space="preserve">it, or explain something about why it works?</w:t>
+        <w:t xml:space="preserve">Pick an activity you take entirely seriously — a job, a religious practice, a courtroom. How</w:t>
+      </w:r>
+      <w:r>
+        <w:t xml:space="preserve"> </w:t>
+      </w:r>
+      <w:r>
+        <w:t xml:space="preserve">many of Caillois' six features does it satisfy? Does calling it "play" diminish it, or explain</w:t>
+      </w:r>
+      <w:r>
+        <w:t xml:space="preserve"> </w:t>
+      </w:r>
+      <w:r>
+        <w:t xml:space="preserve">why it works?</w:t>
       </w:r>
     </w:p>
     <w:p>
@@ -985,7 +969,7 @@
         <w:pStyle w:val="Compact"/>
       </w:pPr>
       <w:r>
-        <w:t xml:space="preserve">Huizinga insists that genuine play must be</w:t>
+        <w:t xml:space="preserve">Genuine play must be</w:t>
       </w:r>
       <w:r>
         <w:t xml:space="preserve"> </w:t>
@@ -998,19 +982,13 @@
         <w:t xml:space="preserve">voluntary</w:t>
       </w:r>
       <w:r>
-        <w:t xml:space="preserve">. Think of a time you</w:t>
-      </w:r>
-      <w:r>
-        <w:t xml:space="preserve"> </w:t>
-      </w:r>
-      <w:r>
-        <w:t xml:space="preserve">were made to play something — a required team sport, a mandatory icebreaker, a gamified work</w:t>
-      </w:r>
-      <w:r>
-        <w:t xml:space="preserve"> </w:t>
-      </w:r>
-      <w:r>
-        <w:t xml:space="preserve">training. Did it still feel like play? What exactly was missing?</w:t>
+        <w:t xml:space="preserve">. Think of a time you were made to play — a</w:t>
+      </w:r>
+      <w:r>
+        <w:t xml:space="preserve"> </w:t>
+      </w:r>
+      <w:r>
+        <w:t xml:space="preserve">required team sport, a mandatory icebreaker. Did it still feel like play? What was missing?</w:t>
       </w:r>
     </w:p>
     <w:p>
@@ -1022,66 +1000,23 @@
         <w:pStyle w:val="Compact"/>
       </w:pPr>
       <w:r>
-        <w:t xml:space="preserve">Play is supposed to be</w:t>
-      </w:r>
-      <w:r>
-        <w:t xml:space="preserve"> </w:t>
-      </w:r>
-      <w:r>
         <w:rPr>
           <w:bCs/>
           <w:b/>
         </w:rPr>
-        <w:t xml:space="preserve">unproductive</w:t>
-      </w:r>
-      <w:r>
-        <w:t xml:space="preserve">. Yet professional athletes, streamers,</w:t>
-      </w:r>
-      <w:r>
-        <w:t xml:space="preserve"> </w:t>
-      </w:r>
-      <w:r>
-        <w:t xml:space="preserve">and esports players are paid, and their play produces enormous wealth. Has money broken the</w:t>
-      </w:r>
-      <w:r>
-        <w:t xml:space="preserve"> </w:t>
-      </w:r>
-      <w:r>
-        <w:t xml:space="preserve">magic circle, or does the circle simply have a price of admission now?</w:t>
-      </w:r>
-    </w:p>
-    <w:p>
-      <w:pPr>
-        <w:numPr>
-          <w:ilvl w:val="0"/>
-          <w:numId w:val="1003"/>
-        </w:numPr>
-        <w:pStyle w:val="Compact"/>
-      </w:pPr>
-      <w:r>
-        <w:rPr>
-          <w:bCs/>
-          <w:b/>
-        </w:rPr>
         <w:t xml:space="preserve">Steelman the suspicion.</w:t>
       </w:r>
       <w:r>
         <w:t xml:space="preserve"> </w:t>
       </w:r>
       <w:r>
-        <w:t xml:space="preserve">Plato and the Puritans both thought play was</w:t>
-      </w:r>
-      <w:r>
-        <w:t xml:space="preserve"> </w:t>
-      </w:r>
-      <w:r>
-        <w:t xml:space="preserve">genuinely dangerous, not merely frivolous. Construct the strongest version of that worry using</w:t>
-      </w:r>
-      <w:r>
-        <w:t xml:space="preserve"> </w:t>
-      </w:r>
-      <w:r>
-        <w:t xml:space="preserve">an example from your own life or from contemporary culture.</w:t>
+        <w:t xml:space="preserve">Plato and the Puritans thought play genuinely</w:t>
+      </w:r>
+      <w:r>
+        <w:t xml:space="preserve"> </w:t>
+      </w:r>
+      <w:r>
+        <w:t xml:space="preserve">dangerous, not merely frivolous. Construct the strongest version of that worry.</w:t>
       </w:r>
     </w:p>
     <w:bookmarkEnd w:id="27"/>
@@ -1102,13 +1037,7 @@
         <w:pStyle w:val="FirstParagraph"/>
       </w:pPr>
       <w:r>
-        <w:t xml:space="preserve">Huizinga gave us a rich description of play, but he left an important question unanswered: what</w:t>
-      </w:r>
-      <w:r>
-        <w:t xml:space="preserve"> </w:t>
-      </w:r>
-      <w:r>
-        <w:t xml:space="preserve">precisely makes something a</w:t>
+        <w:t xml:space="preserve">Huizinga described play richly, but left a question unanswered: what precisely makes something a</w:t>
       </w:r>
       <w:r>
         <w:t xml:space="preserve"> </w:t>
@@ -1124,19 +1053,19 @@
         <w:t xml:space="preserve"> </w:t>
       </w:r>
       <w:r>
-        <w:t xml:space="preserve">rather than just any rule-governed activity? The Canadian</w:t>
-      </w:r>
-      <w:r>
-        <w:t xml:space="preserve"> </w:t>
-      </w:r>
-      <w:r>
-        <w:t xml:space="preserve">philosopher Bernard Suits spent decades working on exactly this question, and his answer remains the</w:t>
-      </w:r>
-      <w:r>
-        <w:t xml:space="preserve"> </w:t>
-      </w:r>
-      <w:r>
-        <w:t xml:space="preserve">most precise and philosophically rigorous definition of games ever proposed.</w:t>
+        <w:t xml:space="preserve">rather than just any rule-governed activity? The Canadian philosopher Bernard Suits</w:t>
+      </w:r>
+      <w:r>
+        <w:t xml:space="preserve"> </w:t>
+      </w:r>
+      <w:r>
+        <w:t xml:space="preserve">spent decades on exactly this question, and his answer remains the most precise definition of games</w:t>
+      </w:r>
+      <w:r>
+        <w:t xml:space="preserve"> </w:t>
+      </w:r>
+      <w:r>
+        <w:t xml:space="preserve">ever proposed.</w:t>
       </w:r>
     </w:p>
     <w:p>
@@ -1204,19 +1133,19 @@
         <w:t xml:space="preserve"> </w:t>
       </w:r>
       <w:r>
-        <w:t xml:space="preserve">— written as a Socratic dialogue between the</w:t>
-      </w:r>
-      <w:r>
-        <w:t xml:space="preserve"> </w:t>
-      </w:r>
-      <w:r>
-        <w:t xml:space="preserve">Grasshopper of Aesop's fable and his disciples, Skepticus and Prudence — is one of the most</w:t>
-      </w:r>
-      <w:r>
-        <w:t xml:space="preserve"> </w:t>
-      </w:r>
-      <w:r>
-        <w:t xml:space="preserve">original works of analytic philosophy of the twentieth century</w:t>
+        <w:t xml:space="preserve">— a Socratic dialogue between the Grasshopper of</w:t>
+      </w:r>
+      <w:r>
+        <w:t xml:space="preserve"> </w:t>
+      </w:r>
+      <w:r>
+        <w:t xml:space="preserve">Aesop's fable and his disciples, Skepticus and Prudence — is one of the most original works of</w:t>
+      </w:r>
+      <w:r>
+        <w:t xml:space="preserve"> </w:t>
+      </w:r>
+      <w:r>
+        <w:t xml:space="preserve">analytic philosophy of the twentieth century</w:t>
       </w:r>
       <w:r>
         <w:t xml:space="preserve"> </w:t>
@@ -1239,13 +1168,13 @@
         <w:t xml:space="preserve"> </w:t>
       </w:r>
       <w:r>
-        <w:t xml:space="preserve">This deceptively simple formula conceals enormous philosophical depth. It implies that what is</w:t>
-      </w:r>
-      <w:r>
-        <w:t xml:space="preserve"> </w:t>
-      </w:r>
-      <w:r>
-        <w:t xml:space="preserve">distinctive about games is not their outcomes but their</w:t>
+        <w:t xml:space="preserve">The deceptively simple formula conceals enormous depth. What is distinctive about games is not</w:t>
+      </w:r>
+      <w:r>
+        <w:t xml:space="preserve"> </w:t>
+      </w:r>
+      <w:r>
+        <w:t xml:space="preserve">their outcomes but their</w:t>
       </w:r>
       <w:r>
         <w:t xml:space="preserve"> </w:t>
@@ -1258,19 +1187,13 @@
         <w:t xml:space="preserve">structure</w:t>
       </w:r>
       <w:r>
-        <w:t xml:space="preserve">: the voluntary</w:t>
-      </w:r>
-      <w:r>
-        <w:t xml:space="preserve"> </w:t>
-      </w:r>
-      <w:r>
-        <w:t xml:space="preserve">acceptance of constraints that make achievement harder rather than easier, for the sake of the</w:t>
-      </w:r>
-      <w:r>
-        <w:t xml:space="preserve"> </w:t>
-      </w:r>
-      <w:r>
-        <w:t xml:space="preserve">activity itself.</w:t>
+        <w:t xml:space="preserve">: the voluntary acceptance of constraints that make</w:t>
+      </w:r>
+      <w:r>
+        <w:t xml:space="preserve"> </w:t>
+      </w:r>
+      <w:r>
+        <w:t xml:space="preserve">achievement harder rather than easier, for the sake of the activity itself.</w:t>
       </w:r>
     </w:p>
     <w:p>
@@ -1278,19 +1201,19 @@
         <w:pStyle w:val="KeyThinker"/>
       </w:pPr>
       <w:r>
-        <w:t xml:space="preserve">Suits extended his analysis into a broader philosophy of human life, arguing that in a utopia</w:t>
-      </w:r>
-      <w:r>
-        <w:t xml:space="preserve"> </w:t>
-      </w:r>
-      <w:r>
-        <w:t xml:space="preserve">— a world where all material needs were automatically satisfied — the only rational activities</w:t>
-      </w:r>
-      <w:r>
-        <w:t xml:space="preserve"> </w:t>
-      </w:r>
-      <w:r>
-        <w:t xml:space="preserve">remaining would be games. This argument has acquired new urgency in an era of AI-driven automation.</w:t>
+        <w:t xml:space="preserve">He extended the analysis into a philosophy of human life: in a utopia where all material needs</w:t>
+      </w:r>
+      <w:r>
+        <w:t xml:space="preserve"> </w:t>
+      </w:r>
+      <w:r>
+        <w:t xml:space="preserve">were automatically satisfied, the only rational activities left would be games — an argument</w:t>
+      </w:r>
+      <w:r>
+        <w:t xml:space="preserve"> </w:t>
+      </w:r>
+      <w:r>
+        <w:t xml:space="preserve">that has acquired new urgency in an era of AI-driven automation.</w:t>
       </w:r>
     </w:p>
     <w:bookmarkStart w:id="31" w:name="suits-three-elements"/>
@@ -1307,13 +1230,7 @@
         <w:pStyle w:val="FirstParagraph"/>
       </w:pPr>
       <w:r>
-        <w:t xml:space="preserve">Suits' definition of a game has three components, each of which is necessary and together they</w:t>
-      </w:r>
-      <w:r>
-        <w:t xml:space="preserve"> </w:t>
-      </w:r>
-      <w:r>
-        <w:t xml:space="preserve">are sufficient:</w:t>
+        <w:t xml:space="preserve">Suits' definition has three components, each necessary and together sufficient:</w:t>
       </w:r>
     </w:p>
     <w:p>
@@ -1351,7 +1268,7 @@
         <w:t xml:space="preserve"> </w:t>
       </w:r>
       <w:r>
-        <w:t xml:space="preserve">game — for example, getting a small ball into a hole in the ground.</w:t>
+        <w:t xml:space="preserve">game — getting a small ball into a hole in the ground.</w:t>
       </w:r>
       <w:r>
         <w:t xml:space="preserve"> </w:t>
@@ -1379,7 +1296,7 @@
         <w:t xml:space="preserve"> </w:t>
       </w:r>
       <w:r>
-        <w:t xml:space="preserve">the prelusory goal — for example, rules that require you to use a club rather than carry the ball.</w:t>
+        <w:t xml:space="preserve">it — requiring a club rather than carrying the ball.</w:t>
       </w:r>
       <w:r>
         <w:t xml:space="preserve"> </w:t>
@@ -1401,19 +1318,13 @@
         <w:t xml:space="preserve"> </w:t>
       </w:r>
       <w:r>
-        <w:t xml:space="preserve">the player's voluntary acceptance of the constitutive rules</w:t>
-      </w:r>
-      <w:r>
-        <w:t xml:space="preserve"> </w:t>
-      </w:r>
-      <w:r>
-        <w:t xml:space="preserve">because doing so makes the activity possible — accepting unnecessary obstacles as the condition</w:t>
-      </w:r>
-      <w:r>
-        <w:t xml:space="preserve"> </w:t>
-      </w:r>
-      <w:r>
-        <w:t xml:space="preserve">for playing at all.</w:t>
+        <w:t xml:space="preserve">the player's voluntary acceptance of those rules because</w:t>
+      </w:r>
+      <w:r>
+        <w:t xml:space="preserve"> </w:t>
+      </w:r>
+      <w:r>
+        <w:t xml:space="preserve">doing so makes the activity possible — unnecessary obstacles as the condition of playing at all.</w:t>
       </w:r>
     </w:p>
     <w:p>
@@ -1421,37 +1332,31 @@
         <w:pStyle w:val="BodyText"/>
       </w:pPr>
       <w:r>
-        <w:t xml:space="preserve">The golf example is illuminating. The prelusory goal — getting the ball into the hole — could be</w:t>
-      </w:r>
-      <w:r>
-        <w:t xml:space="preserve"> </w:t>
-      </w:r>
-      <w:r>
-        <w:t xml:space="preserve">trivially achieved by picking up the ball and dropping it in. But that would not be golf. The</w:t>
-      </w:r>
-      <w:r>
-        <w:t xml:space="preserve"> </w:t>
-      </w:r>
-      <w:r>
-        <w:t xml:space="preserve">constitutive rules require you to use a club, to start at a designated tee, to count every stroke.</w:t>
-      </w:r>
-      <w:r>
-        <w:t xml:space="preserve"> </w:t>
-      </w:r>
-      <w:r>
-        <w:t xml:space="preserve">These rules make the task harder. And crucially, the golfer accepts them willingly — not because</w:t>
-      </w:r>
-      <w:r>
-        <w:t xml:space="preserve"> </w:t>
-      </w:r>
-      <w:r>
-        <w:t xml:space="preserve">they are forced to, but because the rules are what constitute the activity they want to engage in.</w:t>
-      </w:r>
-      <w:r>
-        <w:t xml:space="preserve"> </w:t>
-      </w:r>
-      <w:r>
-        <w:t xml:space="preserve">Without the rules, there is no golf, only a ball and a hole.</w:t>
+        <w:t xml:space="preserve">The golf example is illuminating. The prelusory goal could be trivially achieved by picking the</w:t>
+      </w:r>
+      <w:r>
+        <w:t xml:space="preserve"> </w:t>
+      </w:r>
+      <w:r>
+        <w:t xml:space="preserve">ball up and dropping it in the hole. But that would not be golf. The constitutive rules require a</w:t>
+      </w:r>
+      <w:r>
+        <w:t xml:space="preserve"> </w:t>
+      </w:r>
+      <w:r>
+        <w:t xml:space="preserve">club, a designated tee, a count of every stroke; they make the task harder. And the golfer accepts</w:t>
+      </w:r>
+      <w:r>
+        <w:t xml:space="preserve"> </w:t>
+      </w:r>
+      <w:r>
+        <w:t xml:space="preserve">them willingly, because the rules are what constitute the activity they want to engage in. Without</w:t>
+      </w:r>
+      <w:r>
+        <w:t xml:space="preserve"> </w:t>
+      </w:r>
+      <w:r>
+        <w:t xml:space="preserve">them there is no golf, only a ball and a hole.</w:t>
       </w:r>
     </w:p>
     <w:p>
@@ -1492,7 +1397,10 @@
         <w:t xml:space="preserve">prelusory goal</w:t>
       </w:r>
       <w:r>
-        <w:t xml:space="preserve">: a state of affairs that could, in principle, be achieved without the game's rules.</w:t>
+        <w:t xml:space="preserve"> </w:t>
+      </w:r>
+      <w:r>
+        <w:t xml:space="preserve">achievable, in principle, without the game's rules.</w:t>
       </w:r>
     </w:p>
     <w:p>
@@ -1504,7 +1412,7 @@
         <w:pStyle w:val="Compact"/>
       </w:pPr>
       <w:r>
-        <w:t xml:space="preserve">The game's</w:t>
+        <w:t xml:space="preserve">Its</w:t>
       </w:r>
       <w:r>
         <w:t xml:space="preserve"> </w:t>
@@ -1520,7 +1428,7 @@
         <w:t xml:space="preserve"> </w:t>
       </w:r>
       <w:r>
-        <w:t xml:space="preserve">forbid the most efficient means of achieving that goal, making the task artificially harder.</w:t>
+        <w:t xml:space="preserve">forbid the most efficient means to that goal.</w:t>
       </w:r>
     </w:p>
     <w:p>
@@ -1545,7 +1453,7 @@
         <w:t xml:space="preserve">lusory attitude</w:t>
       </w:r>
       <w:r>
-        <w:t xml:space="preserve">: voluntarily accepting these unnecessary obstacles because doing so enables the activity.</w:t>
+        <w:t xml:space="preserve">, accepting those obstacles because doing so enables the activity.</w:t>
       </w:r>
     </w:p>
     <w:p>
@@ -1565,13 +1473,13 @@
         <w:t xml:space="preserve"> </w:t>
       </w:r>
       <w:r>
-        <w:t xml:space="preserve">therefore intrinsically valuable, not because of what they produce but because of the kind of</w:t>
-      </w:r>
-      <w:r>
-        <w:t xml:space="preserve"> </w:t>
-      </w:r>
-      <w:r>
-        <w:t xml:space="preserve">voluntary, structured striving they constitute.</w:t>
+        <w:t xml:space="preserve">intrinsically valuable, not for what they produce but for the kind of voluntary, structured</w:t>
+      </w:r>
+      <w:r>
+        <w:t xml:space="preserve"> </w:t>
+      </w:r>
+      <w:r>
+        <w:t xml:space="preserve">striving they constitute.</w:t>
       </w:r>
     </w:p>
     <w:bookmarkEnd w:id="31"/>
@@ -1589,13 +1497,13 @@
         <w:pStyle w:val="FirstParagraph"/>
       </w:pPr>
       <w:r>
-        <w:t xml:space="preserve">While Suits gave us the most precise definition of a game, the French sociologist Roger Caillois</w:t>
-      </w:r>
-      <w:r>
-        <w:t xml:space="preserve"> </w:t>
-      </w:r>
-      <w:r>
-        <w:t xml:space="preserve">offered the most useful taxonomy. In</w:t>
+        <w:t xml:space="preserve">If Suits gave us the most precise definition of a game, Caillois offered the most useful taxonomy.</w:t>
+      </w:r>
+      <w:r>
+        <w:t xml:space="preserve"> </w:t>
+      </w:r>
+      <w:r>
+        <w:t xml:space="preserve">In</w:t>
       </w:r>
       <w:r>
         <w:t xml:space="preserve"> </w:t>
@@ -1611,13 +1519,13 @@
         <w:t xml:space="preserve"> </w:t>
       </w:r>
       <w:r>
-        <w:t xml:space="preserve">(1958), Caillois identified four</w:t>
-      </w:r>
-      <w:r>
-        <w:t xml:space="preserve"> </w:t>
-      </w:r>
-      <w:r>
-        <w:t xml:space="preserve">fundamental types of play, each present in cultures across history:</w:t>
+        <w:t xml:space="preserve">(1958) he identified four fundamental types of play, each present</w:t>
+      </w:r>
+      <w:r>
+        <w:t xml:space="preserve"> </w:t>
+      </w:r>
+      <w:r>
+        <w:t xml:space="preserve">in cultures across history:</w:t>
       </w:r>
     </w:p>
     <w:p>
@@ -1923,13 +1831,7 @@
         <w:pStyle w:val="BodyText"/>
       </w:pPr>
       <w:r>
-        <w:t xml:space="preserve">One reason video games are so compelling is that they can combine all four types simultaneously.</w:t>
-      </w:r>
-      <w:r>
-        <w:t xml:space="preserve"> </w:t>
-      </w:r>
-      <w:r>
-        <w:t xml:space="preserve">A game like</w:t>
+        <w:t xml:space="preserve">One reason video games are so compelling is that they can combine all four types at once.</w:t>
       </w:r>
       <w:r>
         <w:t xml:space="preserve"> </w:t>
@@ -1955,13 +1857,13 @@
         <w:t xml:space="preserve">agôn</w:t>
       </w:r>
       <w:r>
-        <w:t xml:space="preserve">) against other</w:t>
-      </w:r>
-      <w:r>
-        <w:t xml:space="preserve"> </w:t>
-      </w:r>
-      <w:r>
-        <w:t xml:space="preserve">players, randomized loot and weapon drops (</w:t>
+        <w:t xml:space="preserve">), randomized loot and weapon</w:t>
+      </w:r>
+      <w:r>
+        <w:t xml:space="preserve"> </w:t>
+      </w:r>
+      <w:r>
+        <w:t xml:space="preserve">drops (</w:t>
       </w:r>
       <w:r>
         <w:rPr>
@@ -1971,13 +1873,7 @@
         <w:t xml:space="preserve">alea</w:t>
       </w:r>
       <w:r>
-        <w:t xml:space="preserve">), elaborate character skins and personas</w:t>
-      </w:r>
-      <w:r>
-        <w:t xml:space="preserve"> </w:t>
-      </w:r>
-      <w:r>
-        <w:t xml:space="preserve">(</w:t>
+        <w:t xml:space="preserve">), elaborate character skins and personas (</w:t>
       </w:r>
       <w:r>
         <w:rPr>
@@ -1987,7 +1883,13 @@
         <w:t xml:space="preserve">mimicry</w:t>
       </w:r>
       <w:r>
-        <w:t xml:space="preserve">), and an intense, sometimes overwhelming kinesthetic rush (</w:t>
+        <w:t xml:space="preserve">), and an intense</w:t>
+      </w:r>
+      <w:r>
+        <w:t xml:space="preserve"> </w:t>
+      </w:r>
+      <w:r>
+        <w:t xml:space="preserve">kinesthetic rush (</w:t>
       </w:r>
       <w:r>
         <w:rPr>
@@ -1997,13 +1899,7 @@
         <w:t xml:space="preserve">ilinx</w:t>
       </w:r>
       <w:r>
-        <w:t xml:space="preserve">). Few</w:t>
-      </w:r>
-      <w:r>
-        <w:t xml:space="preserve"> </w:t>
-      </w:r>
-      <w:r>
-        <w:t xml:space="preserve">other human activities can layer all four modes of play together.</w:t>
+        <w:t xml:space="preserve">). Few other human activities layer all four together.</w:t>
       </w:r>
     </w:p>
     <w:bookmarkEnd w:id="32"/>
@@ -2116,7 +2012,7 @@
         <w:t xml:space="preserve"> </w:t>
       </w:r>
       <w:r>
-        <w:t xml:space="preserve">and the epistemology of testimony. His 2020 book</w:t>
+        <w:t xml:space="preserve">and the epistemology of testimony.</w:t>
       </w:r>
       <w:r>
         <w:t xml:space="preserve"> </w:t>
@@ -2129,31 +2025,22 @@
         <w:t xml:space="preserve">Games: Agency as Art</w:t>
       </w:r>
       <w:r>
-        <w:t xml:space="preserve">, which won the</w:t>
-      </w:r>
-      <w:r>
-        <w:t xml:space="preserve"> </w:t>
-      </w:r>
-      <w:r>
-        <w:t xml:space="preserve">American Philosophical Association's book prize, argues that games are a distinctive art form —</w:t>
-      </w:r>
-      <w:r>
-        <w:t xml:space="preserve"> </w:t>
-      </w:r>
-      <w:r>
-        <w:t xml:space="preserve">not for their stories or their visuals, but for their mechanics. A game designer sculpts agency:</w:t>
-      </w:r>
-      <w:r>
-        <w:t xml:space="preserve"> </w:t>
-      </w:r>
-      <w:r>
-        <w:t xml:space="preserve">they determine what it feels like to pursue goals, make decisions, and experience success and</w:t>
-      </w:r>
-      <w:r>
-        <w:t xml:space="preserve"> </w:t>
-      </w:r>
-      <w:r>
-        <w:t xml:space="preserve">failure within a particular structure.</w:t>
+        <w:t xml:space="preserve"> </w:t>
+      </w:r>
+      <w:r>
+        <w:t xml:space="preserve">(2020), which won the American</w:t>
+      </w:r>
+      <w:r>
+        <w:t xml:space="preserve"> </w:t>
+      </w:r>
+      <w:r>
+        <w:t xml:space="preserve">Philosophical Association's book prize, argues that games are a distinctive art form — not for</w:t>
+      </w:r>
+      <w:r>
+        <w:t xml:space="preserve"> </w:t>
+      </w:r>
+      <w:r>
+        <w:t xml:space="preserve">their stories or their visuals, but for their mechanics.</w:t>
       </w:r>
     </w:p>
     <w:p>
@@ -2186,79 +2073,55 @@
         <w:t xml:space="preserve"> </w:t>
       </w:r>
       <w:r>
-        <w:t xml:space="preserve">a simplified, measurable score. A teacher who optimizes for student evaluation scores has</w:t>
-      </w:r>
-      <w:r>
-        <w:t xml:space="preserve"> </w:t>
-      </w:r>
-      <w:r>
-        <w:t xml:space="preserve">undergone value capture. A social media user who optimizes for likes has undergone value</w:t>
-      </w:r>
-      <w:r>
-        <w:t xml:space="preserve"> </w:t>
-      </w:r>
-      <w:r>
-        <w:t xml:space="preserve">capture. The simplicity of the score crowds out the complexity of what the activity was</w:t>
-      </w:r>
-      <w:r>
-        <w:t xml:space="preserve"> </w:t>
-      </w:r>
-      <w:r>
-        <w:t xml:space="preserve">originally for.</w:t>
+        <w:t xml:space="preserve">a simplified, measurable score. The simplicity of the score crowds out the complexity of what</w:t>
+      </w:r>
+      <w:r>
+        <w:t xml:space="preserve"> </w:t>
+      </w:r>
+      <w:r>
+        <w:t xml:space="preserve">the activity was originally for.</w:t>
       </w:r>
     </w:p>
     <w:p>
       <w:pPr>
         <w:pStyle w:val="BodyText"/>
       </w:pPr>
-      <w:r>
-        <w:t xml:space="preserve">Nguyen's concept of</w:t>
-      </w:r>
-      <w:r>
-        <w:t xml:space="preserve"> </w:t>
-      </w:r>
       <w:r>
         <w:rPr>
           <w:bCs/>
           <w:b/>
         </w:rPr>
-        <w:t xml:space="preserve">value capture</w:t>
-      </w:r>
-      <w:r>
-        <w:t xml:space="preserve"> </w:t>
-      </w:r>
-      <w:r>
-        <w:t xml:space="preserve">has important implications beyond games. When</w:t>
-      </w:r>
-      <w:r>
-        <w:t xml:space="preserve"> </w:t>
-      </w:r>
-      <w:r>
-        <w:t xml:space="preserve">a company gamifies its customer service platform with points and badges, it invites employees to</w:t>
-      </w:r>
-      <w:r>
-        <w:t xml:space="preserve"> </w:t>
-      </w:r>
-      <w:r>
-        <w:t xml:space="preserve">adopt a simplified set of game-values — maximize the score — in place of the richer values the</w:t>
-      </w:r>
-      <w:r>
-        <w:t xml:space="preserve"> </w:t>
-      </w:r>
-      <w:r>
-        <w:t xml:space="preserve">job was meant to serve. When universities measure teaching quality by student evaluation numbers,</w:t>
-      </w:r>
-      <w:r>
-        <w:t xml:space="preserve"> </w:t>
-      </w:r>
-      <w:r>
-        <w:t xml:space="preserve">professors who "play the game" optimize for likability rather than learning. Nguyen argues that</w:t>
-      </w:r>
-      <w:r>
-        <w:t xml:space="preserve"> </w:t>
-      </w:r>
-      <w:r>
-        <w:t xml:space="preserve">recognizing when our values have been captured by simplified scoring systems is one of the most</w:t>
+        <w:t xml:space="preserve">Value capture</w:t>
+      </w:r>
+      <w:r>
+        <w:t xml:space="preserve"> </w:t>
+      </w:r>
+      <w:r>
+        <w:t xml:space="preserve">reaches well beyond games. A company that gamifies customer service</w:t>
+      </w:r>
+      <w:r>
+        <w:t xml:space="preserve"> </w:t>
+      </w:r>
+      <w:r>
+        <w:t xml:space="preserve">with points and badges invites employees to maximize the score in place of the richer values the</w:t>
+      </w:r>
+      <w:r>
+        <w:t xml:space="preserve"> </w:t>
+      </w:r>
+      <w:r>
+        <w:t xml:space="preserve">job was meant to serve; universities that measure teaching by student evaluation numbers get</w:t>
+      </w:r>
+      <w:r>
+        <w:t xml:space="preserve"> </w:t>
+      </w:r>
+      <w:r>
+        <w:t xml:space="preserve">professors who "play the game" and optimize for likability rather than learning. Recognizing when</w:t>
+      </w:r>
+      <w:r>
+        <w:t xml:space="preserve"> </w:t>
+      </w:r>
+      <w:r>
+        <w:t xml:space="preserve">our values have been captured by a simplified scoring system, Nguyen argues, is one of the most</w:t>
       </w:r>
       <w:r>
         <w:t xml:space="preserve"> </w:t>
@@ -2281,7 +2144,7 @@
               <a:graphicData uri="http://schemas.openxmlformats.org/drawingml/2006/picture">
                 <pic:pic>
                   <pic:nvPicPr>
-                    <pic:cNvPr descr="/tmp/docx-build-87TwSJ/ch12_games-diagrams/diag_0.png" id="36" name="Picture"/>
+                    <pic:cNvPr descr="/tmp/docx-build-7NZiS3/ch12_games-diagrams/diag_0.png" id="36" name="Picture"/>
                     <pic:cNvPicPr>
                       <a:picLocks noChangeArrowheads="1" noChangeAspect="1"/>
                     </pic:cNvPicPr>
@@ -2319,7 +2182,7 @@
         <w:pStyle w:val="ImageCaption"/>
       </w:pPr>
       <w:r>
-        <w:t xml:space="preserve">Figure 12.1 — Suits' three elements (prelusory goal, constitutive rules, lusory attitude) combine to produce the distinctive structure of a game. Nguyen extends this: games sculpt agency itself, but gamification risks replacing rich human values with simplified scores.</w:t>
+        <w:t xml:space="preserve">Figure 12.1 — Suits' three elements combine to produce the distinctive structure of a game. Nguyen extends this: games sculpt agency itself, but gamification risks replacing rich human values with simplified scores.</w:t>
       </w:r>
     </w:p>
     <w:p>
@@ -2339,13 +2202,13 @@
         <w:pStyle w:val="Compact"/>
       </w:pPr>
       <w:r>
-        <w:t xml:space="preserve">Apply Suits' three-part test to each of the following: a mobile "idle game" that plays itself</w:t>
-      </w:r>
-      <w:r>
-        <w:t xml:space="preserve"> </w:t>
-      </w:r>
-      <w:r>
-        <w:t xml:space="preserve">while you sleep; a loot box; a farming simulation like</w:t>
+        <w:t xml:space="preserve">Apply Suits' three-part test to a mobile "idle game" that plays itself while you sleep, a</w:t>
+      </w:r>
+      <w:r>
+        <w:t xml:space="preserve"> </w:t>
+      </w:r>
+      <w:r>
+        <w:t xml:space="preserve">loot box, and a farming simulation like</w:t>
       </w:r>
       <w:r>
         <w:t xml:space="preserve"> </w:t>
@@ -2358,13 +2221,13 @@
         <w:t xml:space="preserve">Stardew Valley</w:t>
       </w:r>
       <w:r>
-        <w:t xml:space="preserve">. Which are</w:t>
-      </w:r>
-      <w:r>
-        <w:t xml:space="preserve"> </w:t>
-      </w:r>
-      <w:r>
-        <w:t xml:space="preserve">genuinely games on his definition, and does the answer matter?</w:t>
+        <w:t xml:space="preserve">. Which are genuinely games,</w:t>
+      </w:r>
+      <w:r>
+        <w:t xml:space="preserve"> </w:t>
+      </w:r>
+      <w:r>
+        <w:t xml:space="preserve">and does the answer matter?</w:t>
       </w:r>
     </w:p>
     <w:p>
@@ -2376,35 +2239,13 @@
         <w:pStyle w:val="Compact"/>
       </w:pPr>
       <w:r>
-        <w:t xml:space="preserve">Wittgenstein claimed that "game" has no essence, only family resemblances; Suits claimed he</w:t>
-      </w:r>
-      <w:r>
-        <w:t xml:space="preserve"> </w:t>
-      </w:r>
-      <w:r>
-        <w:t xml:space="preserve">had found the essence.</w:t>
-      </w:r>
-      <w:r>
-        <w:t xml:space="preserve"> </w:t>
-      </w:r>
-      <w:r>
-        <w:rPr>
-          <w:bCs/>
-          <w:b/>
-        </w:rPr>
-        <w:t xml:space="preserve">Steelman Wittgenstein.</w:t>
-      </w:r>
-      <w:r>
-        <w:t xml:space="preserve"> </w:t>
-      </w:r>
-      <w:r>
-        <w:t xml:space="preserve">What counterexample would you</w:t>
-      </w:r>
-      <w:r>
-        <w:t xml:space="preserve"> </w:t>
-      </w:r>
-      <w:r>
-        <w:t xml:space="preserve">put to Suits, and how might he answer it?</w:t>
+        <w:t xml:space="preserve">Describe a game you have played that fits more than one of Caillois' four categories. Which</w:t>
+      </w:r>
+      <w:r>
+        <w:t xml:space="preserve"> </w:t>
+      </w:r>
+      <w:r>
+        <w:t xml:space="preserve">category was doing the real work in keeping you playing?</w:t>
       </w:r>
     </w:p>
     <w:p>
@@ -2416,71 +2257,23 @@
         <w:pStyle w:val="Compact"/>
       </w:pPr>
       <w:r>
-        <w:t xml:space="preserve">Describe a game you have played that fits more than one of Caillois' four categories. Which</w:t>
-      </w:r>
-      <w:r>
-        <w:t xml:space="preserve"> </w:t>
-      </w:r>
-      <w:r>
-        <w:t xml:space="preserve">category was doing the real work in keeping you playing?</w:t>
-      </w:r>
-    </w:p>
-    <w:p>
-      <w:pPr>
-        <w:numPr>
-          <w:ilvl w:val="0"/>
-          <w:numId w:val="1005"/>
-        </w:numPr>
-        <w:pStyle w:val="Compact"/>
-      </w:pPr>
-      <w:r>
-        <w:t xml:space="preserve">Nguyen's</w:t>
-      </w:r>
-      <w:r>
-        <w:t xml:space="preserve"> </w:t>
-      </w:r>
-      <w:r>
         <w:rPr>
           <w:bCs/>
           <w:b/>
         </w:rPr>
-        <w:t xml:space="preserve">value capture</w:t>
-      </w:r>
-      <w:r>
-        <w:t xml:space="preserve"> </w:t>
-      </w:r>
-      <w:r>
-        <w:t xml:space="preserve">happens when a score crowds out the thing the score</w:t>
-      </w:r>
-      <w:r>
-        <w:t xml:space="preserve"> </w:t>
-      </w:r>
-      <w:r>
-        <w:t xml:space="preserve">was measuring. Where have you seen this happen — in school, in fitness apps, in social media,</w:t>
-      </w:r>
-      <w:r>
-        <w:t xml:space="preserve"> </w:t>
-      </w:r>
-      <w:r>
-        <w:t xml:space="preserve">at work? Did you notice at the time?</w:t>
-      </w:r>
-    </w:p>
-    <w:p>
-      <w:pPr>
-        <w:numPr>
-          <w:ilvl w:val="0"/>
-          <w:numId w:val="1005"/>
-        </w:numPr>
-        <w:pStyle w:val="Compact"/>
-      </w:pPr>
-      <w:r>
-        <w:t xml:space="preserve">If a game designer really does sculpt your agency while you play, does that give designers</w:t>
-      </w:r>
-      <w:r>
-        <w:t xml:space="preserve"> </w:t>
-      </w:r>
-      <w:r>
-        <w:t xml:space="preserve">ethical responsibilities that novelists and filmmakers do not have?</w:t>
+        <w:t xml:space="preserve">Value capture</w:t>
+      </w:r>
+      <w:r>
+        <w:t xml:space="preserve"> </w:t>
+      </w:r>
+      <w:r>
+        <w:t xml:space="preserve">happens when a score crowds out the thing it measured. Where</w:t>
+      </w:r>
+      <w:r>
+        <w:t xml:space="preserve"> </w:t>
+      </w:r>
+      <w:r>
+        <w:t xml:space="preserve">have you seen it — school, fitness apps, social media, work? Did you notice at the time?</w:t>
       </w:r>
     </w:p>
     <w:bookmarkEnd w:id="37"/>
@@ -2501,37 +2294,31 @@
         <w:pStyle w:val="FirstParagraph"/>
       </w:pPr>
       <w:r>
-        <w:t xml:space="preserve">Before evaluating whether video games actually harm players, it is worth stepping back to ask a</w:t>
-      </w:r>
-      <w:r>
-        <w:t xml:space="preserve"> </w:t>
-      </w:r>
-      <w:r>
-        <w:t xml:space="preserve">prior question: why do new entertainment media so reliably produce moral panics? The pattern is</w:t>
-      </w:r>
-      <w:r>
-        <w:t xml:space="preserve"> </w:t>
-      </w:r>
-      <w:r>
-        <w:t xml:space="preserve">remarkably consistent across history. Each new medium triggers the same fears — that it will</w:t>
-      </w:r>
-      <w:r>
-        <w:t xml:space="preserve"> </w:t>
-      </w:r>
-      <w:r>
-        <w:t xml:space="preserve">corrupt the young, undermine productivity, erode moral character, and distract society from</w:t>
-      </w:r>
-      <w:r>
-        <w:t xml:space="preserve"> </w:t>
-      </w:r>
-      <w:r>
-        <w:t xml:space="preserve">serious pursuits. And each time, those fears turn out to be substantially overstated, even as</w:t>
-      </w:r>
-      <w:r>
-        <w:t xml:space="preserve"> </w:t>
-      </w:r>
-      <w:r>
-        <w:t xml:space="preserve">genuine concerns are eventually identified.</w:t>
+        <w:t xml:space="preserve">Before evaluating whether video games actually harm players, ask a prior question: why do new</w:t>
+      </w:r>
+      <w:r>
+        <w:t xml:space="preserve"> </w:t>
+      </w:r>
+      <w:r>
+        <w:t xml:space="preserve">entertainment media so reliably produce moral panics? The pattern is remarkably consistent. Each</w:t>
+      </w:r>
+      <w:r>
+        <w:t xml:space="preserve"> </w:t>
+      </w:r>
+      <w:r>
+        <w:t xml:space="preserve">new medium triggers the same fears — that it will corrupt the young, undermine productivity, erode</w:t>
+      </w:r>
+      <w:r>
+        <w:t xml:space="preserve"> </w:t>
+      </w:r>
+      <w:r>
+        <w:t xml:space="preserve">character, and distract society from serious pursuits — and each time those fears turn out to be</w:t>
+      </w:r>
+      <w:r>
+        <w:t xml:space="preserve"> </w:t>
+      </w:r>
+      <w:r>
+        <w:t xml:space="preserve">substantially overstated, even as genuine concerns are eventually identified.</w:t>
       </w:r>
     </w:p>
     <w:p>
@@ -2692,17 +2479,7 @@
               <w:jc w:val="left"/>
             </w:pPr>
             <w:r>
-              <w:t xml:space="preserve">Senate hearings; linked to juvenile delinquency (</w:t>
-            </w:r>
-            <w:r>
-              <w:rPr>
-                <w:iCs/>
-                <w:i/>
-              </w:rPr>
-              <w:t xml:space="preserve">Seduction of the Innocent</w:t>
-            </w:r>
-            <w:r>
-              <w:t xml:space="preserve">)</w:t>
+              <w:t xml:space="preserve">Senate hearings; linked to juvenile delinquency</w:t>
             </w:r>
           </w:p>
         </w:tc>
@@ -2714,7 +2491,7 @@
               <w:jc w:val="left"/>
             </w:pPr>
             <w:r>
-              <w:t xml:space="preserve">Comics code was repressive but industry survived; no delinquency link found</w:t>
+              <w:t xml:space="preserve">Repressive comics code, but no delinquency link found</w:t>
             </w:r>
           </w:p>
         </w:tc>
@@ -2752,7 +2529,7 @@
               <w:jc w:val="left"/>
             </w:pPr>
             <w:r>
-              <w:t xml:space="preserve">Occult influence; linked to suicide and "satanic panic"</w:t>
+              <w:t xml:space="preserve">Occult influence; "satanic panic"</w:t>
             </w:r>
           </w:p>
         </w:tc>
@@ -2764,7 +2541,7 @@
               <w:jc w:val="left"/>
             </w:pPr>
             <w:r>
-              <w:t xml:space="preserve">No credible link; D&amp;D now mainstream family entertainment</w:t>
+              <w:t xml:space="preserve">No credible link; now mainstream entertainment</w:t>
             </w:r>
           </w:p>
         </w:tc>
@@ -2852,7 +2629,7 @@
               <w:jc w:val="left"/>
             </w:pPr>
             <w:r>
-              <w:t xml:space="preserve">Anxiety, depression, political polarization, addiction</w:t>
+              <w:t xml:space="preserve">Anxiety, depression, polarization, addiction</w:t>
             </w:r>
           </w:p>
         </w:tc>
@@ -2875,13 +2652,7 @@
         <w:pStyle w:val="BodyText"/>
       </w:pPr>
       <w:r>
-        <w:t xml:space="preserve">Understanding why this pattern recurs requires understanding the cultural context that makes new</w:t>
-      </w:r>
-      <w:r>
-        <w:t xml:space="preserve"> </w:t>
-      </w:r>
-      <w:r>
-        <w:t xml:space="preserve">entertainment media threatening. The sociologist Max Weber identified one deep source of that anxiety.</w:t>
+        <w:t xml:space="preserve">Why does the pattern recur? The sociologist Max Weber identified one deep source of the anxiety.</w:t>
       </w:r>
     </w:p>
     <w:p>
@@ -2943,19 +2714,13 @@
         <w:t xml:space="preserve"> </w:t>
       </w:r>
       <w:r>
-        <w:t xml:space="preserve">(published as a pair of essays in 1904–05) argued that the rise of capitalism</w:t>
-      </w:r>
-      <w:r>
-        <w:t xml:space="preserve"> </w:t>
-      </w:r>
-      <w:r>
-        <w:t xml:space="preserve">in Northern Europe was deeply connected to</w:t>
-      </w:r>
-      <w:r>
-        <w:t xml:space="preserve"> </w:t>
-      </w:r>
-      <w:r>
-        <w:t xml:space="preserve">the Calvinist theological doctrine of predestination</w:t>
+        <w:t xml:space="preserve">(a pair of essays, 1904–05) tied the rise of capitalism in Northern Europe to</w:t>
+      </w:r>
+      <w:r>
+        <w:t xml:space="preserve"> </w:t>
+      </w:r>
+      <w:r>
+        <w:t xml:space="preserve">the Calvinist doctrine of predestination</w:t>
       </w:r>
       <w:r>
         <w:t xml:space="preserve"> </w:t>
@@ -2964,19 +2729,19 @@
         <w:t xml:space="preserve">(Weber, 1958)</w:t>
       </w:r>
       <w:r>
-        <w:t xml:space="preserve">.</w:t>
-      </w:r>
-      <w:r>
-        <w:t xml:space="preserve"> </w:t>
-      </w:r>
-      <w:r>
-        <w:t xml:space="preserve">If salvation was predetermined and</w:t>
-      </w:r>
-      <w:r>
-        <w:t xml:space="preserve"> </w:t>
-      </w:r>
-      <w:r>
-        <w:t xml:space="preserve">unknowable, anxious Calvinists sought reassurance in worldly success as a</w:t>
+        <w:t xml:space="preserve">. If</w:t>
+      </w:r>
+      <w:r>
+        <w:t xml:space="preserve"> </w:t>
+      </w:r>
+      <w:r>
+        <w:t xml:space="preserve">salvation was predetermined and unknowable, anxious Calvinists sought reassurance in worldly</w:t>
+      </w:r>
+      <w:r>
+        <w:t xml:space="preserve"> </w:t>
+      </w:r>
+      <w:r>
+        <w:t xml:space="preserve">success as a</w:t>
       </w:r>
       <w:r>
         <w:t xml:space="preserve"> </w:t>
@@ -2992,19 +2757,13 @@
         <w:t xml:space="preserve"> </w:t>
       </w:r>
       <w:r>
-        <w:t xml:space="preserve">of</w:t>
-      </w:r>
-      <w:r>
-        <w:t xml:space="preserve"> </w:t>
-      </w:r>
-      <w:r>
-        <w:t xml:space="preserve">divine favor. Hard work, frugality, and the systematic reinvestment of profits became not just</w:t>
-      </w:r>
-      <w:r>
-        <w:t xml:space="preserve"> </w:t>
-      </w:r>
-      <w:r>
-        <w:t xml:space="preserve">economically useful but spiritually necessary.</w:t>
+        <w:t xml:space="preserve">of divine favor. Hard work, frugality, and reinvestment became not</w:t>
+      </w:r>
+      <w:r>
+        <w:t xml:space="preserve"> </w:t>
+      </w:r>
+      <w:r>
+        <w:t xml:space="preserve">merely useful but spiritually necessary.</w:t>
       </w:r>
     </w:p>
     <w:p>
@@ -3012,7 +2771,7 @@
         <w:pStyle w:val="KeyThinker"/>
       </w:pPr>
       <w:r>
-        <w:t xml:space="preserve">Weber argued that this religious mentality became secularized into what he called the</w:t>
+        <w:t xml:space="preserve">This mentality was then secularized into what Weber called the</w:t>
       </w:r>
       <w:r>
         <w:t xml:space="preserve"> </w:t>
@@ -3022,28 +2781,36 @@
           <w:bCs/>
           <w:b/>
         </w:rPr>
-        <w:t xml:space="preserve">Protestant work ethic</w:t>
-      </w:r>
-      <w:r>
-        <w:t xml:space="preserve">: the cultural norm that treats productive labor as</w:t>
-      </w:r>
-      <w:r>
-        <w:t xml:space="preserve"> </w:t>
-      </w:r>
-      <w:r>
-        <w:t xml:space="preserve">intrinsically virtuous and idleness as morally suspect. Even in a secular age, this ethic</w:t>
-      </w:r>
-      <w:r>
-        <w:t xml:space="preserve"> </w:t>
-      </w:r>
-      <w:r>
-        <w:t xml:space="preserve">persists — in the guilt many people feel about "wasting time," in the cultural prestige of</w:t>
-      </w:r>
-      <w:r>
-        <w:t xml:space="preserve"> </w:t>
-      </w:r>
-      <w:r>
-        <w:t xml:space="preserve">being busy, and in the implicit suspicion that people who play (especially games) are not</w:t>
+        <w:t xml:space="preserve">Protestant work</w:t>
+      </w:r>
+      <w:r>
+        <w:rPr>
+          <w:bCs/>
+          <w:b/>
+        </w:rPr>
+        <w:t xml:space="preserve"> </w:t>
+      </w:r>
+      <w:r>
+        <w:rPr>
+          <w:bCs/>
+          <w:b/>
+        </w:rPr>
+        <w:t xml:space="preserve">ethic</w:t>
+      </w:r>
+      <w:r>
+        <w:t xml:space="preserve">: the norm that treats productive labor as intrinsically virtuous and idleness as</w:t>
+      </w:r>
+      <w:r>
+        <w:t xml:space="preserve"> </w:t>
+      </w:r>
+      <w:r>
+        <w:t xml:space="preserve">morally suspect. Even in a secular age it persists — in the guilt many people feel about</w:t>
+      </w:r>
+      <w:r>
+        <w:t xml:space="preserve"> </w:t>
+      </w:r>
+      <w:r>
+        <w:t xml:space="preserve">"wasting time," in the prestige of being busy, in the suspicion that people who play are not</w:t>
       </w:r>
       <w:r>
         <w:t xml:space="preserve"> </w:t>
@@ -3057,19 +2824,19 @@
         <w:pStyle w:val="KeyThinker"/>
       </w:pPr>
       <w:r>
-        <w:t xml:space="preserve">Weber's analysis helps explain why entertainment media reliably triggers moral panic: play</w:t>
-      </w:r>
-      <w:r>
-        <w:t xml:space="preserve"> </w:t>
-      </w:r>
-      <w:r>
-        <w:t xml:space="preserve">is the paradigmatic form of socially unproductive activity, and in cultures shaped by the</w:t>
-      </w:r>
-      <w:r>
-        <w:t xml:space="preserve"> </w:t>
-      </w:r>
-      <w:r>
-        <w:t xml:space="preserve">Protestant work ethic, it carries a persistent taint of moral irresponsibility.</w:t>
+        <w:t xml:space="preserve">That explains why entertainment media reliably triggers moral panic: play is the paradigmatic</w:t>
+      </w:r>
+      <w:r>
+        <w:t xml:space="preserve"> </w:t>
+      </w:r>
+      <w:r>
+        <w:t xml:space="preserve">socially unproductive activity, and in cultures shaped by the work ethic it carries a</w:t>
+      </w:r>
+      <w:r>
+        <w:t xml:space="preserve"> </w:t>
+      </w:r>
+      <w:r>
+        <w:t xml:space="preserve">persistent taint of irresponsibility.</w:t>
       </w:r>
     </w:p>
     <w:p>
@@ -3077,31 +2844,25 @@
         <w:pStyle w:val="BodyText"/>
       </w:pPr>
       <w:r>
-        <w:t xml:space="preserve">The philosophical question Weber's analysis raises is whether the equation of virtue with productive</w:t>
-      </w:r>
-      <w:r>
-        <w:t xml:space="preserve"> </w:t>
-      </w:r>
-      <w:r>
-        <w:t xml:space="preserve">labor has any philosophical foundation — or whether it is merely a historical accident, a</w:t>
-      </w:r>
-      <w:r>
-        <w:t xml:space="preserve"> </w:t>
-      </w:r>
-      <w:r>
-        <w:t xml:space="preserve">contingent cultural norm that emerged from a specific theological tradition. As we will see when</w:t>
-      </w:r>
-      <w:r>
-        <w:t xml:space="preserve"> </w:t>
-      </w:r>
-      <w:r>
-        <w:t xml:space="preserve">we examine Suits' philosophy, there are strong reasons to think that the work ethic's suspicion</w:t>
-      </w:r>
-      <w:r>
-        <w:t xml:space="preserve"> </w:t>
-      </w:r>
-      <w:r>
-        <w:t xml:space="preserve">of play has things exactly backwards.</w:t>
+        <w:t xml:space="preserve">The question this raises is whether the equation of virtue with productive labor has any</w:t>
+      </w:r>
+      <w:r>
+        <w:t xml:space="preserve"> </w:t>
+      </w:r>
+      <w:r>
+        <w:t xml:space="preserve">philosophical foundation, or is merely a contingent norm that emerged from a specific theological</w:t>
+      </w:r>
+      <w:r>
+        <w:t xml:space="preserve"> </w:t>
+      </w:r>
+      <w:r>
+        <w:t xml:space="preserve">tradition. Suits' philosophy gives strong reasons to think the work ethic's suspicion of play has</w:t>
+      </w:r>
+      <w:r>
+        <w:t xml:space="preserve"> </w:t>
+      </w:r>
+      <w:r>
+        <w:t xml:space="preserve">things exactly backwards.</w:t>
       </w:r>
     </w:p>
     <w:p>
@@ -3125,13 +2886,13 @@
         <w:pStyle w:val="CaseStudy"/>
       </w:pPr>
       <w:r>
-        <w:t xml:space="preserve">In 1954, the United States Senate held hearings on the relationship between comic books and</w:t>
-      </w:r>
-      <w:r>
-        <w:t xml:space="preserve"> </w:t>
-      </w:r>
-      <w:r>
-        <w:t xml:space="preserve">juvenile delinquency, inspired by the psychiatrist Fredric Wertham's book</w:t>
+        <w:t xml:space="preserve">In 1954, the United States Senate held hearings on comic books and juvenile delinquency,</w:t>
+      </w:r>
+      <w:r>
+        <w:t xml:space="preserve"> </w:t>
+      </w:r>
+      <w:r>
+        <w:t xml:space="preserve">inspired by the psychiatrist Fredric Wertham's</w:t>
       </w:r>
       <w:r>
         <w:t xml:space="preserve"> </w:t>
@@ -3141,42 +2902,28 @@
           <w:iCs/>
           <w:i/>
         </w:rPr>
-        <w:t xml:space="preserve">Seduction of</w:t>
-      </w:r>
-      <w:r>
-        <w:rPr>
-          <w:iCs/>
-          <w:i/>
-        </w:rPr>
-        <w:t xml:space="preserve"> </w:t>
-      </w:r>
-      <w:r>
-        <w:rPr>
-          <w:iCs/>
-          <w:i/>
-        </w:rPr>
-        <w:t xml:space="preserve">the Innocent</w:t>
-      </w:r>
-      <w:r>
-        <w:t xml:space="preserve">. Wertham claimed that comics glorified violence, promoted sexual deviance,</w:t>
-      </w:r>
-      <w:r>
-        <w:t xml:space="preserve"> </w:t>
-      </w:r>
-      <w:r>
-        <w:t xml:space="preserve">and directly caused criminal behavior in young readers. Batman and Robin were cited as a</w:t>
-      </w:r>
-      <w:r>
-        <w:t xml:space="preserve"> </w:t>
-      </w:r>
-      <w:r>
-        <w:t xml:space="preserve">"homosexual fantasy." Wonder Woman was said to promote lesbianism. The hearings produced</w:t>
-      </w:r>
-      <w:r>
-        <w:t xml:space="preserve"> </w:t>
-      </w:r>
-      <w:r>
-        <w:t xml:space="preserve">national panic and led the industry to impose the Comics Code Authority on itself, which</w:t>
+        <w:t xml:space="preserve">Seduction of the Innocent</w:t>
+      </w:r>
+      <w:r>
+        <w:t xml:space="preserve">. Wertham</w:t>
+      </w:r>
+      <w:r>
+        <w:t xml:space="preserve"> </w:t>
+      </w:r>
+      <w:r>
+        <w:t xml:space="preserve">claimed comics glorified violence, promoted sexual deviance, and caused criminal behavior in</w:t>
+      </w:r>
+      <w:r>
+        <w:t xml:space="preserve"> </w:t>
+      </w:r>
+      <w:r>
+        <w:t xml:space="preserve">young readers; Batman and Robin were cited as a "homosexual fantasy," Wonder Woman as promoting</w:t>
+      </w:r>
+      <w:r>
+        <w:t xml:space="preserve"> </w:t>
+      </w:r>
+      <w:r>
+        <w:t xml:space="preserve">lesbianism. The panic led the industry to impose the Comics Code Authority on itself, which</w:t>
       </w:r>
       <w:r>
         <w:t xml:space="preserve"> </w:t>
@@ -3190,37 +2937,31 @@
         <w:pStyle w:val="CaseStudy"/>
       </w:pPr>
       <w:r>
-        <w:t xml:space="preserve">Subsequent scholarship found that Wertham's research was deeply flawed: he cherry-picked</w:t>
-      </w:r>
-      <w:r>
-        <w:t xml:space="preserve"> </w:t>
-      </w:r>
-      <w:r>
-        <w:t xml:space="preserve">cases, overstated and misreported his methods, and never established any causal link between</w:t>
-      </w:r>
-      <w:r>
-        <w:t xml:space="preserve"> </w:t>
-      </w:r>
-      <w:r>
-        <w:t xml:space="preserve">comics and delinquency. The moral panic was real; the danger was largely invented. When we</w:t>
-      </w:r>
-      <w:r>
-        <w:t xml:space="preserve"> </w:t>
-      </w:r>
-      <w:r>
-        <w:t xml:space="preserve">encounter similar claims about video games, social media, or any new medium, the comics episode</w:t>
-      </w:r>
-      <w:r>
-        <w:t xml:space="preserve"> </w:t>
-      </w:r>
-      <w:r>
-        <w:t xml:space="preserve">is a useful caution — though it is worth noticing that "the last panic was overblown" is not by</w:t>
-      </w:r>
-      <w:r>
-        <w:t xml:space="preserve"> </w:t>
-      </w:r>
-      <w:r>
-        <w:t xml:space="preserve">itself an argument that the current worry is.</w:t>
+        <w:t xml:space="preserve">Subsequent scholarship found Wertham's research deeply flawed: he cherry-picked cases,</w:t>
+      </w:r>
+      <w:r>
+        <w:t xml:space="preserve"> </w:t>
+      </w:r>
+      <w:r>
+        <w:t xml:space="preserve">overstated and misreported his methods, and never established any causal link. The moral panic</w:t>
+      </w:r>
+      <w:r>
+        <w:t xml:space="preserve"> </w:t>
+      </w:r>
+      <w:r>
+        <w:t xml:space="preserve">was real; the danger was largely invented. The episode is a useful caution against similar</w:t>
+      </w:r>
+      <w:r>
+        <w:t xml:space="preserve"> </w:t>
+      </w:r>
+      <w:r>
+        <w:t xml:space="preserve">claims about video games or social media — though notice that "the last panic was overblown" is</w:t>
+      </w:r>
+      <w:r>
+        <w:t xml:space="preserve"> </w:t>
+      </w:r>
+      <w:r>
+        <w:t xml:space="preserve">not by itself an argument that the current worry is.</w:t>
       </w:r>
     </w:p>
     <w:p>
@@ -3240,13 +2981,13 @@
         <w:pStyle w:val="Compact"/>
       </w:pPr>
       <w:r>
-        <w:t xml:space="preserve">Do you feel guilty spending an afternoon playing a video game? If so, where does that feeling</w:t>
-      </w:r>
-      <w:r>
-        <w:t xml:space="preserve"> </w:t>
-      </w:r>
-      <w:r>
-        <w:t xml:space="preserve">come from — and is it tracking anything real?</w:t>
+        <w:t xml:space="preserve">Do you feel guilty spending an afternoon playing a video game? Where does that feeling come</w:t>
+      </w:r>
+      <w:r>
+        <w:t xml:space="preserve"> </w:t>
+      </w:r>
+      <w:r>
+        <w:t xml:space="preserve">from — and is it tracking anything real?</w:t>
       </w:r>
     </w:p>
     <w:p>
@@ -3258,13 +2999,7 @@
         <w:pStyle w:val="Compact"/>
       </w:pPr>
       <w:r>
-        <w:t xml:space="preserve">The moral panic pattern predicts that fears about a new medium will be overstated. But</w:t>
-      </w:r>
-      <w:r>
-        <w:t xml:space="preserve"> </w:t>
-      </w:r>
-      <w:r>
-        <w:t xml:space="preserve">"everyone panicked last time and was wrong" is a weak inductive argument.</w:t>
+        <w:t xml:space="preserve">"Everyone panicked last time and was wrong" is a weak inductive argument.</w:t>
       </w:r>
       <w:r>
         <w:t xml:space="preserve"> </w:t>
@@ -3274,21 +3009,7 @@
           <w:bCs/>
           <w:b/>
         </w:rPr>
-        <w:t xml:space="preserve">Steelman the</w:t>
-      </w:r>
-      <w:r>
-        <w:rPr>
-          <w:bCs/>
-          <w:b/>
-        </w:rPr>
-        <w:t xml:space="preserve"> </w:t>
-      </w:r>
-      <w:r>
-        <w:rPr>
-          <w:bCs/>
-          <w:b/>
-        </w:rPr>
-        <w:t xml:space="preserve">worried parent</w:t>
+        <w:t xml:space="preserve">Steelman the worried parent</w:t>
       </w:r>
       <w:r>
         <w:t xml:space="preserve">: what would count as good evidence that</w:t>
@@ -3307,13 +3028,7 @@
         <w:t xml:space="preserve"> </w:t>
       </w:r>
       <w:r>
-        <w:t xml:space="preserve">medium really is</w:t>
-      </w:r>
-      <w:r>
-        <w:t xml:space="preserve"> </w:t>
-      </w:r>
-      <w:r>
-        <w:t xml:space="preserve">different?</w:t>
+        <w:t xml:space="preserve">medium really is different?</w:t>
       </w:r>
     </w:p>
     <w:p>
@@ -3325,37 +3040,13 @@
         <w:pStyle w:val="Compact"/>
       </w:pPr>
       <w:r>
-        <w:t xml:space="preserve">Weber traced the suspicion of idleness to Calvinist theology. Can you identify a rule or</w:t>
-      </w:r>
-      <w:r>
-        <w:t xml:space="preserve"> </w:t>
-      </w:r>
-      <w:r>
-        <w:t xml:space="preserve">expectation in your own school, workplace, or family that treats being busy as a virtue in</w:t>
-      </w:r>
-      <w:r>
-        <w:t xml:space="preserve"> </w:t>
-      </w:r>
-      <w:r>
-        <w:t xml:space="preserve">itself, independent of what the busyness produces?</w:t>
-      </w:r>
-    </w:p>
-    <w:p>
-      <w:pPr>
-        <w:numPr>
-          <w:ilvl w:val="0"/>
-          <w:numId w:val="1006"/>
-        </w:numPr>
-        <w:pStyle w:val="Compact"/>
-      </w:pPr>
-      <w:r>
-        <w:t xml:space="preserve">Which entry in Table 12.2 do you think is most likely to be judged differently in fifty</w:t>
-      </w:r>
-      <w:r>
-        <w:t xml:space="preserve"> </w:t>
-      </w:r>
-      <w:r>
-        <w:t xml:space="preserve">years, and why?</w:t>
+        <w:t xml:space="preserve">Which entry in Table 12.2 is most likely to be judged differently in fifty years, and</w:t>
+      </w:r>
+      <w:r>
+        <w:t xml:space="preserve"> </w:t>
+      </w:r>
+      <w:r>
+        <w:t xml:space="preserve">why?</w:t>
       </w:r>
     </w:p>
     <w:bookmarkEnd w:id="41"/>
@@ -3428,13 +3119,13 @@
         <w:t xml:space="preserve"> </w:t>
       </w:r>
       <w:r>
-        <w:t xml:space="preserve">simple arcade game has grown into a global industry with revenues above $200 billion a year —</w:t>
-      </w:r>
-      <w:r>
-        <w:t xml:space="preserve"> </w:t>
-      </w:r>
-      <w:r>
-        <w:t xml:space="preserve">several times the global box office and recorded music combined. Public domain image.</w:t>
+        <w:t xml:space="preserve">simple arcade game grew into an industry several times the size of global box office and</w:t>
+      </w:r>
+      <w:r>
+        <w:t xml:space="preserve"> </w:t>
+      </w:r>
+      <w:r>
+        <w:t xml:space="preserve">recorded music combined. Public domain image.</w:t>
       </w:r>
     </w:p>
     <w:p>
@@ -3454,13 +3145,13 @@
         <w:t xml:space="preserve"> </w:t>
       </w:r>
       <w:r>
-        <w:t xml:space="preserve">playing something in a given year — figures that come from commercial market research rather than</w:t>
-      </w:r>
-      <w:r>
-        <w:t xml:space="preserve"> </w:t>
-      </w:r>
-      <w:r>
-        <w:t xml:space="preserve">official statistics, and should be read as good estimates rather than exact counts</w:t>
+        <w:t xml:space="preserve">playing something in a given year — commercial market research rather than official statistics, so</w:t>
+      </w:r>
+      <w:r>
+        <w:t xml:space="preserve"> </w:t>
+      </w:r>
+      <w:r>
+        <w:t xml:space="preserve">good estimates rather than exact counts</w:t>
       </w:r>
       <w:r>
         <w:t xml:space="preserve"> </w:t>
@@ -3469,25 +3160,25 @@
         <w:t xml:space="preserve">(Newzoo, 2025)</w:t>
       </w:r>
       <w:r>
-        <w:t xml:space="preserve">. The questions</w:t>
-      </w:r>
-      <w:r>
-        <w:t xml:space="preserve"> </w:t>
-      </w:r>
-      <w:r>
-        <w:t xml:space="preserve">about games' effects — on attention, aggression, social skills, and moral character — are therefore</w:t>
-      </w:r>
-      <w:r>
-        <w:t xml:space="preserve"> </w:t>
-      </w:r>
-      <w:r>
-        <w:t xml:space="preserve">not marginal concerns. They matter for public policy, for parenting, and for understanding what a</w:t>
-      </w:r>
-      <w:r>
-        <w:t xml:space="preserve"> </w:t>
-      </w:r>
-      <w:r>
-        <w:t xml:space="preserve">substantial fraction of humanity is doing with a substantial fraction of its time.</w:t>
+        <w:t xml:space="preserve">. Questions</w:t>
+      </w:r>
+      <w:r>
+        <w:t xml:space="preserve"> </w:t>
+      </w:r>
+      <w:r>
+        <w:t xml:space="preserve">about games' effects — on attention, aggression, social skills, moral character — therefore matter</w:t>
+      </w:r>
+      <w:r>
+        <w:t xml:space="preserve"> </w:t>
+      </w:r>
+      <w:r>
+        <w:t xml:space="preserve">for policy, for parenting, and for understanding what much of humanity is doing with much of its</w:t>
+      </w:r>
+      <w:r>
+        <w:t xml:space="preserve"> </w:t>
+      </w:r>
+      <w:r>
+        <w:t xml:space="preserve">time.</w:t>
       </w:r>
     </w:p>
     <w:bookmarkStart w:id="46" w:name="the-violence-research-debate"/>
@@ -3531,19 +3222,13 @@
         <w:t xml:space="preserve">(Anderson et al., 2010)</w:t>
       </w:r>
       <w:r>
-        <w:t xml:space="preserve">. For a period in the 2000s and early 2010s,</w:t>
-      </w:r>
-      <w:r>
-        <w:t xml:space="preserve"> </w:t>
-      </w:r>
-      <w:r>
-        <w:t xml:space="preserve">Anderson's conclusions were widely cited in policy discussions and seemed to represent a scientific</w:t>
-      </w:r>
-      <w:r>
-        <w:t xml:space="preserve"> </w:t>
-      </w:r>
-      <w:r>
-        <w:t xml:space="preserve">consensus.</w:t>
+        <w:t xml:space="preserve">. Through the 2000s and early 2010s those</w:t>
+      </w:r>
+      <w:r>
+        <w:t xml:space="preserve"> </w:t>
+      </w:r>
+      <w:r>
+        <w:t xml:space="preserve">conclusions were widely cited in policy discussions and seemed to represent a scientific consensus.</w:t>
       </w:r>
     </w:p>
     <w:p>
@@ -3551,25 +3236,19 @@
         <w:pStyle w:val="BodyText"/>
       </w:pPr>
       <w:r>
-        <w:t xml:space="preserve">That appearance of consensus did not survive the decade. This is one of the places in the book</w:t>
-      </w:r>
-      <w:r>
-        <w:t xml:space="preserve"> </w:t>
-      </w:r>
-      <w:r>
-        <w:t xml:space="preserve">where the honest answer is that researchers of good faith still disagree, and it is worth watching</w:t>
-      </w:r>
-      <w:r>
-        <w:t xml:space="preserve"> </w:t>
-      </w:r>
-      <w:r>
-        <w:t xml:space="preserve">how the disagreement actually works rather than picking a side in advance. Set the two leading</w:t>
-      </w:r>
-      <w:r>
-        <w:t xml:space="preserve"> </w:t>
-      </w:r>
-      <w:r>
-        <w:t xml:space="preserve">positions against each other.</w:t>
+        <w:t xml:space="preserve">The appearance of consensus did not survive the decade. This is one of the places in the book where</w:t>
+      </w:r>
+      <w:r>
+        <w:t xml:space="preserve"> </w:t>
+      </w:r>
+      <w:r>
+        <w:t xml:space="preserve">the honest answer is that researchers of good faith still disagree, and it is worth watching how</w:t>
+      </w:r>
+      <w:r>
+        <w:t xml:space="preserve"> </w:t>
+      </w:r>
+      <w:r>
+        <w:t xml:space="preserve">the disagreement works rather than picking a side in advance.</w:t>
       </w:r>
     </w:p>
     <w:p>
@@ -3597,7 +3276,7 @@
         <w:pStyle w:val="Compact"/>
       </w:pPr>
       <w:r>
-        <w:t xml:space="preserve">Multiple meta-analyses across dozens of studies find correlations between violent game exposure and increased aggressive thoughts, feelings, and behaviors.</w:t>
+        <w:t xml:space="preserve">Meta-analyses across dozens of studies find correlations between violent game exposure and increased aggressive thoughts, feelings, and behaviors.</w:t>
       </w:r>
     </w:p>
     <w:p>
@@ -3609,7 +3288,7 @@
         <w:pStyle w:val="Compact"/>
       </w:pPr>
       <w:r>
-        <w:t xml:space="preserve">Experimental studies show short-term increases in aggression measures following violent game play.</w:t>
+        <w:t xml:space="preserve">Experimental studies show short-term increases in aggression measures after violent game play.</w:t>
       </w:r>
     </w:p>
     <w:p>
@@ -3633,7 +3312,7 @@
         <w:pStyle w:val="Compact"/>
       </w:pPr>
       <w:r>
-        <w:t xml:space="preserve">The mechanism is familiar and independently plausible: repeated rehearsal of a response, reliably rewarded, makes that response more available.</w:t>
+        <w:t xml:space="preserve">The mechanism is independently plausible: repeated rehearsal of a response, reliably rewarded, makes it more available.</w:t>
       </w:r>
     </w:p>
     <w:p>
@@ -3675,7 +3354,7 @@
         <w:pStyle w:val="Compact"/>
       </w:pPr>
       <w:r>
-        <w:t xml:space="preserve">The aggression measures used in laboratory studies (assigning hot sauce to a stranger, blasting noise through headphones, completing word fragments) have poor ecological validity — they do not predict real-world violence.</w:t>
+        <w:t xml:space="preserve">Laboratory aggression measures (assigning hot sauce to a stranger, blasting noise through headphones, completing word fragments) have poor ecological validity — they do not predict real-world violence.</w:t>
       </w:r>
     </w:p>
     <w:p>
@@ -3687,7 +3366,7 @@
         <w:pStyle w:val="Compact"/>
       </w:pPr>
       <w:r>
-        <w:t xml:space="preserve">The literature shows signs of publication bias: studies finding no effect are less likely to be published, which inflates the pooled estimate.</w:t>
+        <w:t xml:space="preserve">The literature shows signs of publication bias: null results are less likely to be published, which inflates the pooled estimate.</w:t>
       </w:r>
     </w:p>
     <w:p>
@@ -3711,7 +3390,7 @@
         <w:pStyle w:val="Compact"/>
       </w:pPr>
       <w:r>
-        <w:t xml:space="preserve">At the population level, sharply increased video game use over the past thirty years has coincided with a</w:t>
+        <w:t xml:space="preserve">At the population level, sharply increased game use over thirty years has coincided with a</w:t>
       </w:r>
       <w:r>
         <w:t xml:space="preserve"> </w:t>
@@ -3739,7 +3418,7 @@
         <w:pStyle w:val="Compact"/>
       </w:pPr>
       <w:r>
-        <w:t xml:space="preserve">Cross-national comparisons show no correlation between video game consumption and violent crime rates; some of the heaviest-gaming countries, such as Japan and South Korea, have among the lowest homicide rates in the world.</w:t>
+        <w:t xml:space="preserve">Cross-national comparisons show no correlation between game consumption and violent crime; some of the heaviest-gaming countries, Japan and South Korea among them, have the world's lowest homicide rates.</w:t>
       </w:r>
     </w:p>
     <w:p>
@@ -3767,13 +3446,13 @@
         <w:pStyle w:val="BodyText"/>
       </w:pPr>
       <w:r>
-        <w:t xml:space="preserve">Three developments since roughly 2015 have shifted expert opinion toward Ferguson's side of the</w:t>
-      </w:r>
-      <w:r>
-        <w:t xml:space="preserve"> </w:t>
-      </w:r>
-      <w:r>
-        <w:t xml:space="preserve">ledger, without settling the question. First,</w:t>
+        <w:t xml:space="preserve">Three developments since roughly 2015 have shifted expert opinion toward Ferguson's side, without</w:t>
+      </w:r>
+      <w:r>
+        <w:t xml:space="preserve"> </w:t>
+      </w:r>
+      <w:r>
+        <w:t xml:space="preserve">settling the question. First,</w:t>
       </w:r>
       <w:r>
         <w:t xml:space="preserve"> </w:t>
@@ -3789,31 +3468,31 @@
         <w:t xml:space="preserve"> </w:t>
       </w:r>
       <w:r>
-        <w:t xml:space="preserve">— in which</w:t>
-      </w:r>
-      <w:r>
-        <w:t xml:space="preserve"> </w:t>
-      </w:r>
-      <w:r>
-        <w:t xml:space="preserve">researchers publish their hypotheses and analysis plans before collecting data, closing off the</w:t>
-      </w:r>
-      <w:r>
-        <w:t xml:space="preserve"> </w:t>
-      </w:r>
-      <w:r>
-        <w:t xml:space="preserve">temptation to search for a significant result afterward — have generally failed to reproduce the</w:t>
-      </w:r>
-      <w:r>
-        <w:t xml:space="preserve"> </w:t>
-      </w:r>
-      <w:r>
-        <w:t xml:space="preserve">earlier effects. Andrew Przybylski and Netta Weinstein's preregistered study of British adolescents</w:t>
-      </w:r>
-      <w:r>
-        <w:t xml:space="preserve"> </w:t>
-      </w:r>
-      <w:r>
-        <w:t xml:space="preserve">(2019) found no relationship between violent game play and carer-reported aggressive behavior</w:t>
+        <w:t xml:space="preserve">— hypotheses and analysis</w:t>
+      </w:r>
+      <w:r>
+        <w:t xml:space="preserve"> </w:t>
+      </w:r>
+      <w:r>
+        <w:t xml:space="preserve">plans published before data are collected, closing off the search for a significant result</w:t>
+      </w:r>
+      <w:r>
+        <w:t xml:space="preserve"> </w:t>
+      </w:r>
+      <w:r>
+        <w:t xml:space="preserve">afterward — have generally failed to reproduce the earlier effects. Przybylski and Weinstein's</w:t>
+      </w:r>
+      <w:r>
+        <w:t xml:space="preserve"> </w:t>
+      </w:r>
+      <w:r>
+        <w:t xml:space="preserve">preregistered study of British adolescents (2019) found no relationship between violent game play</w:t>
+      </w:r>
+      <w:r>
+        <w:t xml:space="preserve"> </w:t>
+      </w:r>
+      <w:r>
+        <w:t xml:space="preserve">and carer-reported aggressive behavior</w:t>
       </w:r>
       <w:r>
         <w:t xml:space="preserve"> </w:t>
@@ -3834,19 +3513,19 @@
         <w:t xml:space="preserve"> </w:t>
       </w:r>
       <w:r>
-        <w:t xml:space="preserve">Ferguson's own meta-analytic work found that once methodological quality is taken into account,</w:t>
-      </w:r>
-      <w:r>
-        <w:t xml:space="preserve"> </w:t>
-      </w:r>
-      <w:r>
-        <w:t xml:space="preserve">video game influences on children's aggression, mental health, and academic performance are close</w:t>
-      </w:r>
-      <w:r>
-        <w:t xml:space="preserve"> </w:t>
-      </w:r>
-      <w:r>
-        <w:t xml:space="preserve">to trivial</w:t>
+        <w:t xml:space="preserve">Ferguson's own meta-analytic work found that once methodological quality is accounted for, video</w:t>
+      </w:r>
+      <w:r>
+        <w:t xml:space="preserve"> </w:t>
+      </w:r>
+      <w:r>
+        <w:t xml:space="preserve">game influences on children's aggression, mental health, and academic performance are close to</w:t>
+      </w:r>
+      <w:r>
+        <w:t xml:space="preserve"> </w:t>
+      </w:r>
+      <w:r>
+        <w:t xml:space="preserve">trivial</w:t>
       </w:r>
       <w:r>
         <w:t xml:space="preserve"> </w:t>
@@ -3861,13 +3540,13 @@
         <w:t xml:space="preserve"> </w:t>
       </w:r>
       <w:r>
-        <w:t xml:space="preserve">narrowed their language: the American Psychological Association's 2015 resolution on violent video</w:t>
-      </w:r>
-      <w:r>
-        <w:t xml:space="preserve"> </w:t>
-      </w:r>
-      <w:r>
-        <w:t xml:space="preserve">games was revised in February 2020</w:t>
+        <w:t xml:space="preserve">narrowed their language: the American Psychological Association revised its 2015 resolution in</w:t>
+      </w:r>
+      <w:r>
+        <w:t xml:space="preserve"> </w:t>
+      </w:r>
+      <w:r>
+        <w:t xml:space="preserve">February 2020</w:t>
       </w:r>
       <w:r>
         <w:t xml:space="preserve"> </w:t>
@@ -3879,7 +3558,13 @@
         <w:t xml:space="preserve"> </w:t>
       </w:r>
       <w:r>
-        <w:t xml:space="preserve">to say that the research shows an association with</w:t>
+        <w:t xml:space="preserve">to say the research shows an</w:t>
+      </w:r>
+      <w:r>
+        <w:t xml:space="preserve"> </w:t>
+      </w:r>
+      <w:r>
+        <w:t xml:space="preserve">association with</w:t>
       </w:r>
       <w:r>
         <w:t xml:space="preserve"> </w:t>
@@ -3895,7 +3580,7 @@
         <w:t xml:space="preserve"> </w:t>
       </w:r>
       <w:r>
-        <w:t xml:space="preserve">but is insufficient to support a causal link to</w:t>
+        <w:t xml:space="preserve">but cannot support a causal link to</w:t>
       </w:r>
       <w:r>
         <w:t xml:space="preserve"> </w:t>
@@ -3922,13 +3607,7 @@
         <w:t xml:space="preserve">behavior</w:t>
       </w:r>
       <w:r>
-        <w:t xml:space="preserve">, and that attributing events such as mass shootings to video games "is not</w:t>
-      </w:r>
-      <w:r>
-        <w:t xml:space="preserve"> </w:t>
-      </w:r>
-      <w:r>
-        <w:t xml:space="preserve">scientifically sound."</w:t>
+        <w:t xml:space="preserve">, and that blaming mass shootings on video games "is not scientifically sound."</w:t>
       </w:r>
     </w:p>
     <w:p>
@@ -3936,55 +3615,49 @@
         <w:pStyle w:val="BodyText"/>
       </w:pPr>
       <w:r>
-        <w:t xml:space="preserve">None of this means Anderson was simply wrong, and it would be a mistake to file the episode away</w:t>
-      </w:r>
-      <w:r>
-        <w:t xml:space="preserve"> </w:t>
-      </w:r>
-      <w:r>
-        <w:t xml:space="preserve">as another debunked panic. His defenders point out that small effects distributed across billions</w:t>
-      </w:r>
-      <w:r>
-        <w:t xml:space="preserve"> </w:t>
-      </w:r>
-      <w:r>
-        <w:t xml:space="preserve">of players can still matter at a population scale, and that "no effect on criminal violence" is</w:t>
-      </w:r>
-      <w:r>
-        <w:t xml:space="preserve"> </w:t>
-      </w:r>
-      <w:r>
-        <w:t xml:space="preserve">compatible with real effects on everyday hostility and desensitization. The defensible summary is</w:t>
-      </w:r>
-      <w:r>
-        <w:t xml:space="preserve"> </w:t>
-      </w:r>
-      <w:r>
-        <w:t xml:space="preserve">narrow: there is reasonable evidence for short-term increases in measured aggression in the</w:t>
-      </w:r>
-      <w:r>
-        <w:t xml:space="preserve"> </w:t>
-      </w:r>
-      <w:r>
-        <w:t xml:space="preserve">laboratory; the link between those measures and real-world violence is poorly established; and the</w:t>
-      </w:r>
-      <w:r>
-        <w:t xml:space="preserve"> </w:t>
-      </w:r>
-      <w:r>
-        <w:t xml:space="preserve">dramatic claims of the 2000s have not survived methodological scrutiny. Where evidence is this</w:t>
-      </w:r>
-      <w:r>
-        <w:t xml:space="preserve"> </w:t>
-      </w:r>
-      <w:r>
-        <w:t xml:space="preserve">contested, the philosophically interesting question is not "who won?" but "how much confidence</w:t>
-      </w:r>
-      <w:r>
-        <w:t xml:space="preserve"> </w:t>
-      </w:r>
-      <w:r>
-        <w:t xml:space="preserve">does this evidence license, and what should we do while we are still uncertain?"</w:t>
+        <w:t xml:space="preserve">None of this means Anderson was simply wrong, or that the episode can be filed away as another</w:t>
+      </w:r>
+      <w:r>
+        <w:t xml:space="preserve"> </w:t>
+      </w:r>
+      <w:r>
+        <w:t xml:space="preserve">debunked panic. His defenders point out that small effects spread across billions of players can</w:t>
+      </w:r>
+      <w:r>
+        <w:t xml:space="preserve"> </w:t>
+      </w:r>
+      <w:r>
+        <w:t xml:space="preserve">still matter at population scale, and that "no effect on criminal violence" is compatible with real</w:t>
+      </w:r>
+      <w:r>
+        <w:t xml:space="preserve"> </w:t>
+      </w:r>
+      <w:r>
+        <w:t xml:space="preserve">effects on everyday hostility and desensitization. The defensible summary is narrow: reasonable</w:t>
+      </w:r>
+      <w:r>
+        <w:t xml:space="preserve"> </w:t>
+      </w:r>
+      <w:r>
+        <w:t xml:space="preserve">evidence for short-term increases in measured aggression in the laboratory; a poorly established</w:t>
+      </w:r>
+      <w:r>
+        <w:t xml:space="preserve"> </w:t>
+      </w:r>
+      <w:r>
+        <w:t xml:space="preserve">link between those measures and real-world violence; and dramatic 2000s claims that have not</w:t>
+      </w:r>
+      <w:r>
+        <w:t xml:space="preserve"> </w:t>
+      </w:r>
+      <w:r>
+        <w:t xml:space="preserve">survived methodological scrutiny. Where evidence is this contested, the interesting question is not</w:t>
+      </w:r>
+      <w:r>
+        <w:t xml:space="preserve"> </w:t>
+      </w:r>
+      <w:r>
+        <w:t xml:space="preserve">"who won?" but "how much confidence does it license, and what should we do while still uncertain?"</w:t>
       </w:r>
     </w:p>
     <w:bookmarkEnd w:id="46"/>
@@ -4002,19 +3675,19 @@
         <w:pStyle w:val="FirstParagraph"/>
       </w:pPr>
       <w:r>
-        <w:t xml:space="preserve">A separate concern — distinct from violence — is whether games can become genuinely addictive.</w:t>
-      </w:r>
-      <w:r>
-        <w:t xml:space="preserve"> </w:t>
-      </w:r>
-      <w:r>
-        <w:t xml:space="preserve">In 2019, the World Health Organization added "Gaming Disorder" to the eleventh revision of the</w:t>
-      </w:r>
-      <w:r>
-        <w:t xml:space="preserve"> </w:t>
-      </w:r>
-      <w:r>
-        <w:t xml:space="preserve">International Classification of Diseases, which came into force in January 2022</w:t>
+        <w:t xml:space="preserve">A separate concern is whether games can become genuinely addictive. In 2019 the World Health</w:t>
+      </w:r>
+      <w:r>
+        <w:t xml:space="preserve"> </w:t>
+      </w:r>
+      <w:r>
+        <w:t xml:space="preserve">Organization added "Gaming Disorder" to the eleventh revision of the International Classification</w:t>
+      </w:r>
+      <w:r>
+        <w:t xml:space="preserve"> </w:t>
+      </w:r>
+      <w:r>
+        <w:t xml:space="preserve">of Diseases, in force since January 2022</w:t>
       </w:r>
       <w:r>
         <w:t xml:space="preserve"> </w:t>
@@ -4023,37 +3696,37 @@
         <w:t xml:space="preserve">(World Health Organization, 2019)</w:t>
       </w:r>
       <w:r>
-        <w:t xml:space="preserve">. The WHO defines it as a pattern of gaming</w:t>
-      </w:r>
-      <w:r>
-        <w:t xml:space="preserve"> </w:t>
-      </w:r>
-      <w:r>
-        <w:t xml:space="preserve">behavior characterized by impaired control, increasing priority given to games over other</w:t>
-      </w:r>
-      <w:r>
-        <w:t xml:space="preserve"> </w:t>
-      </w:r>
-      <w:r>
-        <w:t xml:space="preserve">activities, and continuation despite negative consequences, normally persisting for at least</w:t>
-      </w:r>
-      <w:r>
-        <w:t xml:space="preserve"> </w:t>
-      </w:r>
-      <w:r>
-        <w:t xml:space="preserve">twelve months and causing significant impairment. The diagnosis remains contested among clinicians,</w:t>
-      </w:r>
-      <w:r>
-        <w:t xml:space="preserve"> </w:t>
-      </w:r>
-      <w:r>
-        <w:t xml:space="preserve">and prevalence estimates vary widely with the criteria used: studies applying strict criteria to</w:t>
-      </w:r>
-      <w:r>
-        <w:t xml:space="preserve"> </w:t>
-      </w:r>
-      <w:r>
-        <w:t xml:space="preserve">general population samples have found that well under one percent of players qualify</w:t>
+        <w:t xml:space="preserve">: a</w:t>
+      </w:r>
+      <w:r>
+        <w:t xml:space="preserve"> </w:t>
+      </w:r>
+      <w:r>
+        <w:t xml:space="preserve">pattern of impaired control, priority given to games over other activities, and continuation</w:t>
+      </w:r>
+      <w:r>
+        <w:t xml:space="preserve"> </w:t>
+      </w:r>
+      <w:r>
+        <w:t xml:space="preserve">despite negative consequences, normally persisting at least twelve months and causing significant</w:t>
+      </w:r>
+      <w:r>
+        <w:t xml:space="preserve"> </w:t>
+      </w:r>
+      <w:r>
+        <w:t xml:space="preserve">impairment. The diagnosis remains contested, and prevalence estimates vary widely with the criteria</w:t>
+      </w:r>
+      <w:r>
+        <w:t xml:space="preserve"> </w:t>
+      </w:r>
+      <w:r>
+        <w:t xml:space="preserve">used — strict criteria applied to general population samples find well under one percent of players</w:t>
+      </w:r>
+      <w:r>
+        <w:t xml:space="preserve"> </w:t>
+      </w:r>
+      <w:r>
+        <w:t xml:space="preserve">qualifying</w:t>
       </w:r>
       <w:r>
         <w:t xml:space="preserve"> </w:t>
@@ -4062,19 +3735,13 @@
         <w:t xml:space="preserve">(Przybylski et al., 2017)</w:t>
       </w:r>
       <w:r>
-        <w:t xml:space="preserve">, while looser instruments produce figures</w:t>
-      </w:r>
-      <w:r>
-        <w:t xml:space="preserve"> </w:t>
-      </w:r>
-      <w:r>
-        <w:t xml:space="preserve">several times higher. The safe statement is that problematic gaming is real, that it is a minority</w:t>
-      </w:r>
-      <w:r>
-        <w:t xml:space="preserve"> </w:t>
-      </w:r>
-      <w:r>
-        <w:t xml:space="preserve">phenomenon, and that we do not yet measure it well.</w:t>
+        <w:t xml:space="preserve">, looser instruments several times</w:t>
+      </w:r>
+      <w:r>
+        <w:t xml:space="preserve"> </w:t>
+      </w:r>
+      <w:r>
+        <w:t xml:space="preserve">that. Problematic gaming is real, it is a minority phenomenon, and we do not yet measure it well.</w:t>
       </w:r>
     </w:p>
     <w:p>
@@ -4098,37 +3765,31 @@
         <w:pStyle w:val="CaseStudy"/>
       </w:pPr>
       <w:r>
-        <w:t xml:space="preserve">A loot box is a randomized in-game reward purchased with real money: the player pays, say,</w:t>
-      </w:r>
-      <w:r>
-        <w:t xml:space="preserve"> </w:t>
-      </w:r>
-      <w:r>
-        <w:t xml:space="preserve">$2.99 and receives a random assortment of in-game items, some common, some rare. The</w:t>
-      </w:r>
-      <w:r>
-        <w:t xml:space="preserve"> </w:t>
-      </w:r>
-      <w:r>
-        <w:t xml:space="preserve">psychological structure closely resembles a slot machine — variable-ratio reinforcement, the</w:t>
-      </w:r>
-      <w:r>
-        <w:t xml:space="preserve"> </w:t>
-      </w:r>
-      <w:r>
-        <w:t xml:space="preserve">schedule that produces the most persistent behavior — and two design features compound it. The</w:t>
-      </w:r>
-      <w:r>
-        <w:t xml:space="preserve"> </w:t>
-      </w:r>
-      <w:r>
-        <w:t xml:space="preserve">cost is usually disguised behind an intermediate currency of "coins" or "gems," and the mechanic</w:t>
-      </w:r>
-      <w:r>
-        <w:t xml:space="preserve"> </w:t>
-      </w:r>
-      <w:r>
-        <w:t xml:space="preserve">is most prevalent in games with very large young audiences.</w:t>
+        <w:t xml:space="preserve">A loot box is a randomized in-game reward bought with real money: pay $2.99, receive an</w:t>
+      </w:r>
+      <w:r>
+        <w:t xml:space="preserve"> </w:t>
+      </w:r>
+      <w:r>
+        <w:t xml:space="preserve">assortment of items, some common, some rare. The structure resembles a slot machine —</w:t>
+      </w:r>
+      <w:r>
+        <w:t xml:space="preserve"> </w:t>
+      </w:r>
+      <w:r>
+        <w:t xml:space="preserve">variable-ratio reinforcement, the schedule that produces the most persistent behavior — the cost</w:t>
+      </w:r>
+      <w:r>
+        <w:t xml:space="preserve"> </w:t>
+      </w:r>
+      <w:r>
+        <w:t xml:space="preserve">is usually hidden behind an intermediate currency of "coins" or "gems," and the mechanic is most</w:t>
+      </w:r>
+      <w:r>
+        <w:t xml:space="preserve"> </w:t>
+      </w:r>
+      <w:r>
+        <w:t xml:space="preserve">prevalent in games with very large young audiences.</w:t>
       </w:r>
     </w:p>
     <w:p>
@@ -4152,19 +3813,13 @@
         <w:t xml:space="preserve"> </w:t>
       </w:r>
       <w:r>
-        <w:t xml:space="preserve">Gaming and Betting Act, and publishers including Electronic Arts pulled the mechanic from Belgian</w:t>
-      </w:r>
-      <w:r>
-        <w:t xml:space="preserve"> </w:t>
-      </w:r>
-      <w:r>
-        <w:t xml:space="preserve">versions of their games. The Belgian position still stands, and it remains the strictest</w:t>
-      </w:r>
-      <w:r>
-        <w:t xml:space="preserve"> </w:t>
-      </w:r>
-      <w:r>
-        <w:t xml:space="preserve">straightforward ban in Europe. The</w:t>
+        <w:t xml:space="preserve">Gaming and Betting Act, and publishers pulled the mechanic from Belgian versions of their games —</w:t>
+      </w:r>
+      <w:r>
+        <w:t xml:space="preserve"> </w:t>
+      </w:r>
+      <w:r>
+        <w:t xml:space="preserve">EA stopped selling FIFA Points there. The Belgian ban still stands, the strictest in Europe. The</w:t>
       </w:r>
       <w:r>
         <w:t xml:space="preserve"> </w:t>
@@ -4180,19 +3835,13 @@
         <w:t xml:space="preserve"> </w:t>
       </w:r>
       <w:r>
-        <w:t xml:space="preserve">initially reached the same</w:t>
-      </w:r>
-      <w:r>
-        <w:t xml:space="preserve"> </w:t>
-      </w:r>
-      <w:r>
-        <w:t xml:space="preserve">conclusion and its gambling authority fined EA over the FIFA "Ultimate Team" packs — but that</w:t>
-      </w:r>
-      <w:r>
-        <w:t xml:space="preserve"> </w:t>
-      </w:r>
-      <w:r>
-        <w:t xml:space="preserve">decision was</w:t>
+        <w:t xml:space="preserve">initially reached the same conclusion and fined EA over the FIFA</w:t>
+      </w:r>
+      <w:r>
+        <w:t xml:space="preserve"> </w:t>
+      </w:r>
+      <w:r>
+        <w:t xml:space="preserve">"Ultimate Team" packs — but that decision was</w:t>
       </w:r>
       <w:r>
         <w:t xml:space="preserve"> </w:t>
@@ -4205,31 +3854,31 @@
         <w:t xml:space="preserve">overturned on appeal in March 2022</w:t>
       </w:r>
       <w:r>
-        <w:t xml:space="preserve">, when the Administrative</w:t>
-      </w:r>
-      <w:r>
-        <w:t xml:space="preserve"> </w:t>
-      </w:r>
-      <w:r>
-        <w:t xml:space="preserve">Jurisdiction Division of the Dutch Council of State held that opening packs is not a separate</w:t>
-      </w:r>
-      <w:r>
-        <w:t xml:space="preserve"> </w:t>
-      </w:r>
-      <w:r>
-        <w:t xml:space="preserve">game of chance but a chance element inside a wider game of skill. The fine was annulled. It is a</w:t>
-      </w:r>
-      <w:r>
-        <w:t xml:space="preserve"> </w:t>
-      </w:r>
-      <w:r>
-        <w:t xml:space="preserve">common error, repeated in many textbooks and news summaries, to say that both countries banned</w:t>
-      </w:r>
-      <w:r>
-        <w:t xml:space="preserve"> </w:t>
-      </w:r>
-      <w:r>
-        <w:t xml:space="preserve">loot boxes; only Belgium's ban survived</w:t>
+        <w:t xml:space="preserve">,</w:t>
+      </w:r>
+      <w:r>
+        <w:t xml:space="preserve"> </w:t>
+      </w:r>
+      <w:r>
+        <w:t xml:space="preserve">when the Dutch Council of State held that opening packs is not a separate game of chance but a</w:t>
+      </w:r>
+      <w:r>
+        <w:t xml:space="preserve"> </w:t>
+      </w:r>
+      <w:r>
+        <w:t xml:space="preserve">chance element inside a wider game of skill. The fine was annulled. It is a common error,</w:t>
+      </w:r>
+      <w:r>
+        <w:t xml:space="preserve"> </w:t>
+      </w:r>
+      <w:r>
+        <w:t xml:space="preserve">repeated in many textbooks and news summaries, to say that both countries banned loot boxes;</w:t>
+      </w:r>
+      <w:r>
+        <w:t xml:space="preserve"> </w:t>
+      </w:r>
+      <w:r>
+        <w:t xml:space="preserve">only Belgium's ban survived</w:t>
       </w:r>
       <w:r>
         <w:t xml:space="preserve"> </w:t>
@@ -4246,7 +3895,71 @@
         <w:pStyle w:val="CaseStudy"/>
       </w:pPr>
       <w:r>
-        <w:t xml:space="preserve">The picture since has fragmented rather than converged.</w:t>
+        <w:t xml:space="preserve">The picture since has fragmented rather than converged: China and South Korea require publishers</w:t>
+      </w:r>
+      <w:r>
+        <w:t xml:space="preserve"> </w:t>
+      </w:r>
+      <w:r>
+        <w:t xml:space="preserve">to disclose the exact probability of each reward; the United Kingdom declined to legislate,</w:t>
+      </w:r>
+      <w:r>
+        <w:t xml:space="preserve"> </w:t>
+      </w:r>
+      <w:r>
+        <w:t xml:space="preserve">preferring industry guidance; Brazil has banned paid loot boxes in games accessible to minors;</w:t>
+      </w:r>
+      <w:r>
+        <w:t xml:space="preserve"> </w:t>
+      </w:r>
+      <w:r>
+        <w:t xml:space="preserve">the European Union has issued principles on in-game currencies, with a stricter Digital Fairness</w:t>
+      </w:r>
+      <w:r>
+        <w:t xml:space="preserve"> </w:t>
+      </w:r>
+      <w:r>
+        <w:t xml:space="preserve">Act still only a proposal.</w:t>
+      </w:r>
+    </w:p>
+    <w:p>
+      <w:pPr>
+        <w:pStyle w:val="CaseStudy"/>
+      </w:pPr>
+      <w:r>
+        <w:t xml:space="preserve">The debate illustrates value capture: mechanics built to maximize monetization colonize players'</w:t>
+      </w:r>
+      <w:r>
+        <w:t xml:space="preserve"> </w:t>
+      </w:r>
+      <w:r>
+        <w:t xml:space="preserve">motivations, replacing play with compulsive spending. It also shows something about regulation.</w:t>
+      </w:r>
+      <w:r>
+        <w:t xml:space="preserve"> </w:t>
+      </w:r>
+      <w:r>
+        <w:t xml:space="preserve">Every jurisdiction is asking the same question — is this gambling? — and getting different</w:t>
+      </w:r>
+      <w:r>
+        <w:t xml:space="preserve"> </w:t>
+      </w:r>
+      <w:r>
+        <w:t xml:space="preserve">answers, because the answer turns on statutes written long before anyone imagined buying a</w:t>
+      </w:r>
+      <w:r>
+        <w:t xml:space="preserve"> </w:t>
+      </w:r>
+      <w:r>
+        <w:t xml:space="preserve">randomized soccer player for $2.99.</w:t>
+      </w:r>
+    </w:p>
+    <w:p>
+      <w:pPr>
+        <w:pStyle w:val="BodyText"/>
+      </w:pPr>
+      <w:r>
+        <w:t xml:space="preserve">Psychologists applying Ryan and Deci's</w:t>
       </w:r>
       <w:r>
         <w:t xml:space="preserve"> </w:t>
@@ -4256,13 +3969,281 @@
           <w:bCs/>
           <w:b/>
         </w:rPr>
-        <w:t xml:space="preserve">China</w:t>
-      </w:r>
-      <w:r>
-        <w:t xml:space="preserve"> </w:t>
-      </w:r>
-      <w:r>
-        <w:t xml:space="preserve">(from 2017) and</w:t>
+        <w:t xml:space="preserve">self-determination theory</w:t>
+      </w:r>
+      <w:r>
+        <w:t xml:space="preserve"> </w:t>
+      </w:r>
+      <w:r>
+        <w:t xml:space="preserve">offer a more</w:t>
+      </w:r>
+      <w:r>
+        <w:t xml:space="preserve"> </w:t>
+      </w:r>
+      <w:r>
+        <w:t xml:space="preserve">nuanced account</w:t>
+      </w:r>
+      <w:r>
+        <w:t xml:space="preserve"> </w:t>
+      </w:r>
+      <w:r>
+        <w:t xml:space="preserve">(Ryan &amp; Deci, 2000)</w:t>
+      </w:r>
+      <w:r>
+        <w:t xml:space="preserve">. Healthy motivation, on this view, requires</w:t>
+      </w:r>
+      <w:r>
+        <w:t xml:space="preserve"> </w:t>
+      </w:r>
+      <w:r>
+        <w:t xml:space="preserve">satisfying three basic needs: competence, autonomy, and relatedness. Games that supply genuine</w:t>
+      </w:r>
+      <w:r>
+        <w:t xml:space="preserve"> </w:t>
+      </w:r>
+      <w:r>
+        <w:t xml:space="preserve">mastery, meaningful choices, and real social connection tend to produce engaged play without</w:t>
+      </w:r>
+      <w:r>
+        <w:t xml:space="preserve"> </w:t>
+      </w:r>
+      <w:r>
+        <w:t xml:space="preserve">harmful dependence; games that frustrate those needs while working compulsion loops tend to produce</w:t>
+      </w:r>
+      <w:r>
+        <w:t xml:space="preserve"> </w:t>
+      </w:r>
+      <w:r>
+        <w:t xml:space="preserve">the anxious play associated with gaming disorder. The problem is not games as such but specific</w:t>
+      </w:r>
+      <w:r>
+        <w:t xml:space="preserve"> </w:t>
+      </w:r>
+      <w:r>
+        <w:t xml:space="preserve">design choices that undermine rather than support wellbeing.</w:t>
+      </w:r>
+    </w:p>
+    <w:bookmarkEnd w:id="47"/>
+    <w:bookmarkStart w:id="48" w:name="the-case-for-benefit"/>
+    <w:p>
+      <w:pPr>
+        <w:pStyle w:val="Heading3"/>
+      </w:pPr>
+      <w:r>
+        <w:t xml:space="preserve">The Case for Benefit</w:t>
+      </w:r>
+    </w:p>
+    <w:p>
+      <w:pPr>
+        <w:pStyle w:val="FirstParagraph"/>
+      </w:pPr>
+      <w:r>
+        <w:t xml:space="preserve">Jane McGonigal, a game designer at the Institute for the Future, has made the most sustained case</w:t>
+      </w:r>
+      <w:r>
+        <w:t xml:space="preserve"> </w:t>
+      </w:r>
+      <w:r>
+        <w:t xml:space="preserve">that games are not merely harmless but actively beneficial. Her 2011 book</w:t>
+      </w:r>
+      <w:r>
+        <w:t xml:space="preserve"> </w:t>
+      </w:r>
+      <w:r>
+        <w:rPr>
+          <w:iCs/>
+          <w:i/>
+        </w:rPr>
+        <w:t xml:space="preserve">Reality Is Broken</w:t>
+      </w:r>
+      <w:r>
+        <w:t xml:space="preserve"> </w:t>
+      </w:r>
+      <w:r>
+        <w:t xml:space="preserve">argues that well-designed games satisfy deep human needs more reliably than most real-world</w:t>
+      </w:r>
+      <w:r>
+        <w:t xml:space="preserve"> </w:t>
+      </w:r>
+      <w:r>
+        <w:t xml:space="preserve">activities</w:t>
+      </w:r>
+      <w:r>
+        <w:t xml:space="preserve"> </w:t>
+      </w:r>
+      <w:r>
+        <w:t xml:space="preserve">(McGonigal, 2011)</w:t>
+      </w:r>
+      <w:r>
+        <w:t xml:space="preserve">, through four features: urgent</w:t>
+      </w:r>
+      <w:r>
+        <w:t xml:space="preserve"> </w:t>
+      </w:r>
+      <w:r>
+        <w:t xml:space="preserve">optimism (the belief that an epic challenge is achievable), social fabric (relationships</w:t>
+      </w:r>
+      <w:r>
+        <w:t xml:space="preserve"> </w:t>
+      </w:r>
+      <w:r>
+        <w:t xml:space="preserve">strengthened through cooperation), blissful productivity (the satisfaction of hard work), and</w:t>
+      </w:r>
+      <w:r>
+        <w:t xml:space="preserve"> </w:t>
+      </w:r>
+      <w:r>
+        <w:t xml:space="preserve">epic meaning (participating in something larger than oneself).</w:t>
+      </w:r>
+    </w:p>
+    <w:p>
+      <w:pPr>
+        <w:pStyle w:val="BoxLabel"/>
+      </w:pPr>
+      <w:r>
+        <w:t xml:space="preserve">Case Study</w:t>
+      </w:r>
+    </w:p>
+    <w:p>
+      <w:pPr>
+        <w:pStyle w:val="BoxTitle"/>
+      </w:pPr>
+      <w:r>
+        <w:t xml:space="preserve">Foldit: When Games Solve Real Problems</w:t>
+      </w:r>
+    </w:p>
+    <w:p>
+      <w:pPr>
+        <w:pStyle w:val="CaseStudy"/>
+      </w:pPr>
+      <w:r>
+        <w:t xml:space="preserve">In 2008, biochemists and game designers at the University of Washington launched</w:t>
+      </w:r>
+      <w:r>
+        <w:t xml:space="preserve"> </w:t>
+      </w:r>
+      <w:r>
+        <w:rPr>
+          <w:iCs/>
+          <w:i/>
+        </w:rPr>
+        <w:t xml:space="preserve">Foldit</w:t>
+      </w:r>
+      <w:r>
+        <w:t xml:space="preserve">, which asked players to fold proteins into their optimal three-dimensional</w:t>
+      </w:r>
+      <w:r>
+        <w:t xml:space="preserve"> </w:t>
+      </w:r>
+      <w:r>
+        <w:t xml:space="preserve">configurations. Protein folding matters for understanding disease and designing drugs, but it is</w:t>
+      </w:r>
+      <w:r>
+        <w:t xml:space="preserve"> </w:t>
+      </w:r>
+      <w:r>
+        <w:t xml:space="preserve">computationally intractable — the number of possible configurations is astronomical.</w:t>
+      </w:r>
+    </w:p>
+    <w:p>
+      <w:pPr>
+        <w:pStyle w:val="CaseStudy"/>
+      </w:pPr>
+      <w:r>
+        <w:t xml:space="preserve">Within three years, Foldit players cracked a structure that had resisted crystallographers for</w:t>
+      </w:r>
+      <w:r>
+        <w:t xml:space="preserve"> </w:t>
+      </w:r>
+      <w:r>
+        <w:t xml:space="preserve">roughly fifteen years: the monomeric protease of the Mason–Pfizer monkey virus, a retrovirus</w:t>
+      </w:r>
+      <w:r>
+        <w:t xml:space="preserve"> </w:t>
+      </w:r>
+      <w:r>
+        <w:t xml:space="preserve">causing an AIDS-like disease in primates. Teams of players generated models good enough to solve</w:t>
+      </w:r>
+      <w:r>
+        <w:t xml:space="preserve"> </w:t>
+      </w:r>
+      <w:r>
+        <w:t xml:space="preserve">it in about ten days. The result appeared in</w:t>
+      </w:r>
+      <w:r>
+        <w:t xml:space="preserve"> </w:t>
+      </w:r>
+      <w:r>
+        <w:rPr>
+          <w:iCs/>
+          <w:i/>
+        </w:rPr>
+        <w:t xml:space="preserve">Nature Structural &amp; Molecular Biology</w:t>
+      </w:r>
+      <w:r>
+        <w:t xml:space="preserve"> </w:t>
+      </w:r>
+      <w:r>
+        <w:t xml:space="preserve">in 2011</w:t>
+      </w:r>
+      <w:r>
+        <w:t xml:space="preserve"> </w:t>
+      </w:r>
+      <w:r>
+        <w:t xml:space="preserve">(Khatib et al., 2011)</w:t>
+      </w:r>
+      <w:r>
+        <w:t xml:space="preserve">, with the players credited as authors — the</w:t>
+      </w:r>
+      <w:r>
+        <w:t xml:space="preserve"> </w:t>
+      </w:r>
+      <w:r>
+        <w:t xml:space="preserve">first time non-scientists had solved a long-standing problem of this kind. McGonigal cites it as</w:t>
+      </w:r>
+      <w:r>
+        <w:t xml:space="preserve"> </w:t>
+      </w:r>
+      <w:r>
+        <w:t xml:space="preserve">evidence that persistence, spatial reasoning, and collaboration can be directed at real science.</w:t>
+      </w:r>
+    </w:p>
+    <w:p>
+      <w:pPr>
+        <w:pStyle w:val="BodyText"/>
+      </w:pPr>
+      <w:r>
+        <w:t xml:space="preserve">Ian Bogost makes a different case for the significance of video games. In</w:t>
+      </w:r>
+      <w:r>
+        <w:t xml:space="preserve"> </w:t>
+      </w:r>
+      <w:r>
+        <w:rPr>
+          <w:iCs/>
+          <w:i/>
+        </w:rPr>
+        <w:t xml:space="preserve">Persuasive</w:t>
+      </w:r>
+      <w:r>
+        <w:rPr>
+          <w:iCs/>
+          <w:i/>
+        </w:rPr>
+        <w:t xml:space="preserve"> </w:t>
+      </w:r>
+      <w:r>
+        <w:rPr>
+          <w:iCs/>
+          <w:i/>
+        </w:rPr>
+        <w:t xml:space="preserve">Games</w:t>
+      </w:r>
+      <w:r>
+        <w:t xml:space="preserve"> </w:t>
+      </w:r>
+      <w:r>
+        <w:t xml:space="preserve">(2007) he argues that games have a distinctive rhetorical power he calls</w:t>
       </w:r>
       <w:r>
         <w:t xml:space="preserve"> </w:t>
@@ -4272,249 +4253,25 @@
           <w:bCs/>
           <w:b/>
         </w:rPr>
-        <w:t xml:space="preserve">South Korea</w:t>
-      </w:r>
-      <w:r>
-        <w:t xml:space="preserve"> </w:t>
-      </w:r>
-      <w:r>
-        <w:t xml:space="preserve">(from March 2024) require publishers to disclose the exact</w:t>
-      </w:r>
-      <w:r>
-        <w:t xml:space="preserve"> </w:t>
-      </w:r>
-      <w:r>
-        <w:t xml:space="preserve">probability of each reward, and Korean enforcement has been aggressive enough to change how games</w:t>
-      </w:r>
-      <w:r>
-        <w:t xml:space="preserve"> </w:t>
-      </w:r>
-      <w:r>
-        <w:t xml:space="preserve">are built worldwide. The</w:t>
-      </w:r>
-      <w:r>
-        <w:t xml:space="preserve"> </w:t>
-      </w:r>
-      <w:r>
-        <w:rPr>
-          <w:bCs/>
-          <w:b/>
-        </w:rPr>
-        <w:t xml:space="preserve">United Kingdom</w:t>
-      </w:r>
-      <w:r>
-        <w:t xml:space="preserve"> </w:t>
-      </w:r>
-      <w:r>
-        <w:t xml:space="preserve">decided in July 2022 not to legislate,</w:t>
-      </w:r>
-      <w:r>
-        <w:t xml:space="preserve"> </w:t>
-      </w:r>
-      <w:r>
-        <w:t xml:space="preserve">opting for industry-written guidance instead.</w:t>
-      </w:r>
-      <w:r>
-        <w:t xml:space="preserve"> </w:t>
-      </w:r>
-      <w:r>
-        <w:rPr>
-          <w:bCs/>
-          <w:b/>
-        </w:rPr>
-        <w:t xml:space="preserve">Brazil</w:t>
-      </w:r>
-      <w:r>
-        <w:t xml:space="preserve"> </w:t>
-      </w:r>
-      <w:r>
-        <w:t xml:space="preserve">took the strongest recent</w:t>
-      </w:r>
-      <w:r>
-        <w:t xml:space="preserve"> </w:t>
-      </w:r>
-      <w:r>
-        <w:t xml:space="preserve">step: its "Digital ECA" statute (Law 15,211/2025), in force since March 2026, bans paid loot boxes</w:t>
-      </w:r>
-      <w:r>
-        <w:t xml:space="preserve"> </w:t>
-      </w:r>
-      <w:r>
-        <w:t xml:space="preserve">in games accessible to minors. In the</w:t>
-      </w:r>
-      <w:r>
-        <w:t xml:space="preserve"> </w:t>
-      </w:r>
-      <w:r>
-        <w:rPr>
-          <w:bCs/>
-          <w:b/>
-        </w:rPr>
-        <w:t xml:space="preserve">European Union</w:t>
-      </w:r>
-      <w:r>
-        <w:t xml:space="preserve">, consumer-protection</w:t>
-      </w:r>
-      <w:r>
-        <w:t xml:space="preserve"> </w:t>
-      </w:r>
-      <w:r>
-        <w:t xml:space="preserve">authorities issued joint principles on in-game virtual currencies in March 2025, and a proposed</w:t>
-      </w:r>
-      <w:r>
-        <w:t xml:space="preserve"> </w:t>
-      </w:r>
-      <w:r>
-        <w:t xml:space="preserve">Digital Fairness Act would go further, restricting loot boxes and pay-to-win mechanics in games</w:t>
-      </w:r>
-      <w:r>
-        <w:t xml:space="preserve"> </w:t>
-      </w:r>
-      <w:r>
-        <w:t xml:space="preserve">likely to be used by minors — but as of mid-2026 it is a proposal, not law.</w:t>
-      </w:r>
-    </w:p>
-    <w:p>
-      <w:pPr>
-        <w:pStyle w:val="CaseStudy"/>
-      </w:pPr>
-      <w:r>
-        <w:t xml:space="preserve">The debate illustrates Nguyen's concept of value capture in action: mechanics designed to</w:t>
-      </w:r>
-      <w:r>
-        <w:t xml:space="preserve"> </w:t>
-      </w:r>
-      <w:r>
-        <w:t xml:space="preserve">maximize monetization can colonize players' motivations, replacing genuine play with compulsive</w:t>
-      </w:r>
-      <w:r>
-        <w:t xml:space="preserve"> </w:t>
-      </w:r>
-      <w:r>
-        <w:t xml:space="preserve">spending. It also illustrates something about regulation. Every jurisdiction above is asking the</w:t>
-      </w:r>
-      <w:r>
-        <w:t xml:space="preserve"> </w:t>
-      </w:r>
-      <w:r>
-        <w:t xml:space="preserve">same question — is this gambling? — and getting different answers, because the answer depends on</w:t>
-      </w:r>
-      <w:r>
-        <w:t xml:space="preserve"> </w:t>
-      </w:r>
-      <w:r>
-        <w:t xml:space="preserve">statutory definitions written long before anyone imagined buying a randomized soccer player for</w:t>
-      </w:r>
-      <w:r>
-        <w:t xml:space="preserve"> </w:t>
-      </w:r>
-      <w:r>
-        <w:t xml:space="preserve">$2.99.</w:t>
-      </w:r>
-    </w:p>
-    <w:p>
-      <w:pPr>
-        <w:pStyle w:val="BodyText"/>
-      </w:pPr>
-      <w:r>
-        <w:t xml:space="preserve">Psychologists applying Ryan and Deci's</w:t>
-      </w:r>
-      <w:r>
-        <w:t xml:space="preserve"> </w:t>
-      </w:r>
-      <w:r>
-        <w:rPr>
-          <w:bCs/>
-          <w:b/>
-        </w:rPr>
-        <w:t xml:space="preserve">self-determination theory</w:t>
-      </w:r>
-      <w:r>
-        <w:t xml:space="preserve"> </w:t>
-      </w:r>
-      <w:r>
-        <w:t xml:space="preserve">(SDT) have</w:t>
-      </w:r>
-      <w:r>
-        <w:t xml:space="preserve"> </w:t>
-      </w:r>
-      <w:r>
-        <w:t xml:space="preserve">offered a more nuanced account of problematic gaming</w:t>
-      </w:r>
-      <w:r>
-        <w:t xml:space="preserve"> </w:t>
-      </w:r>
-      <w:r>
-        <w:t xml:space="preserve">(Ryan &amp; Deci, 2000)</w:t>
-      </w:r>
-      <w:r>
-        <w:t xml:space="preserve">. SDT</w:t>
-      </w:r>
-      <w:r>
-        <w:t xml:space="preserve"> </w:t>
-      </w:r>
-      <w:r>
-        <w:t xml:space="preserve">holds that healthy motivation requires</w:t>
-      </w:r>
-      <w:r>
-        <w:t xml:space="preserve"> </w:t>
-      </w:r>
-      <w:r>
-        <w:t xml:space="preserve">satisfying three basic psychological needs: competence, autonomy, and relatedness. Games that</w:t>
-      </w:r>
-      <w:r>
-        <w:t xml:space="preserve"> </w:t>
-      </w:r>
-      <w:r>
-        <w:t xml:space="preserve">satisfy these needs — that give players a genuine sense of mastery, meaningful choices, and real</w:t>
-      </w:r>
-      <w:r>
-        <w:t xml:space="preserve"> </w:t>
-      </w:r>
-      <w:r>
-        <w:t xml:space="preserve">social connection — tend to produce engaged play without harmful dependence. Games that frustrate</w:t>
-      </w:r>
-      <w:r>
-        <w:t xml:space="preserve"> </w:t>
-      </w:r>
-      <w:r>
-        <w:t xml:space="preserve">these needs while manipulating players through compulsion loops tend to produce the anxious,</w:t>
-      </w:r>
-      <w:r>
-        <w:t xml:space="preserve"> </w:t>
-      </w:r>
-      <w:r>
-        <w:t xml:space="preserve">compulsive play associated with gaming disorder. The problem, on this view, is not games as such</w:t>
-      </w:r>
-      <w:r>
-        <w:t xml:space="preserve"> </w:t>
-      </w:r>
-      <w:r>
-        <w:t xml:space="preserve">but specific design choices that undermine rather than support psychological wellbeing.</w:t>
-      </w:r>
-    </w:p>
-    <w:bookmarkEnd w:id="47"/>
-    <w:bookmarkStart w:id="48" w:name="the-case-for-benefit"/>
-    <w:p>
-      <w:pPr>
-        <w:pStyle w:val="Heading3"/>
-      </w:pPr>
-      <w:r>
-        <w:t xml:space="preserve">The Case for Benefit</w:t>
-      </w:r>
-    </w:p>
-    <w:p>
-      <w:pPr>
-        <w:pStyle w:val="FirstParagraph"/>
-      </w:pPr>
-      <w:r>
-        <w:t xml:space="preserve">Jane McGonigal, a game designer and researcher at the Institute for the Future, has made the</w:t>
-      </w:r>
-      <w:r>
-        <w:t xml:space="preserve"> </w:t>
-      </w:r>
-      <w:r>
-        <w:t xml:space="preserve">most sustained case that games are not merely harmless but actively beneficial. Her 2011 book</w:t>
+        <w:t xml:space="preserve">procedural rhetoric</w:t>
+      </w:r>
+      <w:r>
+        <w:t xml:space="preserve">: the ability to argue through rules and mechanics, not just</w:t>
+      </w:r>
+      <w:r>
+        <w:t xml:space="preserve"> </w:t>
+      </w:r>
+      <w:r>
+        <w:t xml:space="preserve">story or visuals</w:t>
+      </w:r>
+      <w:r>
+        <w:t xml:space="preserve"> </w:t>
+      </w:r>
+      <w:r>
+        <w:t xml:space="preserve">(Bogost, 2007)</w:t>
+      </w:r>
+      <w:r>
+        <w:t xml:space="preserve">.</w:t>
       </w:r>
       <w:r>
         <w:t xml:space="preserve"> </w:t>
@@ -4524,76 +4281,19 @@
           <w:iCs/>
           <w:i/>
         </w:rPr>
-        <w:t xml:space="preserve">Reality Is Broken</w:t>
-      </w:r>
-      <w:r>
-        <w:t xml:space="preserve"> </w:t>
-      </w:r>
-      <w:r>
-        <w:t xml:space="preserve">argues that well-designed games satisfy deep human needs more</w:t>
-      </w:r>
-      <w:r>
-        <w:t xml:space="preserve"> </w:t>
-      </w:r>
-      <w:r>
-        <w:t xml:space="preserve">reliably than most real-world activities</w:t>
-      </w:r>
-      <w:r>
-        <w:t xml:space="preserve"> </w:t>
-      </w:r>
-      <w:r>
-        <w:t xml:space="preserve">(McGonigal, 2011)</w:t>
-      </w:r>
-      <w:r>
-        <w:t xml:space="preserve">,</w:t>
-      </w:r>
-      <w:r>
-        <w:t xml:space="preserve"> </w:t>
-      </w:r>
-      <w:r>
-        <w:t xml:space="preserve">delivering four features that foster flourishing:</w:t>
-      </w:r>
-      <w:r>
-        <w:t xml:space="preserve"> </w:t>
-      </w:r>
-      <w:r>
-        <w:t xml:space="preserve">urgent optimism (the belief that an epic challenge is achievable), social fabric (relationships</w:t>
-      </w:r>
-      <w:r>
-        <w:t xml:space="preserve"> </w:t>
-      </w:r>
-      <w:r>
-        <w:t xml:space="preserve">strengthened through cooperation), blissful productivity (the satisfaction of hard work), and</w:t>
-      </w:r>
-      <w:r>
-        <w:t xml:space="preserve"> </w:t>
-      </w:r>
-      <w:r>
-        <w:t xml:space="preserve">epic meaning (a sense of participating in something larger than oneself).</w:t>
-      </w:r>
-    </w:p>
-    <w:p>
-      <w:pPr>
-        <w:pStyle w:val="BoxLabel"/>
-      </w:pPr>
-      <w:r>
-        <w:t xml:space="preserve">Case Study</w:t>
-      </w:r>
-    </w:p>
-    <w:p>
-      <w:pPr>
-        <w:pStyle w:val="BoxTitle"/>
-      </w:pPr>
-      <w:r>
-        <w:t xml:space="preserve">Foldit: When Games Solve Real Problems</w:t>
-      </w:r>
-    </w:p>
-    <w:p>
-      <w:pPr>
-        <w:pStyle w:val="CaseStudy"/>
-      </w:pPr>
-      <w:r>
-        <w:t xml:space="preserve">In 2008, a team of biochemists and game designers at the University of Washington launched</w:t>
+        <w:t xml:space="preserve">Spent</w:t>
+      </w:r>
+      <w:r>
+        <w:t xml:space="preserve"> </w:t>
+      </w:r>
+      <w:r>
+        <w:t xml:space="preserve">(2011), which</w:t>
+      </w:r>
+      <w:r>
+        <w:t xml:space="preserve"> </w:t>
+      </w:r>
+      <w:r>
+        <w:t xml:space="preserve">simulates the impossible financial choices of people in poverty, and</w:t>
       </w:r>
       <w:r>
         <w:t xml:space="preserve"> </w:t>
@@ -4603,54 +4303,25 @@
           <w:iCs/>
           <w:i/>
         </w:rPr>
-        <w:t xml:space="preserve">Foldit</w:t>
-      </w:r>
-      <w:r>
-        <w:t xml:space="preserve">, a game that asked players to fold proteins into their optimal three-dimensional</w:t>
-      </w:r>
-      <w:r>
-        <w:t xml:space="preserve"> </w:t>
-      </w:r>
-      <w:r>
-        <w:t xml:space="preserve">configurations. Protein folding is crucial for understanding disease and designing drugs, but</w:t>
-      </w:r>
-      <w:r>
-        <w:t xml:space="preserve"> </w:t>
-      </w:r>
-      <w:r>
-        <w:t xml:space="preserve">it is also computationally intractable — the number of possible configurations is astronomical.</w:t>
-      </w:r>
-    </w:p>
-    <w:p>
-      <w:pPr>
-        <w:pStyle w:val="CaseStudy"/>
-      </w:pPr>
-      <w:r>
-        <w:t xml:space="preserve">Within three years, Foldit players had produced a solution to a structure that had resisted</w:t>
-      </w:r>
-      <w:r>
-        <w:t xml:space="preserve"> </w:t>
-      </w:r>
-      <w:r>
-        <w:t xml:space="preserve">crystallographers for roughly fifteen years: the monomeric protease of the Mason–Pfizer monkey</w:t>
-      </w:r>
-      <w:r>
-        <w:t xml:space="preserve"> </w:t>
-      </w:r>
-      <w:r>
-        <w:t xml:space="preserve">virus, a retrovirus that causes an AIDS-like disease in primates. Players working in teams</w:t>
-      </w:r>
-      <w:r>
-        <w:t xml:space="preserve"> </w:t>
-      </w:r>
-      <w:r>
-        <w:t xml:space="preserve">generated models good enough to solve the structure in about ten days. The result was published</w:t>
-      </w:r>
-      <w:r>
-        <w:t xml:space="preserve"> </w:t>
-      </w:r>
-      <w:r>
-        <w:t xml:space="preserve">in</w:t>
+        <w:t xml:space="preserve">Papers, Please</w:t>
+      </w:r>
+      <w:r>
+        <w:t xml:space="preserve"> </w:t>
+      </w:r>
+      <w:r>
+        <w:t xml:space="preserve">(2013), in which players work as border officers in a dystopian state and are implicated in its</w:t>
+      </w:r>
+      <w:r>
+        <w:t xml:space="preserve"> </w:t>
+      </w:r>
+      <w:r>
+        <w:t xml:space="preserve">cruelty by the act of following its rules, argue through their mechanics in ways no other medium</w:t>
+      </w:r>
+      <w:r>
+        <w:t xml:space="preserve"> </w:t>
+      </w:r>
+      <w:r>
+        <w:t xml:space="preserve">could match. Twenty minutes of</w:t>
       </w:r>
       <w:r>
         <w:t xml:space="preserve"> </w:t>
@@ -4660,190 +4331,13 @@
           <w:iCs/>
           <w:i/>
         </w:rPr>
-        <w:t xml:space="preserve">Nature Structural &amp; Molecular Biology</w:t>
-      </w:r>
-      <w:r>
-        <w:t xml:space="preserve"> </w:t>
-      </w:r>
-      <w:r>
-        <w:t xml:space="preserve">in 2011</w:t>
-      </w:r>
-      <w:r>
-        <w:t xml:space="preserve"> </w:t>
-      </w:r>
-      <w:r>
-        <w:t xml:space="preserve">(Khatib et al., 2011)</w:t>
-      </w:r>
-      <w:r>
-        <w:t xml:space="preserve">, with the Foldit players credited</w:t>
-      </w:r>
-      <w:r>
-        <w:t xml:space="preserve"> </w:t>
-      </w:r>
-      <w:r>
-        <w:t xml:space="preserve">as authors — the first time non-scientists had solved a long-standing problem of this kind.</w:t>
-      </w:r>
-      <w:r>
-        <w:t xml:space="preserve"> </w:t>
-      </w:r>
-      <w:r>
-        <w:t xml:space="preserve">McGonigal cites this as evidence that gamers' combination of persistence, spatial reasoning,</w:t>
-      </w:r>
-      <w:r>
-        <w:t xml:space="preserve"> </w:t>
-      </w:r>
-      <w:r>
-        <w:t xml:space="preserve">and collaborative problem-solving can be directed toward genuine scientific problems.</w:t>
-      </w:r>
-    </w:p>
-    <w:p>
-      <w:pPr>
-        <w:pStyle w:val="BodyText"/>
-      </w:pPr>
-      <w:r>
-        <w:t xml:space="preserve">The media theorist and game designer Ian Bogost has developed a different argument for the</w:t>
-      </w:r>
-      <w:r>
-        <w:t xml:space="preserve"> </w:t>
-      </w:r>
-      <w:r>
-        <w:t xml:space="preserve">significance of video games. In</w:t>
-      </w:r>
-      <w:r>
-        <w:t xml:space="preserve"> </w:t>
-      </w:r>
-      <w:r>
-        <w:rPr>
-          <w:iCs/>
-          <w:i/>
-        </w:rPr>
-        <w:t xml:space="preserve">Persuasive Games</w:t>
-      </w:r>
-      <w:r>
-        <w:t xml:space="preserve"> </w:t>
-      </w:r>
-      <w:r>
-        <w:t xml:space="preserve">(2007), Bogost argues that games have a</w:t>
-      </w:r>
-      <w:r>
-        <w:t xml:space="preserve"> </w:t>
-      </w:r>
-      <w:r>
-        <w:t xml:space="preserve">distinctive rhetorical power he calls</w:t>
-      </w:r>
-      <w:r>
-        <w:t xml:space="preserve"> </w:t>
-      </w:r>
-      <w:r>
-        <w:rPr>
-          <w:bCs/>
-          <w:b/>
-        </w:rPr>
-        <w:t xml:space="preserve">procedural rhetoric</w:t>
-      </w:r>
-      <w:r>
-        <w:t xml:space="preserve">: the ability to make</w:t>
-      </w:r>
-      <w:r>
-        <w:t xml:space="preserve"> </w:t>
-      </w:r>
-      <w:r>
-        <w:t xml:space="preserve">arguments through the rules and mechanics of the game itself, not just through its story or visuals</w:t>
-      </w:r>
-      <w:r>
-        <w:t xml:space="preserve"> </w:t>
-      </w:r>
-      <w:r>
-        <w:t xml:space="preserve">(Bogost, 2007)</w:t>
-      </w:r>
-      <w:r>
-        <w:t xml:space="preserve">. Games like</w:t>
-      </w:r>
-      <w:r>
-        <w:t xml:space="preserve"> </w:t>
-      </w:r>
-      <w:r>
-        <w:rPr>
-          <w:iCs/>
-          <w:i/>
-        </w:rPr>
         <w:t xml:space="preserve">Spent</w:t>
       </w:r>
       <w:r>
         <w:t xml:space="preserve"> </w:t>
       </w:r>
       <w:r>
-        <w:t xml:space="preserve">(2011) — which</w:t>
-      </w:r>
-      <w:r>
-        <w:t xml:space="preserve"> </w:t>
-      </w:r>
-      <w:r>
-        <w:t xml:space="preserve">simulates the impossible financial choices faced by people living in poverty — and</w:t>
-      </w:r>
-      <w:r>
-        <w:t xml:space="preserve"> </w:t>
-      </w:r>
-      <w:r>
-        <w:rPr>
-          <w:iCs/>
-          <w:i/>
-        </w:rPr>
-        <w:t xml:space="preserve">Papers,</w:t>
-      </w:r>
-      <w:r>
-        <w:rPr>
-          <w:iCs/>
-          <w:i/>
-        </w:rPr>
-        <w:t xml:space="preserve"> </w:t>
-      </w:r>
-      <w:r>
-        <w:rPr>
-          <w:iCs/>
-          <w:i/>
-        </w:rPr>
-        <w:t xml:space="preserve">Please</w:t>
-      </w:r>
-      <w:r>
-        <w:t xml:space="preserve"> </w:t>
-      </w:r>
-      <w:r>
-        <w:t xml:space="preserve">(2013) — in which players work as border control officers in a dystopian state and are</w:t>
-      </w:r>
-      <w:r>
-        <w:t xml:space="preserve"> </w:t>
-      </w:r>
-      <w:r>
-        <w:t xml:space="preserve">implicated in its cruelty by the very act of following its rules — make ethical arguments through</w:t>
-      </w:r>
-      <w:r>
-        <w:t xml:space="preserve"> </w:t>
-      </w:r>
-      <w:r>
-        <w:t xml:space="preserve">their mechanics that could not be made as powerfully in any other medium. Playing</w:t>
-      </w:r>
-      <w:r>
-        <w:t xml:space="preserve"> </w:t>
-      </w:r>
-      <w:r>
-        <w:rPr>
-          <w:iCs/>
-          <w:i/>
-        </w:rPr>
-        <w:t xml:space="preserve">Spent</w:t>
-      </w:r>
-      <w:r>
-        <w:t xml:space="preserve"> </w:t>
-      </w:r>
-      <w:r>
-        <w:t xml:space="preserve">for twenty minutes conveys something about poverty that no amount of prose description can fully</w:t>
-      </w:r>
-      <w:r>
-        <w:t xml:space="preserve"> </w:t>
-      </w:r>
-      <w:r>
-        <w:t xml:space="preserve">replicate.</w:t>
+        <w:t xml:space="preserve">conveys something prose cannot replicate.</w:t>
       </w:r>
     </w:p>
     <w:p>
@@ -4863,19 +4357,13 @@
         <w:pStyle w:val="Compact"/>
       </w:pPr>
       <w:r>
-        <w:t xml:space="preserve">The violence research is genuinely contested. Having read both boxes above, what would it</w:t>
-      </w:r>
-      <w:r>
-        <w:t xml:space="preserve"> </w:t>
-      </w:r>
-      <w:r>
-        <w:t xml:space="preserve">take to change your mind — what specific finding would move you toward Anderson, and what</w:t>
-      </w:r>
-      <w:r>
-        <w:t xml:space="preserve"> </w:t>
-      </w:r>
-      <w:r>
-        <w:t xml:space="preserve">toward Ferguson?</w:t>
+        <w:t xml:space="preserve">The violence research is genuinely contested. Having read both boxes above, what specific</w:t>
+      </w:r>
+      <w:r>
+        <w:t xml:space="preserve"> </w:t>
+      </w:r>
+      <w:r>
+        <w:t xml:space="preserve">finding would move you toward Anderson, and what toward Ferguson?</w:t>
       </w:r>
     </w:p>
     <w:p>
@@ -4887,13 +4375,19 @@
         <w:pStyle w:val="Compact"/>
       </w:pPr>
       <w:r>
-        <w:t xml:space="preserve">Suppose Ferguson is right that the effects are real but tiny. Does a tiny average effect</w:t>
-      </w:r>
-      <w:r>
-        <w:t xml:space="preserve"> </w:t>
-      </w:r>
-      <w:r>
-        <w:t xml:space="preserve">spread across three billion players justify any policy response at all? Who should decide?</w:t>
+        <w:t xml:space="preserve">Think about the games you spend the most time in. Do they satisfy the self-determination</w:t>
+      </w:r>
+      <w:r>
+        <w:t xml:space="preserve"> </w:t>
+      </w:r>
+      <w:r>
+        <w:t xml:space="preserve">needs — competence, autonomy, relatedness — or mostly keep you on a schedule of rewards? How</w:t>
+      </w:r>
+      <w:r>
+        <w:t xml:space="preserve"> </w:t>
+      </w:r>
+      <w:r>
+        <w:t xml:space="preserve">would you tell from the inside?</w:t>
       </w:r>
     </w:p>
     <w:p>
@@ -4905,30 +4399,6 @@
         <w:pStyle w:val="Compact"/>
       </w:pPr>
       <w:r>
-        <w:t xml:space="preserve">Think about the games you spend the most time in. Do they satisfy the self-determination</w:t>
-      </w:r>
-      <w:r>
-        <w:t xml:space="preserve"> </w:t>
-      </w:r>
-      <w:r>
-        <w:t xml:space="preserve">needs — competence, autonomy, relatedness — or do they mostly keep you on a schedule of</w:t>
-      </w:r>
-      <w:r>
-        <w:t xml:space="preserve"> </w:t>
-      </w:r>
-      <w:r>
-        <w:t xml:space="preserve">rewards? How would you tell the difference from the inside?</w:t>
-      </w:r>
-    </w:p>
-    <w:p>
-      <w:pPr>
-        <w:numPr>
-          <w:ilvl w:val="0"/>
-          <w:numId w:val="1009"/>
-        </w:numPr>
-        <w:pStyle w:val="Compact"/>
-      </w:pPr>
-      <w:r>
         <w:rPr>
           <w:bCs/>
           <w:b/>
@@ -4939,37 +4409,19 @@
         <w:t xml:space="preserve"> </w:t>
       </w:r>
       <w:r>
-        <w:t xml:space="preserve">Loot boxes fund free-to-play games that millions of</w:t>
-      </w:r>
-      <w:r>
-        <w:t xml:space="preserve"> </w:t>
-      </w:r>
-      <w:r>
-        <w:t xml:space="preserve">people enjoy without spending anything. Make the strongest case that banning them harms</w:t>
-      </w:r>
-      <w:r>
-        <w:t xml:space="preserve"> </w:t>
-      </w:r>
-      <w:r>
-        <w:t xml:space="preserve">players more than it protects them — then say what is wrong with it.</w:t>
-      </w:r>
-    </w:p>
-    <w:p>
-      <w:pPr>
-        <w:numPr>
-          <w:ilvl w:val="0"/>
-          <w:numId w:val="1009"/>
-        </w:numPr>
-        <w:pStyle w:val="Compact"/>
-      </w:pPr>
-      <w:r>
-        <w:t xml:space="preserve">Bogost claims a game can make an argument that an essay cannot. Has a game ever changed your</w:t>
-      </w:r>
-      <w:r>
-        <w:t xml:space="preserve"> </w:t>
-      </w:r>
-      <w:r>
-        <w:t xml:space="preserve">mind about an ethical or political question? What did the mechanics do that words could not?</w:t>
+        <w:t xml:space="preserve">Loot boxes fund free-to-play games that millions</w:t>
+      </w:r>
+      <w:r>
+        <w:t xml:space="preserve"> </w:t>
+      </w:r>
+      <w:r>
+        <w:t xml:space="preserve">enjoy without spending anything. Make the strongest case that banning them harms players —</w:t>
+      </w:r>
+      <w:r>
+        <w:t xml:space="preserve"> </w:t>
+      </w:r>
+      <w:r>
+        <w:t xml:space="preserve">then say what is wrong with it.</w:t>
       </w:r>
     </w:p>
     <w:bookmarkEnd w:id="48"/>
@@ -5011,25 +4463,19 @@
         <w:t xml:space="preserve"> </w:t>
       </w:r>
       <w:r>
-        <w:t xml:space="preserve">things, just by doing just things, honest by</w:t>
-      </w:r>
-      <w:r>
-        <w:t xml:space="preserve"> </w:t>
-      </w:r>
-      <w:r>
-        <w:t xml:space="preserve">telling the truth. This framework raises an obvious and important question about games: if we</w:t>
-      </w:r>
-      <w:r>
-        <w:t xml:space="preserve"> </w:t>
-      </w:r>
-      <w:r>
-        <w:t xml:space="preserve">spend thousands of hours practicing the attitudes and responses that games reward, what kind of</w:t>
-      </w:r>
-      <w:r>
-        <w:t xml:space="preserve"> </w:t>
-      </w:r>
-      <w:r>
-        <w:t xml:space="preserve">character are we forming?</w:t>
+        <w:t xml:space="preserve">things, just by doing just things, honest by telling the truth. That raises an obvious question</w:t>
+      </w:r>
+      <w:r>
+        <w:t xml:space="preserve"> </w:t>
+      </w:r>
+      <w:r>
+        <w:t xml:space="preserve">about games: if we spend thousands of hours practicing the attitudes and responses games reward,</w:t>
+      </w:r>
+      <w:r>
+        <w:t xml:space="preserve"> </w:t>
+      </w:r>
+      <w:r>
+        <w:t xml:space="preserve">what kind of character are we forming?</w:t>
       </w:r>
     </w:p>
     <w:p>
@@ -5049,7 +4495,7 @@
         <w:t xml:space="preserve"> </w:t>
       </w:r>
       <w:r>
-        <w:t xml:space="preserve">in-game behavior from real-world character formation — the competitive brutality of</w:t>
+        <w:t xml:space="preserve">in-game behavior from real-world character formation — the brutality of</w:t>
       </w:r>
       <w:r>
         <w:t xml:space="preserve"> </w:t>
@@ -5059,13 +4505,57 @@
           <w:iCs/>
           <w:i/>
         </w:rPr>
-        <w:t xml:space="preserve">Call of</w:t>
+        <w:t xml:space="preserve">Call of Duty</w:t>
+      </w:r>
+      <w:r>
+        <w:t xml:space="preserve"> </w:t>
+      </w:r>
+      <w:r>
+        <w:t xml:space="preserve">no</w:t>
+      </w:r>
+      <w:r>
+        <w:t xml:space="preserve"> </w:t>
+      </w:r>
+      <w:r>
+        <w:t xml:space="preserve">more habituates players to violence than a thriller film habituates viewers to murder. The</w:t>
+      </w:r>
+      <w:r>
+        <w:t xml:space="preserve"> </w:t>
+      </w:r>
+      <w:r>
+        <w:t xml:space="preserve">research reviewed in Section 4 gives the defenders some support: the link between violent game</w:t>
+      </w:r>
+      <w:r>
+        <w:t xml:space="preserve"> </w:t>
+      </w:r>
+      <w:r>
+        <w:t xml:space="preserve">play and real-world aggression has proven elusive.</w:t>
+      </w:r>
+    </w:p>
+    <w:p>
+      <w:pPr>
+        <w:pStyle w:val="BodyText"/>
+      </w:pPr>
+      <w:r>
+        <w:t xml:space="preserve">There is also a case that cooperative multiplayer games actively cultivate virtue.</w:t>
+      </w:r>
+      <w:r>
+        <w:t xml:space="preserve"> </w:t>
       </w:r>
       <w:r>
         <w:rPr>
           <w:iCs/>
           <w:i/>
         </w:rPr>
+        <w:t xml:space="preserve">Overcooked</w:t>
+      </w:r>
+      <w:r>
+        <w:t xml:space="preserve"> </w:t>
+      </w:r>
+      <w:r>
+        <w:t xml:space="preserve">demands real-time coordination, communication under pressure, and patience;</w:t>
+      </w:r>
+      <w:r>
         <w:t xml:space="preserve"> </w:t>
       </w:r>
       <w:r>
@@ -5073,248 +4563,148 @@
           <w:iCs/>
           <w:i/>
         </w:rPr>
-        <w:t xml:space="preserve">Duty</w:t>
-      </w:r>
-      <w:r>
-        <w:t xml:space="preserve"> </w:t>
-      </w:r>
-      <w:r>
-        <w:t xml:space="preserve">no more habituates players to real-world violence than watching a thriller film</w:t>
-      </w:r>
-      <w:r>
-        <w:t xml:space="preserve"> </w:t>
-      </w:r>
-      <w:r>
-        <w:t xml:space="preserve">habituates viewers to murder. The empirical research reviewed in Section 4 provides some support</w:t>
-      </w:r>
-      <w:r>
-        <w:t xml:space="preserve"> </w:t>
-      </w:r>
-      <w:r>
-        <w:t xml:space="preserve">for the defenders: the link between violent game play and real-world aggression has proven</w:t>
-      </w:r>
-      <w:r>
-        <w:t xml:space="preserve"> </w:t>
-      </w:r>
-      <w:r>
-        <w:t xml:space="preserve">elusive.</w:t>
-      </w:r>
-    </w:p>
-    <w:p>
-      <w:pPr>
-        <w:pStyle w:val="BoxLabel"/>
-      </w:pPr>
-      <w:r>
-        <w:t xml:space="preserve">Pro-Argument</w:t>
-      </w:r>
-    </w:p>
-    <w:p>
-      <w:pPr>
-        <w:pStyle w:val="BoxTitle"/>
-      </w:pPr>
-      <w:r>
-        <w:t xml:space="preserve">Cooperative Games as Virtue Laboratories</w:t>
-      </w:r>
-    </w:p>
-    <w:p>
-      <w:pPr>
-        <w:pStyle w:val="ArgumentBox"/>
-      </w:pPr>
-      <w:r>
-        <w:t xml:space="preserve">Cooperative multiplayer games may actively cultivate virtue. For example:</w:t>
-      </w:r>
-    </w:p>
-    <w:p>
-      <w:pPr>
-        <w:numPr>
-          <w:ilvl w:val="0"/>
-          <w:numId w:val="1010"/>
-        </w:numPr>
-        <w:pStyle w:val="Compact"/>
-      </w:pPr>
+        <w:t xml:space="preserve">Portal 2</w:t>
+      </w:r>
+      <w:r>
+        <w:t xml:space="preserve"> </w:t>
+      </w:r>
+      <w:r>
+        <w:t xml:space="preserve">in co-op mode requires trust and perspective-taking, since you cannot solve the</w:t>
+      </w:r>
+      <w:r>
+        <w:t xml:space="preserve"> </w:t>
+      </w:r>
+      <w:r>
+        <w:t xml:space="preserve">puzzles without understanding your partner's vantage point;</w:t>
+      </w:r>
+      <w:r>
+        <w:t xml:space="preserve"> </w:t>
+      </w:r>
       <w:r>
         <w:rPr>
           <w:iCs/>
           <w:i/>
         </w:rPr>
-        <w:t xml:space="preserve">Overcooked</w:t>
-      </w:r>
-      <w:r>
-        <w:t xml:space="preserve"> </w:t>
-      </w:r>
-      <w:r>
-        <w:t xml:space="preserve">demands real-time coordination, communication under pressure, and patience — players must subordinate their own pace to the team's rhythm.</w:t>
-      </w:r>
-    </w:p>
-    <w:p>
-      <w:pPr>
-        <w:numPr>
-          <w:ilvl w:val="0"/>
-          <w:numId w:val="1010"/>
-        </w:numPr>
-        <w:pStyle w:val="Compact"/>
-      </w:pPr>
+        <w:t xml:space="preserve">Among Us</w:t>
+      </w:r>
+      <w:r>
+        <w:t xml:space="preserve"> </w:t>
+      </w:r>
+      <w:r>
+        <w:t xml:space="preserve">exercises social</w:t>
+      </w:r>
+      <w:r>
+        <w:t xml:space="preserve"> </w:t>
+      </w:r>
+      <w:r>
+        <w:t xml:space="preserve">deduction and the management of trust under uncertainty. These games need other people to succeed.</w:t>
+      </w:r>
+      <w:r>
+        <w:t xml:space="preserve"> </w:t>
+      </w:r>
+      <w:r>
+        <w:t xml:space="preserve">They are practice not for solipsism but for collaboration, and the virtues they exercise transfer</w:t>
+      </w:r>
+      <w:r>
+        <w:t xml:space="preserve"> </w:t>
+      </w:r>
+      <w:r>
+        <w:t xml:space="preserve">directly to life outside the magic circle.</w:t>
+      </w:r>
+    </w:p>
+    <w:p>
+      <w:pPr>
+        <w:pStyle w:val="BoxLabel"/>
+      </w:pPr>
+      <w:r>
+        <w:t xml:space="preserve">Key Thinker</w:t>
+      </w:r>
+    </w:p>
+    <w:bookmarkStart w:id="51" w:name="shannon-vallor-contemporary"/>
+    <w:p>
+      <w:pPr>
+        <w:pStyle w:val="Heading3"/>
+      </w:pPr>
+      <w:r>
+        <w:t xml:space="preserve">Shannon Vallor</w:t>
+      </w:r>
+      <w:r>
+        <w:t xml:space="preserve"> </w:t>
+      </w:r>
+      <w:r>
+        <w:t xml:space="preserve">(contemporary)</w:t>
+      </w:r>
+    </w:p>
+    <w:bookmarkEnd w:id="51"/>
+    <w:p>
+      <w:pPr>
+        <w:pStyle w:val="KeyThinker"/>
+      </w:pPr>
+      <w:r>
+        <w:t xml:space="preserve">Shannon Vallor is a philosopher and AI ethicist who holds the Baillie Gifford Chair in the</w:t>
+      </w:r>
+      <w:r>
+        <w:t xml:space="preserve"> </w:t>
+      </w:r>
+      <w:r>
+        <w:t xml:space="preserve">Ethics of Data and Artificial Intelligence at the University of Edinburgh. Her 2016 book</w:t>
+      </w:r>
+      <w:r>
+        <w:t xml:space="preserve"> </w:t>
+      </w:r>
       <w:r>
         <w:rPr>
           <w:iCs/>
           <w:i/>
         </w:rPr>
-        <w:t xml:space="preserve">Portal 2</w:t>
-      </w:r>
-      <w:r>
-        <w:t xml:space="preserve"> </w:t>
-      </w:r>
-      <w:r>
-        <w:t xml:space="preserve">(co-op mode) requires trust, joint problem-solving, and genuine perspective-taking — you cannot solve the puzzles without understanding your partner's vantage point.</w:t>
-      </w:r>
-    </w:p>
-    <w:p>
-      <w:pPr>
-        <w:numPr>
-          <w:ilvl w:val="0"/>
-          <w:numId w:val="1010"/>
-        </w:numPr>
-        <w:pStyle w:val="Compact"/>
-      </w:pPr>
-      <w:r>
-        <w:rPr>
-          <w:iCs/>
-          <w:i/>
-        </w:rPr>
-        <w:t xml:space="preserve">Among Us</w:t>
-      </w:r>
-      <w:r>
-        <w:t xml:space="preserve"> </w:t>
-      </w:r>
-      <w:r>
-        <w:t xml:space="preserve">exercises social deduction, the ability to read others, and the management of trust under uncertainty.</w:t>
-      </w:r>
-    </w:p>
-    <w:p>
-      <w:pPr>
-        <w:pStyle w:val="ArgumentBox"/>
-      </w:pPr>
-      <w:r>
-        <w:t xml:space="preserve">These games require other people to succeed. They are not practice for solipsism but for</w:t>
-      </w:r>
-      <w:r>
-        <w:t xml:space="preserve"> </w:t>
-      </w:r>
-      <w:r>
-        <w:t xml:space="preserve">collaboration, and the virtues they exercise are directly transferable to social life outside</w:t>
-      </w:r>
-      <w:r>
-        <w:t xml:space="preserve"> </w:t>
-      </w:r>
-      <w:r>
-        <w:t xml:space="preserve">the magic circle.</w:t>
-      </w:r>
-    </w:p>
-    <w:p>
-      <w:pPr>
-        <w:pStyle w:val="BoxLabel"/>
-      </w:pPr>
-      <w:r>
-        <w:t xml:space="preserve">Key Thinker</w:t>
-      </w:r>
-    </w:p>
-    <w:bookmarkStart w:id="51" w:name="shannon-vallor-contemporary"/>
-    <w:p>
-      <w:pPr>
-        <w:pStyle w:val="Heading3"/>
-      </w:pPr>
-      <w:r>
-        <w:t xml:space="preserve">Shannon Vallor</w:t>
-      </w:r>
-      <w:r>
-        <w:t xml:space="preserve"> </w:t>
-      </w:r>
-      <w:r>
-        <w:t xml:space="preserve">(contemporary)</w:t>
-      </w:r>
-    </w:p>
-    <w:bookmarkEnd w:id="51"/>
+        <w:t xml:space="preserve">Technology and the Virtues</w:t>
+      </w:r>
+      <w:r>
+        <w:t xml:space="preserve"> </w:t>
+      </w:r>
+      <w:r>
+        <w:t xml:space="preserve">develops a technomoral virtue framework for the digital</w:t>
+      </w:r>
+      <w:r>
+        <w:t xml:space="preserve"> </w:t>
+      </w:r>
+      <w:r>
+        <w:t xml:space="preserve">age</w:t>
+      </w:r>
+      <w:r>
+        <w:t xml:space="preserve"> </w:t>
+      </w:r>
+      <w:r>
+        <w:t xml:space="preserve">(Vallor, 2016)</w:t>
+      </w:r>
+      <w:r>
+        <w:t xml:space="preserve">. Drawing on Aristotle, Confucius, and</w:t>
+      </w:r>
+      <w:r>
+        <w:t xml:space="preserve"> </w:t>
+      </w:r>
+      <w:r>
+        <w:t xml:space="preserve">Buddhist ethics, she argues that our character is continuously shaped by our technological</w:t>
+      </w:r>
+      <w:r>
+        <w:t xml:space="preserve"> </w:t>
+      </w:r>
+      <w:r>
+        <w:t xml:space="preserve">practices, and that in an era of rapid technological change, deliberate attention to virtue</w:t>
+      </w:r>
+      <w:r>
+        <w:t xml:space="preserve"> </w:t>
+      </w:r>
+      <w:r>
+        <w:t xml:space="preserve">cultivation matters more than ever.</w:t>
+      </w:r>
+    </w:p>
     <w:p>
       <w:pPr>
         <w:pStyle w:val="KeyThinker"/>
       </w:pPr>
       <w:r>
-        <w:t xml:space="preserve">Shannon Vallor is a philosopher and AI ethicist who holds the Baillie Gifford Chair in the</w:t>
-      </w:r>
-      <w:r>
-        <w:t xml:space="preserve"> </w:t>
-      </w:r>
-      <w:r>
-        <w:t xml:space="preserve">Ethics of Data and Artificial Intelligence at the University of Edinburgh. Her 2016</w:t>
-      </w:r>
-      <w:r>
-        <w:t xml:space="preserve"> </w:t>
-      </w:r>
-      <w:r>
-        <w:t xml:space="preserve">book</w:t>
-      </w:r>
-      <w:r>
-        <w:t xml:space="preserve"> </w:t>
-      </w:r>
-      <w:r>
-        <w:rPr>
-          <w:iCs/>
-          <w:i/>
-        </w:rPr>
-        <w:t xml:space="preserve">Technology and the Virtues</w:t>
-      </w:r>
-      <w:r>
-        <w:t xml:space="preserve"> </w:t>
-      </w:r>
-      <w:r>
-        <w:t xml:space="preserve">develops a technomoral virtue framework for the</w:t>
-      </w:r>
-      <w:r>
-        <w:t xml:space="preserve"> </w:t>
-      </w:r>
-      <w:r>
-        <w:t xml:space="preserve">digital age</w:t>
-      </w:r>
-      <w:r>
-        <w:t xml:space="preserve"> </w:t>
-      </w:r>
-      <w:r>
-        <w:t xml:space="preserve">(Vallor, 2016)</w:t>
-      </w:r>
-      <w:r>
-        <w:t xml:space="preserve">. Drawing on Aristotle,</w:t>
-      </w:r>
-      <w:r>
-        <w:t xml:space="preserve"> </w:t>
-      </w:r>
-      <w:r>
-        <w:t xml:space="preserve">Confucius, and Buddhist ethics, Vallor argues that our</w:t>
-      </w:r>
-      <w:r>
-        <w:t xml:space="preserve"> </w:t>
-      </w:r>
-      <w:r>
-        <w:t xml:space="preserve">character is continuously shaped by our technological practices, and that in an era of</w:t>
-      </w:r>
-      <w:r>
-        <w:t xml:space="preserve"> </w:t>
-      </w:r>
-      <w:r>
-        <w:t xml:space="preserve">rapid technological change, deliberate attention to virtue cultivation is more important</w:t>
-      </w:r>
-      <w:r>
-        <w:t xml:space="preserve"> </w:t>
-      </w:r>
-      <w:r>
-        <w:t xml:space="preserve">than ever.</w:t>
-      </w:r>
-    </w:p>
-    <w:p>
-      <w:pPr>
-        <w:pStyle w:val="KeyThinker"/>
-      </w:pPr>
-      <w:r>
-        <w:t xml:space="preserve">Vallor's framework is particularly relevant to gaming because she identifies specific</w:t>
+        <w:t xml:space="preserve">Her framework bears directly on gaming: she identifies specific</w:t>
       </w:r>
       <w:r>
         <w:t xml:space="preserve"> </w:t>
@@ -5324,25 +4714,33 @@
           <w:bCs/>
           <w:b/>
         </w:rPr>
-        <w:t xml:space="preserve">technomoral virtues</w:t>
-      </w:r>
-      <w:r>
-        <w:t xml:space="preserve"> </w:t>
-      </w:r>
-      <w:r>
-        <w:t xml:space="preserve">that must be actively cultivated in a digitally</w:t>
-      </w:r>
-      <w:r>
-        <w:t xml:space="preserve"> </w:t>
-      </w:r>
-      <w:r>
-        <w:t xml:space="preserve">mediated world — virtues that games can either foster or undermine depending on their</w:t>
-      </w:r>
-      <w:r>
-        <w:t xml:space="preserve"> </w:t>
-      </w:r>
-      <w:r>
-        <w:t xml:space="preserve">design and how they are played.</w:t>
+        <w:t xml:space="preserve">technomoral</w:t>
+      </w:r>
+      <w:r>
+        <w:rPr>
+          <w:bCs/>
+          <w:b/>
+        </w:rPr>
+        <w:t xml:space="preserve"> </w:t>
+      </w:r>
+      <w:r>
+        <w:rPr>
+          <w:bCs/>
+          <w:b/>
+        </w:rPr>
+        <w:t xml:space="preserve">virtues</w:t>
+      </w:r>
+      <w:r>
+        <w:t xml:space="preserve"> </w:t>
+      </w:r>
+      <w:r>
+        <w:t xml:space="preserve">that must be actively cultivated in a digitally mediated world — virtues</w:t>
+      </w:r>
+      <w:r>
+        <w:t xml:space="preserve"> </w:t>
+      </w:r>
+      <w:r>
+        <w:t xml:space="preserve">games can foster or undermine depending on their design and how they are played.</w:t>
       </w:r>
     </w:p>
     <w:p>
@@ -5438,7 +4836,7 @@
               <w:jc w:val="left"/>
             </w:pPr>
             <w:r>
-              <w:t xml:space="preserve">Games built on genuine skill assessment; sports codes of honor</w:t>
+              <w:t xml:space="preserve">Genuine skill assessment; codes of honor</w:t>
             </w:r>
           </w:p>
         </w:tc>
@@ -5450,7 +4848,7 @@
               <w:jc w:val="left"/>
             </w:pPr>
             <w:r>
-              <w:t xml:space="preserve">Cheating culture; deceptive marketing in free-to-play games</w:t>
+              <w:t xml:space="preserve">Cheating culture; deceptive free-to-play marketing</w:t>
             </w:r>
           </w:p>
         </w:tc>
@@ -5480,7 +4878,7 @@
               <w:jc w:val="left"/>
             </w:pPr>
             <w:r>
-              <w:t xml:space="preserve">Taking risks, persisting through difficulty, learning from failure</w:t>
+              <w:t xml:space="preserve">Taking risks; persisting through difficulty</w:t>
             </w:r>
           </w:p>
         </w:tc>
@@ -5564,7 +4962,7 @@
               <w:jc w:val="left"/>
             </w:pPr>
             <w:r>
-              <w:t xml:space="preserve">Shared goals in cooperative games; fair-play norms</w:t>
+              <w:t xml:space="preserve">Shared goals; fair-play norms</w:t>
             </w:r>
           </w:p>
         </w:tc>
@@ -5606,7 +5004,7 @@
               <w:jc w:val="left"/>
             </w:pPr>
             <w:r>
-              <w:t xml:space="preserve">Managing resources, deferring rewards, strategic patience</w:t>
+              <w:t xml:space="preserve">Managing resources; deferring rewards</w:t>
             </w:r>
           </w:p>
         </w:tc>
@@ -5648,7 +5046,7 @@
               <w:jc w:val="left"/>
             </w:pPr>
             <w:r>
-              <w:t xml:space="preserve">Accepting loss, learning from failure, respecting opponents</w:t>
+              <w:t xml:space="preserve">Accepting loss; respecting opponents</w:t>
             </w:r>
           </w:p>
         </w:tc>
@@ -5699,13 +5097,7 @@
         <w:t xml:space="preserve"> </w:t>
       </w:r>
       <w:r>
-        <w:t xml:space="preserve">depending on whether betting, sponsorship, and media rights are counted. Esports athletes can</w:t>
-      </w:r>
-      <w:r>
-        <w:t xml:space="preserve"> </w:t>
-      </w:r>
-      <w:r>
-        <w:t xml:space="preserve">earn substantial incomes competing in games like</w:t>
+        <w:t xml:space="preserve">depending on what is counted. Top players earn substantial incomes in games like</w:t>
       </w:r>
       <w:r>
         <w:t xml:space="preserve"> </w:t>
@@ -5715,25 +5107,13 @@
           <w:iCs/>
           <w:i/>
         </w:rPr>
-        <w:t xml:space="preserve">League of Legends</w:t>
-      </w:r>
-      <w:r>
-        <w:t xml:space="preserve">,</w:t>
-      </w:r>
-      <w:r>
-        <w:t xml:space="preserve"> </w:t>
+        <w:t xml:space="preserve">League of</w:t>
       </w:r>
       <w:r>
         <w:rPr>
           <w:iCs/>
           <w:i/>
         </w:rPr>
-        <w:t xml:space="preserve">Counter-Strike</w:t>
-      </w:r>
-      <w:r>
-        <w:t xml:space="preserve">, and</w:t>
-      </w:r>
-      <w:r>
         <w:t xml:space="preserve"> </w:t>
       </w:r>
       <w:r>
@@ -5741,13 +5121,10 @@
           <w:iCs/>
           <w:i/>
         </w:rPr>
-        <w:t xml:space="preserve">Valorant</w:t>
-      </w:r>
-      <w:r>
-        <w:t xml:space="preserve"> </w:t>
-      </w:r>
-      <w:r>
-        <w:t xml:space="preserve">before very large audiences: the 2025</w:t>
+        <w:t xml:space="preserve">Legends</w:t>
+      </w:r>
+      <w:r>
+        <w:t xml:space="preserve">,</w:t>
       </w:r>
       <w:r>
         <w:t xml:space="preserve"> </w:t>
@@ -5757,71 +5134,10 @@
           <w:iCs/>
           <w:i/>
         </w:rPr>
-        <w:t xml:space="preserve">League of Legends</w:t>
-      </w:r>
-      <w:r>
-        <w:t xml:space="preserve"> </w:t>
-      </w:r>
-      <w:r>
-        <w:t xml:space="preserve">world final drew a peak of about 6.75 million concurrent viewers</w:t>
-      </w:r>
-      <w:r>
-        <w:t xml:space="preserve"> </w:t>
-      </w:r>
-      <w:r>
-        <w:t xml:space="preserve">outside China alone. The 2019 Fortnite World Cup paid out $30 million in prizes.</w:t>
-      </w:r>
-    </w:p>
-    <w:p>
-      <w:pPr>
-        <w:pStyle w:val="CaseStudy"/>
-      </w:pPr>
-      <w:r>
-        <w:t xml:space="preserve">But the physical and psychological demands are severe. Top players commonly train ten hours a</w:t>
-      </w:r>
-      <w:r>
-        <w:t xml:space="preserve"> </w:t>
-      </w:r>
-      <w:r>
-        <w:t xml:space="preserve">day or more, and repetitive strain injuries — carpal tunnel syndrome, tendinitis — are common.</w:t>
-      </w:r>
-      <w:r>
-        <w:t xml:space="preserve"> </w:t>
-      </w:r>
-      <w:r>
-        <w:t xml:space="preserve">Performance in reaction-intensive titles tends to peak around age twenty-one, and many</w:t>
-      </w:r>
-      <w:r>
-        <w:t xml:space="preserve"> </w:t>
-      </w:r>
-      <w:r>
-        <w:t xml:space="preserve">professionals retire in their mid-twenties, often with no qualifications and no plan. Burnout is</w:t>
-      </w:r>
-      <w:r>
-        <w:t xml:space="preserve"> </w:t>
-      </w:r>
-      <w:r>
-        <w:t xml:space="preserve">endemic. Critics argue that the industry exploits young players' passion while providing minimal</w:t>
-      </w:r>
-      <w:r>
-        <w:t xml:space="preserve"> </w:t>
-      </w:r>
-      <w:r>
-        <w:t xml:space="preserve">labor protections, health support, or provision for life after the career ends.</w:t>
-      </w:r>
-    </w:p>
-    <w:p>
-      <w:pPr>
-        <w:pStyle w:val="CaseStudy"/>
-      </w:pPr>
-      <w:r>
-        <w:t xml:space="preserve">The esports case raises a question relevant to Suits' definition: is professional esports</w:t>
-      </w:r>
-      <w:r>
-        <w:t xml:space="preserve"> </w:t>
-      </w:r>
-      <w:r>
-        <w:t xml:space="preserve">still a</w:t>
+        <w:t xml:space="preserve">Counter-Strike</w:t>
+      </w:r>
+      <w:r>
+        <w:t xml:space="preserve">, and</w:t>
       </w:r>
       <w:r>
         <w:t xml:space="preserve"> </w:t>
@@ -5831,25 +5147,99 @@
           <w:iCs/>
           <w:i/>
         </w:rPr>
-        <w:t xml:space="preserve">game</w:t>
-      </w:r>
-      <w:r>
-        <w:t xml:space="preserve"> </w:t>
-      </w:r>
-      <w:r>
-        <w:t xml:space="preserve">in Suits' sense? When the lusory attitude — the voluntary acceptance</w:t>
-      </w:r>
-      <w:r>
-        <w:t xml:space="preserve"> </w:t>
-      </w:r>
-      <w:r>
-        <w:t xml:space="preserve">of obstacles for the sake of playing — is replaced by economic necessity, does the activity</w:t>
-      </w:r>
-      <w:r>
-        <w:t xml:space="preserve"> </w:t>
-      </w:r>
-      <w:r>
-        <w:t xml:space="preserve">retain its character as play?</w:t>
+        <w:t xml:space="preserve">Valorant</w:t>
+      </w:r>
+      <w:r>
+        <w:t xml:space="preserve"> </w:t>
+      </w:r>
+      <w:r>
+        <w:t xml:space="preserve">before very large audiences; the</w:t>
+      </w:r>
+      <w:r>
+        <w:t xml:space="preserve"> </w:t>
+      </w:r>
+      <w:r>
+        <w:t xml:space="preserve">2025</w:t>
+      </w:r>
+      <w:r>
+        <w:t xml:space="preserve"> </w:t>
+      </w:r>
+      <w:r>
+        <w:rPr>
+          <w:iCs/>
+          <w:i/>
+        </w:rPr>
+        <w:t xml:space="preserve">League of Legends</w:t>
+      </w:r>
+      <w:r>
+        <w:t xml:space="preserve"> </w:t>
+      </w:r>
+      <w:r>
+        <w:t xml:space="preserve">world final drew a peak of about 6.75 million concurrent viewers</w:t>
+      </w:r>
+      <w:r>
+        <w:t xml:space="preserve"> </w:t>
+      </w:r>
+      <w:r>
+        <w:t xml:space="preserve">outside China alone, and the 2019 Fortnite World Cup paid out $30 million in prizes.</w:t>
+      </w:r>
+    </w:p>
+    <w:p>
+      <w:pPr>
+        <w:pStyle w:val="CaseStudy"/>
+      </w:pPr>
+      <w:r>
+        <w:t xml:space="preserve">But the demands are severe. Players commonly train ten hours a day or more, and repetitive strain</w:t>
+      </w:r>
+      <w:r>
+        <w:t xml:space="preserve"> </w:t>
+      </w:r>
+      <w:r>
+        <w:t xml:space="preserve">injuries — carpal tunnel syndrome, tendinitis — are common. Performance in reaction-intensive</w:t>
+      </w:r>
+      <w:r>
+        <w:t xml:space="preserve"> </w:t>
+      </w:r>
+      <w:r>
+        <w:t xml:space="preserve">titles tends to peak around age twenty-one, and many retire in their mid-twenties with no</w:t>
+      </w:r>
+      <w:r>
+        <w:t xml:space="preserve"> </w:t>
+      </w:r>
+      <w:r>
+        <w:t xml:space="preserve">qualifications and no plan. Burnout is endemic. Critics argue that the industry exploits young</w:t>
+      </w:r>
+      <w:r>
+        <w:t xml:space="preserve"> </w:t>
+      </w:r>
+      <w:r>
+        <w:t xml:space="preserve">players' passion while providing minimal labor protection, health support, or provision for the</w:t>
+      </w:r>
+      <w:r>
+        <w:t xml:space="preserve"> </w:t>
+      </w:r>
+      <w:r>
+        <w:t xml:space="preserve">years after.</w:t>
+      </w:r>
+    </w:p>
+    <w:p>
+      <w:pPr>
+        <w:pStyle w:val="CaseStudy"/>
+      </w:pPr>
+      <w:r>
+        <w:t xml:space="preserve">The case also raises a question about Suits' definition. When the lusory attitude — the voluntary</w:t>
+      </w:r>
+      <w:r>
+        <w:t xml:space="preserve"> </w:t>
+      </w:r>
+      <w:r>
+        <w:t xml:space="preserve">acceptance of obstacles for the sake of playing — is replaced by economic necessity, does the</w:t>
+      </w:r>
+      <w:r>
+        <w:t xml:space="preserve"> </w:t>
+      </w:r>
+      <w:r>
+        <w:t xml:space="preserve">activity retain its character as play?</w:t>
       </w:r>
     </w:p>
     <w:p>
@@ -5864,31 +5254,31 @@
       <w:pPr>
         <w:numPr>
           <w:ilvl w:val="0"/>
-          <w:numId w:val="1011"/>
+          <w:numId w:val="1010"/>
         </w:numPr>
         <w:pStyle w:val="Compact"/>
       </w:pPr>
       <w:r>
-        <w:t xml:space="preserve">Think about a game you have played for many hours. Did it change anything about how you</w:t>
-      </w:r>
-      <w:r>
-        <w:t xml:space="preserve"> </w:t>
-      </w:r>
-      <w:r>
-        <w:t xml:space="preserve">think, feel, or behave outside the game? Be specific — and be honest about whether you are</w:t>
-      </w:r>
-      <w:r>
-        <w:t xml:space="preserve"> </w:t>
-      </w:r>
-      <w:r>
-        <w:t xml:space="preserve">reporting evidence or defending a habit.</w:t>
+        <w:t xml:space="preserve">Think about a game you have played for many hours. Did it change how you think, feel, or</w:t>
+      </w:r>
+      <w:r>
+        <w:t xml:space="preserve"> </w:t>
+      </w:r>
+      <w:r>
+        <w:t xml:space="preserve">behave outside it? Be specific — and honest about whether you are reporting evidence or</w:t>
+      </w:r>
+      <w:r>
+        <w:t xml:space="preserve"> </w:t>
+      </w:r>
+      <w:r>
+        <w:t xml:space="preserve">defending a habit.</w:t>
       </w:r>
     </w:p>
     <w:p>
       <w:pPr>
         <w:numPr>
           <w:ilvl w:val="0"/>
-          <w:numId w:val="1011"/>
+          <w:numId w:val="1010"/>
         </w:numPr>
         <w:pStyle w:val="Compact"/>
       </w:pPr>
@@ -5935,29 +5325,11 @@
       <w:pPr>
         <w:numPr>
           <w:ilvl w:val="0"/>
-          <w:numId w:val="1011"/>
+          <w:numId w:val="1010"/>
         </w:numPr>
         <w:pStyle w:val="Compact"/>
       </w:pPr>
       <w:r>
-        <w:t xml:space="preserve">Take one row of Table 12.3 and argue the opposite of what you believe. If you think games</w:t>
-      </w:r>
-      <w:r>
-        <w:t xml:space="preserve"> </w:t>
-      </w:r>
-      <w:r>
-        <w:t xml:space="preserve">build the virtue, argue that they erode it, or the reverse.</w:t>
-      </w:r>
-    </w:p>
-    <w:p>
-      <w:pPr>
-        <w:numPr>
-          <w:ilvl w:val="0"/>
-          <w:numId w:val="1011"/>
-        </w:numPr>
-        <w:pStyle w:val="Compact"/>
-      </w:pPr>
-      <w:r>
         <w:t xml:space="preserve">Could a game ever be</w:t>
       </w:r>
       <w:r>
@@ -5974,37 +5346,13 @@
         <w:t xml:space="preserve"> </w:t>
       </w:r>
       <w:r>
-        <w:t xml:space="preserve">— something we ought to play because</w:t>
-      </w:r>
-      <w:r>
-        <w:t xml:space="preserve"> </w:t>
-      </w:r>
-      <w:r>
-        <w:t xml:space="preserve">of what it teaches us? What would such a game have to be like?</w:t>
-      </w:r>
-    </w:p>
-    <w:p>
-      <w:pPr>
-        <w:numPr>
-          <w:ilvl w:val="0"/>
-          <w:numId w:val="1011"/>
-        </w:numPr>
-        <w:pStyle w:val="Compact"/>
-      </w:pPr>
-      <w:r>
-        <w:t xml:space="preserve">If a professional esports player no longer chooses the obstacles but must face them to earn a</w:t>
-      </w:r>
-      <w:r>
-        <w:t xml:space="preserve"> </w:t>
-      </w:r>
-      <w:r>
-        <w:t xml:space="preserve">living, has the lusory attitude survived? Does the same question apply to professional</w:t>
-      </w:r>
-      <w:r>
-        <w:t xml:space="preserve"> </w:t>
-      </w:r>
-      <w:r>
-        <w:t xml:space="preserve">footballers, concert pianists, or novelists?</w:t>
+        <w:t xml:space="preserve">— something we ought to play for</w:t>
+      </w:r>
+      <w:r>
+        <w:t xml:space="preserve"> </w:t>
+      </w:r>
+      <w:r>
+        <w:t xml:space="preserve">what it teaches us? What would such a game have to be like?</w:t>
       </w:r>
     </w:p>
     <w:bookmarkEnd w:id="52"/>
@@ -6093,25 +5441,19 @@
         <w:t xml:space="preserve"> </w:t>
       </w:r>
       <w:r>
-        <w:t xml:space="preserve">1,500 years. It produces no food, builds no shelter — its obstacles are entirely artificial.</w:t>
-      </w:r>
-      <w:r>
-        <w:t xml:space="preserve"> </w:t>
-      </w:r>
-      <w:r>
-        <w:t xml:space="preserve">Yet it has been called an art form, a meditation, and a battle. Suits' argument is that its</w:t>
-      </w:r>
-      <w:r>
-        <w:t xml:space="preserve"> </w:t>
-      </w:r>
-      <w:r>
-        <w:t xml:space="preserve">persistence across cultures and millennia reveals something essential about what human beings</w:t>
-      </w:r>
-      <w:r>
-        <w:t xml:space="preserve"> </w:t>
-      </w:r>
-      <w:r>
-        <w:t xml:space="preserve">are for. Public domain, via Wikimedia Commons.</w:t>
+        <w:t xml:space="preserve">1,500 years. It produces no food and builds no shelter — its obstacles are entirely artificial —</w:t>
+      </w:r>
+      <w:r>
+        <w:t xml:space="preserve"> </w:t>
+      </w:r>
+      <w:r>
+        <w:t xml:space="preserve">yet its persistence across cultures and millennia, Suits argues, reveals something essential</w:t>
+      </w:r>
+      <w:r>
+        <w:t xml:space="preserve"> </w:t>
+      </w:r>
+      <w:r>
+        <w:t xml:space="preserve">about what human beings are for. Public domain, via Wikimedia Commons.</w:t>
       </w:r>
     </w:p>
     <w:p>
@@ -6119,13 +5461,13 @@
         <w:pStyle w:val="BodyText"/>
       </w:pPr>
       <w:r>
-        <w:t xml:space="preserve">Suits' most profound contribution to philosophy is not his definition of a game but the argument</w:t>
-      </w:r>
-      <w:r>
-        <w:t xml:space="preserve"> </w:t>
-      </w:r>
-      <w:r>
-        <w:t xml:space="preserve">he builds on top of it. In</w:t>
+        <w:t xml:space="preserve">Suits' most profound contribution is not the definition of a game but the argument he builds on</w:t>
+      </w:r>
+      <w:r>
+        <w:t xml:space="preserve"> </w:t>
+      </w:r>
+      <w:r>
+        <w:t xml:space="preserve">top of it. In</w:t>
       </w:r>
       <w:r>
         <w:t xml:space="preserve"> </w:t>
@@ -6135,22 +5477,16 @@
           <w:iCs/>
           <w:i/>
         </w:rPr>
-        <w:t xml:space="preserve">The Grasshopper: Games, Life and Utopia</w:t>
-      </w:r>
-      <w:r>
-        <w:t xml:space="preserve">, Suits uses the</w:t>
-      </w:r>
-      <w:r>
-        <w:t xml:space="preserve"> </w:t>
-      </w:r>
-      <w:r>
-        <w:t xml:space="preserve">structure of Aesop's fable to raise the deepest question in the philosophy of leisure: if the</w:t>
-      </w:r>
-      <w:r>
-        <w:t xml:space="preserve"> </w:t>
-      </w:r>
-      <w:r>
-        <w:t xml:space="preserve">Ants work to survive, what is the point of surviving?</w:t>
+        <w:t xml:space="preserve">The Grasshopper</w:t>
+      </w:r>
+      <w:r>
+        <w:t xml:space="preserve">, he uses Aesop's fable to raise the deepest question in the</w:t>
+      </w:r>
+      <w:r>
+        <w:t xml:space="preserve"> </w:t>
+      </w:r>
+      <w:r>
+        <w:t xml:space="preserve">philosophy of leisure: if the Ants work to survive, what is the point of surviving?</w:t>
       </w:r>
     </w:p>
     <w:p>
@@ -6194,13 +5530,7 @@
         <w:pStyle w:val="CaseStudy"/>
       </w:pPr>
       <w:r>
-        <w:t xml:space="preserve">Suits reimagines the fable. His Grasshopper, dying in winter while the Ants are warm and</w:t>
-      </w:r>
-      <w:r>
-        <w:t xml:space="preserve"> </w:t>
-      </w:r>
-      <w:r>
-        <w:t xml:space="preserve">fed, is</w:t>
+        <w:t xml:space="preserve">Suits reimagines the fable. His Grasshopper, dying in winter, is</w:t>
       </w:r>
       <w:r>
         <w:t xml:space="preserve"> </w:t>
@@ -6213,13 +5543,19 @@
         <w:t xml:space="preserve">unrepentant</w:t>
       </w:r>
       <w:r>
-        <w:t xml:space="preserve">. He spent the summer playing — and this was not failure.</w:t>
-      </w:r>
-      <w:r>
-        <w:t xml:space="preserve"> </w:t>
-      </w:r>
-      <w:r>
-        <w:t xml:space="preserve">His challenge to the Ants cuts deeper than it first appears:</w:t>
+        <w:t xml:space="preserve">.</w:t>
+      </w:r>
+      <w:r>
+        <w:t xml:space="preserve"> </w:t>
+      </w:r>
+      <w:r>
+        <w:t xml:space="preserve">He spent the summer playing, and this was not failure. His challenge cuts deeper than it first</w:t>
+      </w:r>
+      <w:r>
+        <w:t xml:space="preserve"> </w:t>
+      </w:r>
+      <w:r>
+        <w:t xml:space="preserve">appears:</w:t>
       </w:r>
       <w:r>
         <w:t xml:space="preserve"> </w:t>
@@ -6229,13 +5565,231 @@
           <w:iCs/>
           <w:i/>
         </w:rPr>
-        <w:t xml:space="preserve">What are you working</w:t>
+        <w:t xml:space="preserve">What are you working for?</w:t>
+      </w:r>
+      <w:r>
+        <w:t xml:space="preserve"> </w:t>
+      </w:r>
+      <w:r>
+        <w:t xml:space="preserve">The Ants work to survive — but what is the point of</w:t>
+      </w:r>
+      <w:r>
+        <w:t xml:space="preserve"> </w:t>
+      </w:r>
+      <w:r>
+        <w:t xml:space="preserve">surviving? To be comfortable enough to do... what? They work to rest, and rest to work. The</w:t>
+      </w:r>
+      <w:r>
+        <w:t xml:space="preserve"> </w:t>
+      </w:r>
+      <w:r>
+        <w:t xml:space="preserve">Grasshopper has understood what they have not: the end of all the working and accumulating is</w:t>
+      </w:r>
+      <w:r>
+        <w:t xml:space="preserve"> </w:t>
+      </w:r>
+      <w:r>
+        <w:t xml:space="preserve">leisure, and the highest form of leisure is play.</w:t>
+      </w:r>
+    </w:p>
+    <w:p>
+      <w:pPr>
+        <w:pStyle w:val="CaseStudy"/>
+      </w:pPr>
+      <w:r>
+        <w:t xml:space="preserve">He is best understood, then, not as an idler but as a Utopian whose time has not yet come —</w:t>
+      </w:r>
+      <w:r>
+        <w:t xml:space="preserve"> </w:t>
+      </w:r>
+      <w:r>
+        <w:t xml:space="preserve">someone who lives as though Utopia were already here</w:t>
+      </w:r>
+      <w:r>
+        <w:t xml:space="preserve"> </w:t>
+      </w:r>
+      <w:r>
+        <w:t xml:space="preserve">(Suits, 2014)</w:t>
+      </w:r>
+      <w:r>
+        <w:t xml:space="preserve">.</w:t>
+      </w:r>
+    </w:p>
+    <w:bookmarkStart w:id="57" w:name="the-utopian-paradox"/>
+    <w:p>
+      <w:pPr>
+        <w:pStyle w:val="Heading3"/>
+      </w:pPr>
+      <w:r>
+        <w:t xml:space="preserve">The Utopian Paradox</w:t>
+      </w:r>
+    </w:p>
+    <w:p>
+      <w:pPr>
+        <w:pStyle w:val="FirstParagraph"/>
+      </w:pPr>
+      <w:r>
+        <w:t xml:space="preserve">Suits constructs a thought experiment: imagine a world where every material need is automatically</w:t>
+      </w:r>
+      <w:r>
+        <w:t xml:space="preserve"> </w:t>
+      </w:r>
+      <w:r>
+        <w:t xml:space="preserve">satisfied, by perfect technology or by artificial intelligence. No one</w:t>
+      </w:r>
+      <w:r>
+        <w:t xml:space="preserve"> </w:t>
       </w:r>
       <w:r>
         <w:rPr>
           <w:iCs/>
           <w:i/>
         </w:rPr>
+        <w:t xml:space="preserve">needs</w:t>
+      </w:r>
+      <w:r>
+        <w:t xml:space="preserve"> </w:t>
+      </w:r>
+      <w:r>
+        <w:t xml:space="preserve">to work.</w:t>
+      </w:r>
+      <w:r>
+        <w:t xml:space="preserve"> </w:t>
+      </w:r>
+      <w:r>
+        <w:t xml:space="preserve">What do people do?</w:t>
+      </w:r>
+    </w:p>
+    <w:p>
+      <w:pPr>
+        <w:pStyle w:val="BoxLabel"/>
+      </w:pPr>
+      <w:r>
+        <w:t xml:space="preserve">What's the Argument?</w:t>
+      </w:r>
+    </w:p>
+    <w:p>
+      <w:pPr>
+        <w:pStyle w:val="BoxTitle"/>
+      </w:pPr>
+      <w:r>
+        <w:t xml:space="preserve">Suits' Utopian Paradox</w:t>
+      </w:r>
+    </w:p>
+    <w:p>
+      <w:pPr>
+        <w:numPr>
+          <w:ilvl w:val="0"/>
+          <w:numId w:val="1011"/>
+        </w:numPr>
+        <w:pStyle w:val="Compact"/>
+      </w:pPr>
+      <w:r>
+        <w:t xml:space="preserve">In utopia, all</w:t>
+      </w:r>
+      <w:r>
+        <w:t xml:space="preserve"> </w:t>
+      </w:r>
+      <w:r>
+        <w:rPr>
+          <w:bCs/>
+          <w:b/>
+        </w:rPr>
+        <w:t xml:space="preserve">instrumental activities</w:t>
+      </w:r>
+      <w:r>
+        <w:t xml:space="preserve"> </w:t>
+      </w:r>
+      <w:r>
+        <w:t xml:space="preserve">— those done as means to other ends — are handled automatically.</w:t>
+      </w:r>
+    </w:p>
+    <w:p>
+      <w:pPr>
+        <w:numPr>
+          <w:ilvl w:val="0"/>
+          <w:numId w:val="1011"/>
+        </w:numPr>
+        <w:pStyle w:val="Compact"/>
+      </w:pPr>
+      <w:r>
+        <w:t xml:space="preserve">The only activities left are those</w:t>
+      </w:r>
+      <w:r>
+        <w:t xml:space="preserve"> </w:t>
+      </w:r>
+      <w:r>
+        <w:rPr>
+          <w:bCs/>
+          <w:b/>
+        </w:rPr>
+        <w:t xml:space="preserve">pursued for their own sake</w:t>
+      </w:r>
+      <w:r>
+        <w:t xml:space="preserve">.</w:t>
+      </w:r>
+    </w:p>
+    <w:p>
+      <w:pPr>
+        <w:numPr>
+          <w:ilvl w:val="0"/>
+          <w:numId w:val="1011"/>
+        </w:numPr>
+        <w:pStyle w:val="Compact"/>
+      </w:pPr>
+      <w:r>
+        <w:t xml:space="preserve">Games are pursued via voluntarily accepted obstacles — by definition, not the most efficient path to their prelusory goals.</w:t>
+      </w:r>
+    </w:p>
+    <w:p>
+      <w:pPr>
+        <w:numPr>
+          <w:ilvl w:val="0"/>
+          <w:numId w:val="1011"/>
+        </w:numPr>
+        <w:pStyle w:val="Compact"/>
+      </w:pPr>
+      <w:r>
+        <w:t xml:space="preserve">An activity whose goal could be achieved more efficiently, but where the efficient means are deliberately rejected for the sake of the activity itself, just is the structure of a game.</w:t>
+      </w:r>
+    </w:p>
+    <w:p>
+      <w:pPr>
+        <w:pStyle w:val="ArgumentConclusion"/>
+      </w:pPr>
+      <w:r>
+        <w:t xml:space="preserve">∴</w:t>
+      </w:r>
+      <w:r>
+        <w:t xml:space="preserve"> </w:t>
+      </w:r>
+      <w:r>
+        <w:t xml:space="preserve">In utopia, all rational activity takes the form of games: the problems of life become the game</w:t>
+      </w:r>
+      <w:r>
+        <w:t xml:space="preserve"> </w:t>
+      </w:r>
+      <w:r>
+        <w:t xml:space="preserve">of life</w:t>
+      </w:r>
+      <w:r>
+        <w:t xml:space="preserve"> </w:t>
+      </w:r>
+      <w:r>
+        <w:t xml:space="preserve">(Suits, 2014)</w:t>
+      </w:r>
+      <w:r>
+        <w:t xml:space="preserve">.</w:t>
+      </w:r>
+    </w:p>
+    <w:p>
+      <w:pPr>
+        <w:pStyle w:val="BodyText"/>
+      </w:pPr>
+      <w:r>
+        <w:t xml:space="preserve">The implication is counterintuitive: obstacles are not problems to be eliminated but</w:t>
+      </w:r>
+      <w:r>
         <w:t xml:space="preserve"> </w:t>
       </w:r>
       <w:r>
@@ -6243,77 +5797,16 @@
           <w:iCs/>
           <w:i/>
         </w:rPr>
-        <w:t xml:space="preserve">for?</w:t>
-      </w:r>
-      <w:r>
-        <w:t xml:space="preserve"> </w:t>
-      </w:r>
-      <w:r>
-        <w:t xml:space="preserve">The Ants work to survive — but what is the point of surviving? To be comfortable</w:t>
-      </w:r>
-      <w:r>
-        <w:t xml:space="preserve"> </w:t>
-      </w:r>
-      <w:r>
-        <w:t xml:space="preserve">enough to do... what? They work to rest, and rest to work. The Grasshopper, Suits argues,</w:t>
-      </w:r>
-      <w:r>
-        <w:t xml:space="preserve"> </w:t>
-      </w:r>
-      <w:r>
-        <w:t xml:space="preserve">has understood something the Ants have not: the end of all the working and surviving and</w:t>
-      </w:r>
-      <w:r>
-        <w:t xml:space="preserve"> </w:t>
-      </w:r>
-      <w:r>
-        <w:t xml:space="preserve">accumulating is leisure, and the highest form of leisure is play.</w:t>
-      </w:r>
-    </w:p>
-    <w:p>
-      <w:pPr>
-        <w:pStyle w:val="CaseStudy"/>
-      </w:pPr>
-      <w:r>
-        <w:t xml:space="preserve">Suits' Grasshopper is best understood, then, not as an idler but as a Utopian whose time has not</w:t>
-      </w:r>
-      <w:r>
-        <w:t xml:space="preserve"> </w:t>
-      </w:r>
-      <w:r>
-        <w:t xml:space="preserve">yet come — someone who lives as though Utopia were already here</w:t>
-      </w:r>
-      <w:r>
-        <w:t xml:space="preserve"> </w:t>
-      </w:r>
-      <w:r>
-        <w:t xml:space="preserve">(Suits, 2014)</w:t>
-      </w:r>
-      <w:r>
-        <w:t xml:space="preserve">.</w:t>
-      </w:r>
-    </w:p>
-    <w:bookmarkStart w:id="57" w:name="the-utopian-paradox"/>
-    <w:p>
-      <w:pPr>
-        <w:pStyle w:val="Heading3"/>
-      </w:pPr>
-      <w:r>
-        <w:t xml:space="preserve">The Utopian Paradox</w:t>
-      </w:r>
-    </w:p>
-    <w:p>
-      <w:pPr>
-        <w:pStyle w:val="FirstParagraph"/>
-      </w:pPr>
-      <w:r>
-        <w:t xml:space="preserve">Suits constructs a thought experiment: imagine a world where every material need is automatically</w:t>
-      </w:r>
-      <w:r>
-        <w:t xml:space="preserve"> </w:t>
-      </w:r>
-      <w:r>
-        <w:t xml:space="preserve">satisfied — by perfect technology, or by artificial intelligence. No one</w:t>
+        <w:t xml:space="preserve">conditions for meaning</w:t>
+      </w:r>
+      <w:r>
+        <w:t xml:space="preserve">. A life with all difficulty removed would not be paradise; it</w:t>
+      </w:r>
+      <w:r>
+        <w:t xml:space="preserve"> </w:t>
+      </w:r>
+      <w:r>
+        <w:t xml:space="preserve">would be meaningless. Striving is not a means to an end; it</w:t>
       </w:r>
       <w:r>
         <w:t xml:space="preserve"> </w:t>
@@ -6323,19 +5816,25 @@
           <w:iCs/>
           <w:i/>
         </w:rPr>
-        <w:t xml:space="preserve">needs</w:t>
-      </w:r>
-      <w:r>
-        <w:t xml:space="preserve"> </w:t>
-      </w:r>
-      <w:r>
-        <w:t xml:space="preserve">to work.</w:t>
-      </w:r>
-      <w:r>
-        <w:t xml:space="preserve"> </w:t>
-      </w:r>
-      <w:r>
-        <w:t xml:space="preserve">What do people do?</w:t>
+        <w:t xml:space="preserve">is</w:t>
+      </w:r>
+      <w:r>
+        <w:t xml:space="preserve"> </w:t>
+      </w:r>
+      <w:r>
+        <w:t xml:space="preserve">the end. This is why</w:t>
+      </w:r>
+      <w:r>
+        <w:t xml:space="preserve"> </w:t>
+      </w:r>
+      <w:r>
+        <w:t xml:space="preserve">chess, which produces nothing, has been played for fifteen centuries — not despite but because</w:t>
+      </w:r>
+      <w:r>
+        <w:t xml:space="preserve"> </w:t>
+      </w:r>
+      <w:r>
+        <w:t xml:space="preserve">of its artificial difficulty.</w:t>
       </w:r>
     </w:p>
     <w:p>
@@ -6343,7 +5842,7 @@
         <w:pStyle w:val="BoxLabel"/>
       </w:pPr>
       <w:r>
-        <w:t xml:space="preserve">What's the Argument?</w:t>
+        <w:t xml:space="preserve">Objection</w:t>
       </w:r>
     </w:p>
     <w:p>
@@ -6351,7 +5850,208 @@
         <w:pStyle w:val="BoxTitle"/>
       </w:pPr>
       <w:r>
-        <w:t xml:space="preserve">Suits' Utopian Paradox</w:t>
+        <w:t xml:space="preserve">The Hollow Obstacle Problem</w:t>
+      </w:r>
+    </w:p>
+    <w:p>
+      <w:pPr>
+        <w:pStyle w:val="ArgumentBox"/>
+      </w:pPr>
+      <w:r>
+        <w:t xml:space="preserve">Can you sustain the</w:t>
+      </w:r>
+      <w:r>
+        <w:t xml:space="preserve"> </w:t>
+      </w:r>
+      <w:r>
+        <w:rPr>
+          <w:bCs/>
+          <w:b/>
+        </w:rPr>
+        <w:t xml:space="preserve">lusory attitude</w:t>
+      </w:r>
+      <w:r>
+        <w:t xml:space="preserve"> </w:t>
+      </w:r>
+      <w:r>
+        <w:t xml:space="preserve">— genuinely caring about the outcome —</w:t>
+      </w:r>
+      <w:r>
+        <w:t xml:space="preserve"> </w:t>
+      </w:r>
+      <w:r>
+        <w:t xml:space="preserve">when you know the obstacle was invented purely so you could overcome it? If I know the puzzle</w:t>
+      </w:r>
+      <w:r>
+        <w:t xml:space="preserve"> </w:t>
+      </w:r>
+      <w:r>
+        <w:t xml:space="preserve">was designed for me to solve and the dragon placed there for me to slay, can I really bring to</w:t>
+      </w:r>
+      <w:r>
+        <w:t xml:space="preserve"> </w:t>
+      </w:r>
+      <w:r>
+        <w:t xml:space="preserve">it the full weight of genuine engagement?</w:t>
+      </w:r>
+    </w:p>
+    <w:p>
+      <w:pPr>
+        <w:pStyle w:val="ArgumentBox"/>
+      </w:pPr>
+      <w:r>
+        <w:t xml:space="preserve">Meaningful striving may require</w:t>
+      </w:r>
+      <w:r>
+        <w:t xml:space="preserve"> </w:t>
+      </w:r>
+      <w:r>
+        <w:rPr>
+          <w:bCs/>
+          <w:b/>
+        </w:rPr>
+        <w:t xml:space="preserve">genuine stakes</w:t>
+      </w:r>
+      <w:r>
+        <w:t xml:space="preserve">. The farmer's crop feeds people;</w:t>
+      </w:r>
+      <w:r>
+        <w:t xml:space="preserve"> </w:t>
+      </w:r>
+      <w:r>
+        <w:t xml:space="preserve">the surgeon's skill saves lives; the soldier's courage protects real communities. Can a game —</w:t>
+      </w:r>
+      <w:r>
+        <w:t xml:space="preserve"> </w:t>
+      </w:r>
+      <w:r>
+        <w:t xml:space="preserve">where no one is helped and nothing is at risk — carry the same weight?</w:t>
+      </w:r>
+    </w:p>
+    <w:p>
+      <w:pPr>
+        <w:pStyle w:val="ArgumentBox"/>
+      </w:pPr>
+      <w:r>
+        <w:rPr>
+          <w:bCs/>
+          <w:b/>
+        </w:rPr>
+        <w:t xml:space="preserve">Suits' response:</w:t>
+      </w:r>
+      <w:r>
+        <w:t xml:space="preserve"> </w:t>
+      </w:r>
+      <w:r>
+        <w:t xml:space="preserve">the lusory attitude is itself a form of genuine commitment.</w:t>
+      </w:r>
+      <w:r>
+        <w:t xml:space="preserve"> </w:t>
+      </w:r>
+      <w:r>
+        <w:t xml:space="preserve">When a chess player cares about the game, the caring is real even if the stakes are artificial.</w:t>
+      </w:r>
+      <w:r>
+        <w:t xml:space="preserve"> </w:t>
+      </w:r>
+      <w:r>
+        <w:t xml:space="preserve">Within the magic circle the board becomes a space of genuine meaning — not borrowed from</w:t>
+      </w:r>
+      <w:r>
+        <w:t xml:space="preserve"> </w:t>
+      </w:r>
+      <w:r>
+        <w:t xml:space="preserve">external stakes but generated by the activity itself.</w:t>
+      </w:r>
+    </w:p>
+    <w:bookmarkEnd w:id="57"/>
+    <w:bookmarkStart w:id="58" w:name="keynes-and-the-leisure-problem"/>
+    <w:p>
+      <w:pPr>
+        <w:pStyle w:val="Heading3"/>
+      </w:pPr>
+      <w:r>
+        <w:t xml:space="preserve">Keynes and the Leisure Problem</w:t>
+      </w:r>
+    </w:p>
+    <w:p>
+      <w:pPr>
+        <w:pStyle w:val="FirstParagraph"/>
+      </w:pPr>
+      <w:r>
+        <w:t xml:space="preserve">An economist writing half a century earlier gave the argument an empirical edge. In 1930, John</w:t>
+      </w:r>
+      <w:r>
+        <w:t xml:space="preserve"> </w:t>
+      </w:r>
+      <w:r>
+        <w:t xml:space="preserve">Maynard Keynes published "Economic Possibilities for Our Grandchildren," predicting that within</w:t>
+      </w:r>
+      <w:r>
+        <w:t xml:space="preserve"> </w:t>
+      </w:r>
+      <w:r>
+        <w:t xml:space="preserve">about a hundred years — so, by roughly 2030 — technological productivity would allow fifteen-hour</w:t>
+      </w:r>
+      <w:r>
+        <w:t xml:space="preserve"> </w:t>
+      </w:r>
+      <w:r>
+        <w:t xml:space="preserve">work weeks</w:t>
+      </w:r>
+      <w:r>
+        <w:t xml:space="preserve"> </w:t>
+      </w:r>
+      <w:r>
+        <w:t xml:space="preserve">(Keynes, 1963)</w:t>
+      </w:r>
+      <w:r>
+        <w:t xml:space="preserve">. The real challenge of the</w:t>
+      </w:r>
+      <w:r>
+        <w:t xml:space="preserve"> </w:t>
+      </w:r>
+      <w:r>
+        <w:t xml:space="preserve">future, Keynes thought, would not be scarcity but the</w:t>
+      </w:r>
+      <w:r>
+        <w:t xml:space="preserve"> </w:t>
+      </w:r>
+      <w:r>
+        <w:rPr>
+          <w:bCs/>
+          <w:b/>
+        </w:rPr>
+        <w:t xml:space="preserve">problem of leisure</w:t>
+      </w:r>
+      <w:r>
+        <w:t xml:space="preserve">: how to</w:t>
+      </w:r>
+      <w:r>
+        <w:t xml:space="preserve"> </w:t>
+      </w:r>
+      <w:r>
+        <w:t xml:space="preserve">"live wisely and agreeably and well" when material needs were largely met.</w:t>
+      </w:r>
+    </w:p>
+    <w:p>
+      <w:pPr>
+        <w:pStyle w:val="BodyText"/>
+      </w:pPr>
+      <w:r>
+        <w:t xml:space="preserve">We are far more productive than Keynes imagined — yet most people in wealthy countries work more</w:t>
+      </w:r>
+      <w:r>
+        <w:t xml:space="preserve"> </w:t>
+      </w:r>
+      <w:r>
+        <w:t xml:space="preserve">hours than they did in 1950, not fewer. Productivity gains went into higher incomes and higher</w:t>
+      </w:r>
+      <w:r>
+        <w:t xml:space="preserve"> </w:t>
+      </w:r>
+      <w:r>
+        <w:t xml:space="preserve">consumption rather than leisure. Why?</w:t>
       </w:r>
     </w:p>
     <w:p>
@@ -6363,23 +6063,17 @@
         <w:pStyle w:val="Compact"/>
       </w:pPr>
       <w:r>
-        <w:t xml:space="preserve">In utopia, all</w:t>
-      </w:r>
-      <w:r>
-        <w:t xml:space="preserve"> </w:t>
-      </w:r>
-      <w:r>
         <w:rPr>
           <w:bCs/>
           <w:b/>
         </w:rPr>
-        <w:t xml:space="preserve">instrumental activities</w:t>
-      </w:r>
-      <w:r>
-        <w:t xml:space="preserve"> </w:t>
-      </w:r>
-      <w:r>
-        <w:t xml:space="preserve">— activities done as means to other ends — are handled automatically.</w:t>
+        <w:t xml:space="preserve">Inequality:</w:t>
+      </w:r>
+      <w:r>
+        <w:t xml:space="preserve"> </w:t>
+      </w:r>
+      <w:r>
+        <w:t xml:space="preserve">The gains went disproportionately to capital owners rather than to workers as leisure time.</w:t>
       </w:r>
     </w:p>
     <w:p>
@@ -6391,23 +6085,17 @@
         <w:pStyle w:val="Compact"/>
       </w:pPr>
       <w:r>
-        <w:t xml:space="preserve">The only remaining activities are those</w:t>
-      </w:r>
-      <w:r>
-        <w:t xml:space="preserve"> </w:t>
-      </w:r>
-      <w:r>
         <w:rPr>
           <w:bCs/>
           <w:b/>
         </w:rPr>
-        <w:t xml:space="preserve">pursued for their own sake</w:t>
-      </w:r>
-      <w:r>
-        <w:t xml:space="preserve"> </w:t>
-      </w:r>
-      <w:r>
-        <w:t xml:space="preserve">— intrinsically valuable activities.</w:t>
+        <w:t xml:space="preserve">Work ethic:</w:t>
+      </w:r>
+      <w:r>
+        <w:t xml:space="preserve"> </w:t>
+      </w:r>
+      <w:r>
+        <w:t xml:space="preserve">In cultures shaped by Weber's Protestant ethic, identity remains bound to productive labor — leisure can feel like failure.</w:t>
       </w:r>
     </w:p>
     <w:p>
@@ -6419,338 +6107,25 @@
         <w:pStyle w:val="Compact"/>
       </w:pPr>
       <w:r>
-        <w:t xml:space="preserve">Games are activities pursued via voluntarily accepted obstacles — they are, by definition, not the most efficient path to their prelusory goals.</w:t>
-      </w:r>
-    </w:p>
-    <w:p>
-      <w:pPr>
-        <w:numPr>
-          <w:ilvl w:val="0"/>
-          <w:numId w:val="1012"/>
-        </w:numPr>
-        <w:pStyle w:val="Compact"/>
-      </w:pPr>
-      <w:r>
-        <w:t xml:space="preserve">An activity with a goal that could be achieved more efficiently by other means, but where those means are deliberately rejected for the sake of the activity itself, just is the structure of a game.</w:t>
-      </w:r>
-    </w:p>
-    <w:p>
-      <w:pPr>
-        <w:pStyle w:val="ArgumentConclusion"/>
-      </w:pPr>
-      <w:r>
-        <w:t xml:space="preserve">∴</w:t>
-      </w:r>
-      <w:r>
-        <w:t xml:space="preserve"> </w:t>
-      </w:r>
-      <w:r>
-        <w:t xml:space="preserve">In utopia, all rational activity takes the form of games: the problems of life become the game</w:t>
-      </w:r>
-      <w:r>
-        <w:t xml:space="preserve"> </w:t>
-      </w:r>
-      <w:r>
-        <w:t xml:space="preserve">of life</w:t>
-      </w:r>
-      <w:r>
-        <w:t xml:space="preserve"> </w:t>
-      </w:r>
-      <w:r>
-        <w:t xml:space="preserve">(Suits, 2014)</w:t>
-      </w:r>
-      <w:r>
-        <w:t xml:space="preserve">.</w:t>
-      </w:r>
-    </w:p>
-    <w:p>
-      <w:pPr>
-        <w:pStyle w:val="BodyText"/>
-      </w:pPr>
-      <w:r>
-        <w:t xml:space="preserve">This argument has a counterintuitive implication: obstacles in life are not problems to be</w:t>
-      </w:r>
-      <w:r>
-        <w:t xml:space="preserve"> </w:t>
-      </w:r>
-      <w:r>
-        <w:t xml:space="preserve">eliminated but</w:t>
-      </w:r>
-      <w:r>
-        <w:t xml:space="preserve"> </w:t>
-      </w:r>
-      <w:r>
-        <w:rPr>
-          <w:iCs/>
-          <w:i/>
-        </w:rPr>
-        <w:t xml:space="preserve">conditions for meaning</w:t>
-      </w:r>
-      <w:r>
-        <w:t xml:space="preserve">. A life with all difficulty removed — all challenges</w:t>
-      </w:r>
-      <w:r>
-        <w:t xml:space="preserve"> </w:t>
-      </w:r>
-      <w:r>
-        <w:t xml:space="preserve">automatically solved, all goals automatically achieved — would not be paradise. It would be</w:t>
-      </w:r>
-      <w:r>
-        <w:t xml:space="preserve"> </w:t>
-      </w:r>
-      <w:r>
-        <w:t xml:space="preserve">meaningless. The Grasshopper's point is that striving is not a means to an end; it</w:t>
-      </w:r>
-      <w:r>
-        <w:t xml:space="preserve"> </w:t>
-      </w:r>
-      <w:r>
-        <w:rPr>
-          <w:iCs/>
-          <w:i/>
-        </w:rPr>
-        <w:t xml:space="preserve">is</w:t>
-      </w:r>
-      <w:r>
-        <w:t xml:space="preserve"> </w:t>
-      </w:r>
-      <w:r>
-        <w:t xml:space="preserve">the end. This is why chess, which produces nothing, has been played for fifteen centuries —</w:t>
-      </w:r>
-      <w:r>
-        <w:t xml:space="preserve"> </w:t>
-      </w:r>
-      <w:r>
-        <w:t xml:space="preserve">not despite but because of its artificial difficulty.</w:t>
-      </w:r>
-    </w:p>
-    <w:p>
-      <w:pPr>
-        <w:pStyle w:val="BoxLabel"/>
-      </w:pPr>
-      <w:r>
-        <w:t xml:space="preserve">Objection</w:t>
-      </w:r>
-    </w:p>
-    <w:p>
-      <w:pPr>
-        <w:pStyle w:val="BoxTitle"/>
-      </w:pPr>
-      <w:r>
-        <w:t xml:space="preserve">The Hollow Obstacle Problem</w:t>
-      </w:r>
-    </w:p>
-    <w:p>
-      <w:pPr>
-        <w:pStyle w:val="ArgumentBox"/>
-      </w:pPr>
-      <w:r>
-        <w:t xml:space="preserve">Can you sustain the</w:t>
-      </w:r>
-      <w:r>
-        <w:t xml:space="preserve"> </w:t>
-      </w:r>
-      <w:r>
         <w:rPr>
           <w:bCs/>
           <w:b/>
         </w:rPr>
-        <w:t xml:space="preserve">lusory attitude</w:t>
-      </w:r>
-      <w:r>
-        <w:t xml:space="preserve"> </w:t>
-      </w:r>
-      <w:r>
-        <w:t xml:space="preserve">— genuinely caring about the outcome —</w:t>
-      </w:r>
-      <w:r>
-        <w:t xml:space="preserve"> </w:t>
-      </w:r>
-      <w:r>
-        <w:t xml:space="preserve">when you know the obstacle was invented purely so you could overcome it? There seems to be</w:t>
-      </w:r>
-      <w:r>
-        <w:t xml:space="preserve"> </w:t>
-      </w:r>
-      <w:r>
-        <w:t xml:space="preserve">something self-undermining about deliberately constructed challenges: if I know that the</w:t>
-      </w:r>
-      <w:r>
-        <w:t xml:space="preserve"> </w:t>
-      </w:r>
-      <w:r>
-        <w:t xml:space="preserve">puzzle was designed for me to solve, that the dragon was placed there for me to slay, can</w:t>
-      </w:r>
-      <w:r>
-        <w:t xml:space="preserve"> </w:t>
-      </w:r>
-      <w:r>
-        <w:t xml:space="preserve">I really bring to it the full weight of genuine engagement?</w:t>
-      </w:r>
-    </w:p>
-    <w:p>
-      <w:pPr>
-        <w:pStyle w:val="ArgumentBox"/>
-      </w:pPr>
-      <w:r>
-        <w:t xml:space="preserve">Meaningful striving may require</w:t>
-      </w:r>
-      <w:r>
-        <w:t xml:space="preserve"> </w:t>
-      </w:r>
-      <w:r>
-        <w:rPr>
-          <w:bCs/>
-          <w:b/>
-        </w:rPr>
-        <w:t xml:space="preserve">genuine stakes</w:t>
-      </w:r>
-      <w:r>
-        <w:t xml:space="preserve">. The farmer's crop actually</w:t>
-      </w:r>
-      <w:r>
-        <w:t xml:space="preserve"> </w:t>
-      </w:r>
-      <w:r>
-        <w:t xml:space="preserve">feeds people. The surgeon's skill actually saves lives. The soldier's courage protects real</w:t>
-      </w:r>
-      <w:r>
-        <w:t xml:space="preserve"> </w:t>
-      </w:r>
-      <w:r>
-        <w:t xml:space="preserve">communities. Can a game — where no one is actually helped and nothing is actually at risk —</w:t>
-      </w:r>
-      <w:r>
-        <w:t xml:space="preserve"> </w:t>
-      </w:r>
-      <w:r>
-        <w:t xml:space="preserve">carry the same weight?</w:t>
-      </w:r>
-    </w:p>
-    <w:p>
-      <w:pPr>
-        <w:pStyle w:val="ArgumentBox"/>
-      </w:pPr>
-      <w:r>
-        <w:rPr>
-          <w:bCs/>
-          <w:b/>
-        </w:rPr>
-        <w:t xml:space="preserve">Suits' response:</w:t>
-      </w:r>
-      <w:r>
-        <w:t xml:space="preserve"> </w:t>
-      </w:r>
-      <w:r>
-        <w:t xml:space="preserve">The lusory attitude is itself a form of genuine commitment.</w:t>
-      </w:r>
-      <w:r>
-        <w:t xml:space="preserve"> </w:t>
-      </w:r>
-      <w:r>
-        <w:t xml:space="preserve">When a chess player cares about the game, their caring is real, even if the stakes are artificial.</w:t>
-      </w:r>
-      <w:r>
-        <w:t xml:space="preserve"> </w:t>
-      </w:r>
-      <w:r>
-        <w:t xml:space="preserve">The chess board becomes, within the magic circle, a space of genuine meaning — not borrowed from</w:t>
-      </w:r>
-      <w:r>
-        <w:t xml:space="preserve"> </w:t>
-      </w:r>
-      <w:r>
-        <w:t xml:space="preserve">external stakes but generated by the activity itself.</w:t>
-      </w:r>
-    </w:p>
-    <w:bookmarkEnd w:id="57"/>
-    <w:bookmarkStart w:id="58" w:name="keynes-and-the-leisure-problem"/>
-    <w:p>
-      <w:pPr>
-        <w:pStyle w:val="Heading3"/>
-      </w:pPr>
-      <w:r>
-        <w:t xml:space="preserve">Keynes and the Leisure Problem</w:t>
-      </w:r>
-    </w:p>
-    <w:p>
-      <w:pPr>
-        <w:pStyle w:val="FirstParagraph"/>
-      </w:pPr>
-      <w:r>
-        <w:t xml:space="preserve">Suits' utopian argument acquired an unexpected empirical dimension from an economist writing</w:t>
-      </w:r>
-      <w:r>
-        <w:t xml:space="preserve"> </w:t>
-      </w:r>
-      <w:r>
-        <w:t xml:space="preserve">nearly half a century earlier. In 1930, John Maynard Keynes published "Economic Possibilities</w:t>
-      </w:r>
-      <w:r>
-        <w:t xml:space="preserve"> </w:t>
-      </w:r>
-      <w:r>
-        <w:t xml:space="preserve">for Our Grandchildren," predicting that within about a hundred years — so, by roughly 2030 —</w:t>
-      </w:r>
-      <w:r>
-        <w:t xml:space="preserve"> </w:t>
-      </w:r>
-      <w:r>
-        <w:t xml:space="preserve">technological productivity would allow for fifteen-hour work weeks</w:t>
-      </w:r>
-      <w:r>
-        <w:t xml:space="preserve"> </w:t>
-      </w:r>
-      <w:r>
-        <w:t xml:space="preserve">(Keynes, 1963)</w:t>
-      </w:r>
-      <w:r>
-        <w:t xml:space="preserve">. The real challenge of the future, Keynes</w:t>
-      </w:r>
-      <w:r>
-        <w:t xml:space="preserve"> </w:t>
-      </w:r>
-      <w:r>
-        <w:t xml:space="preserve">thought, would not be economic scarcity but the</w:t>
-      </w:r>
-      <w:r>
-        <w:t xml:space="preserve"> </w:t>
-      </w:r>
-      <w:r>
-        <w:rPr>
-          <w:bCs/>
-          <w:b/>
-        </w:rPr>
-        <w:t xml:space="preserve">problem of leisure</w:t>
-      </w:r>
-      <w:r>
-        <w:t xml:space="preserve">: how to "live</w:t>
-      </w:r>
-      <w:r>
-        <w:t xml:space="preserve"> </w:t>
-      </w:r>
-      <w:r>
-        <w:t xml:space="preserve">wisely and agreeably and well" when material needs were largely met.</w:t>
-      </w:r>
-    </w:p>
-    <w:p>
-      <w:pPr>
-        <w:pStyle w:val="BodyText"/>
-      </w:pPr>
-      <w:r>
-        <w:t xml:space="preserve">We are considerably more productive than Keynes imagined in 1930 — yet most people in wealthy</w:t>
-      </w:r>
-      <w:r>
-        <w:t xml:space="preserve"> </w:t>
-      </w:r>
-      <w:r>
-        <w:t xml:space="preserve">countries work more hours than they did in 1950, not fewer. Productivity gains have not been</w:t>
-      </w:r>
-      <w:r>
-        <w:t xml:space="preserve"> </w:t>
-      </w:r>
-      <w:r>
-        <w:t xml:space="preserve">converted into leisure but into higher incomes and higher consumption. Why?</w:t>
+        <w:t xml:space="preserve">The Suits problem:</w:t>
+      </w:r>
+      <w:r>
+        <w:t xml:space="preserve"> </w:t>
+      </w:r>
+      <w:r>
+        <w:t xml:space="preserve">We are genuinely uncertain what we would do with leisure. Keynes assumed filling the time would be easy; Suits' analysis suggests it is the hardest problem of all.</w:t>
+      </w:r>
+    </w:p>
+    <w:p>
+      <w:pPr>
+        <w:pStyle w:val="BoxLabel"/>
+      </w:pPr>
+      <w:r>
+        <w:t xml:space="preserve">Thought Questions</w:t>
       </w:r>
     </w:p>
     <w:p>
@@ -6762,17 +6137,19 @@
         <w:pStyle w:val="Compact"/>
       </w:pPr>
       <w:r>
-        <w:rPr>
-          <w:bCs/>
-          <w:b/>
-        </w:rPr>
-        <w:t xml:space="preserve">Inequality:</w:t>
-      </w:r>
-      <w:r>
-        <w:t xml:space="preserve"> </w:t>
-      </w:r>
-      <w:r>
-        <w:t xml:space="preserve">Productivity gains went disproportionately to capital owners, not distributed as leisure time to workers.</w:t>
+        <w:t xml:space="preserve">Imagine waking tomorrow in Suits' utopia: food, shelter, health, and company provided, no</w:t>
+      </w:r>
+      <w:r>
+        <w:t xml:space="preserve"> </w:t>
+      </w:r>
+      <w:r>
+        <w:t xml:space="preserve">work required of anyone. Write down what you would actually do for a month. Does your answer</w:t>
+      </w:r>
+      <w:r>
+        <w:t xml:space="preserve"> </w:t>
+      </w:r>
+      <w:r>
+        <w:t xml:space="preserve">support Suits or embarrass him?</w:t>
       </w:r>
     </w:p>
     <w:p>
@@ -6784,17 +6161,26 @@
         <w:pStyle w:val="Compact"/>
       </w:pPr>
       <w:r>
-        <w:rPr>
-          <w:bCs/>
-          <w:b/>
-        </w:rPr>
-        <w:t xml:space="preserve">Work ethic:</w:t>
-      </w:r>
-      <w:r>
-        <w:t xml:space="preserve"> </w:t>
-      </w:r>
-      <w:r>
-        <w:t xml:space="preserve">In cultures shaped by Weber's Protestant ethic, identity remains tightly bound to productive labor — leisure can feel like failure.</w:t>
+        <w:t xml:space="preserve">The Grasshopper asks the Ants what they are working</w:t>
+      </w:r>
+      <w:r>
+        <w:t xml:space="preserve"> </w:t>
+      </w:r>
+      <w:r>
+        <w:rPr>
+          <w:iCs/>
+          <w:i/>
+        </w:rPr>
+        <w:t xml:space="preserve">for</w:t>
+      </w:r>
+      <w:r>
+        <w:t xml:space="preserve">. Ask it of someone you know</w:t>
+      </w:r>
+      <w:r>
+        <w:t xml:space="preserve"> </w:t>
+      </w:r>
+      <w:r>
+        <w:t xml:space="preserve">who works very hard. What is the honest answer, and is it a good one?</w:t>
       </w:r>
     </w:p>
     <w:p>
@@ -6810,146 +6196,19 @@
           <w:bCs/>
           <w:b/>
         </w:rPr>
-        <w:t xml:space="preserve">The Suits problem:</w:t>
-      </w:r>
-      <w:r>
-        <w:t xml:space="preserve"> </w:t>
-      </w:r>
-      <w:r>
-        <w:t xml:space="preserve">We are genuinely uncertain what we would do with leisure. Keynes' prediction assumed that the problem of how to fill time would be easy; Suits' analysis suggests it is in fact the hardest problem of all.</w:t>
-      </w:r>
-    </w:p>
-    <w:p>
-      <w:pPr>
-        <w:pStyle w:val="BoxLabel"/>
-      </w:pPr>
-      <w:r>
-        <w:t xml:space="preserve">Thought Questions</w:t>
-      </w:r>
-    </w:p>
-    <w:p>
-      <w:pPr>
-        <w:numPr>
-          <w:ilvl w:val="0"/>
-          <w:numId w:val="1014"/>
-        </w:numPr>
-        <w:pStyle w:val="Compact"/>
-      </w:pPr>
-      <w:r>
-        <w:t xml:space="preserve">Imagine you woke up tomorrow in Suits' utopia: food, shelter, health, and company all</w:t>
-      </w:r>
-      <w:r>
-        <w:t xml:space="preserve"> </w:t>
-      </w:r>
-      <w:r>
-        <w:t xml:space="preserve">provided, no work required of anyone. Write down what you would actually do for the next</w:t>
-      </w:r>
-      <w:r>
-        <w:t xml:space="preserve"> </w:t>
-      </w:r>
-      <w:r>
-        <w:t xml:space="preserve">month. Does your answer support Suits or embarrass him?</w:t>
-      </w:r>
-    </w:p>
-    <w:p>
-      <w:pPr>
-        <w:numPr>
-          <w:ilvl w:val="0"/>
-          <w:numId w:val="1014"/>
-        </w:numPr>
-        <w:pStyle w:val="Compact"/>
-      </w:pPr>
-      <w:r>
-        <w:t xml:space="preserve">The Grasshopper asks the Ants what they are working</w:t>
-      </w:r>
-      <w:r>
-        <w:t xml:space="preserve"> </w:t>
-      </w:r>
-      <w:r>
-        <w:rPr>
-          <w:iCs/>
-          <w:i/>
-        </w:rPr>
-        <w:t xml:space="preserve">for</w:t>
-      </w:r>
-      <w:r>
-        <w:t xml:space="preserve">. Ask it of someone you know</w:t>
-      </w:r>
-      <w:r>
-        <w:t xml:space="preserve"> </w:t>
-      </w:r>
-      <w:r>
-        <w:t xml:space="preserve">who works very hard. What is the honest answer, and is it a good one?</w:t>
-      </w:r>
-    </w:p>
-    <w:p>
-      <w:pPr>
-        <w:numPr>
-          <w:ilvl w:val="0"/>
-          <w:numId w:val="1014"/>
-        </w:numPr>
-        <w:pStyle w:val="Compact"/>
-      </w:pPr>
-      <w:r>
-        <w:rPr>
-          <w:bCs/>
-          <w:b/>
-        </w:rPr>
         <w:t xml:space="preserve">Steelman the Ants.</w:t>
       </w:r>
       <w:r>
         <w:t xml:space="preserve"> </w:t>
       </w:r>
       <w:r>
-        <w:t xml:space="preserve">Aesop's moral has survived 2,500 years for a reason.</w:t>
-      </w:r>
-      <w:r>
-        <w:t xml:space="preserve"> </w:t>
-      </w:r>
-      <w:r>
-        <w:t xml:space="preserve">Make the strongest case that the Grasshopper is simply a freeloader whose way of life depends</w:t>
-      </w:r>
-      <w:r>
-        <w:t xml:space="preserve"> </w:t>
-      </w:r>
-      <w:r>
-        <w:t xml:space="preserve">on others refusing to adopt it.</w:t>
-      </w:r>
-    </w:p>
-    <w:p>
-      <w:pPr>
-        <w:numPr>
-          <w:ilvl w:val="0"/>
-          <w:numId w:val="1014"/>
-        </w:numPr>
-        <w:pStyle w:val="Compact"/>
-      </w:pPr>
-      <w:r>
-        <w:t xml:space="preserve">Keynes was right about productivity and wrong about hours. Which of the three explanations</w:t>
-      </w:r>
-      <w:r>
-        <w:t xml:space="preserve"> </w:t>
-      </w:r>
-      <w:r>
-        <w:t xml:space="preserve">offered above do you find most convincing — and can you think of a fourth?</w:t>
-      </w:r>
-    </w:p>
-    <w:p>
-      <w:pPr>
-        <w:numPr>
-          <w:ilvl w:val="0"/>
-          <w:numId w:val="1014"/>
-        </w:numPr>
-        <w:pStyle w:val="Compact"/>
-      </w:pPr>
-      <w:r>
-        <w:t xml:space="preserve">Is the "hollow obstacle" worry really about games, or is it about knowing too much? Do</w:t>
-      </w:r>
-      <w:r>
-        <w:t xml:space="preserve"> </w:t>
-      </w:r>
-      <w:r>
-        <w:t xml:space="preserve">difficulties feel less meaningful once you can see who arranged them?</w:t>
+        <w:t xml:space="preserve">Make the strongest case that the Grasshopper is a</w:t>
+      </w:r>
+      <w:r>
+        <w:t xml:space="preserve"> </w:t>
+      </w:r>
+      <w:r>
+        <w:t xml:space="preserve">freeloader whose way of life depends on others refusing to adopt it.</w:t>
       </w:r>
     </w:p>
     <w:bookmarkEnd w:id="58"/>
@@ -6976,19 +6235,13 @@
         <w:t xml:space="preserve"> </w:t>
       </w:r>
       <w:r>
-        <w:t xml:space="preserve">economic: if AI handles most productive work, what gives human life meaning? This is not</w:t>
-      </w:r>
-      <w:r>
-        <w:t xml:space="preserve"> </w:t>
-      </w:r>
-      <w:r>
-        <w:t xml:space="preserve">primarily a question about income — various proposals for universal basic income address the</w:t>
-      </w:r>
-      <w:r>
-        <w:t xml:space="preserve"> </w:t>
-      </w:r>
-      <w:r>
-        <w:t xml:space="preserve">distribution problem. It is a question about</w:t>
+        <w:t xml:space="preserve">economic: if AI handles most productive work, what gives human life meaning? Not a question about</w:t>
+      </w:r>
+      <w:r>
+        <w:t xml:space="preserve"> </w:t>
+      </w:r>
+      <w:r>
+        <w:t xml:space="preserve">income — proposals for universal basic income address the distribution problem — but one about</w:t>
       </w:r>
       <w:r>
         <w:t xml:space="preserve"> </w:t>
@@ -7026,7 +6279,7 @@
               <a:graphicData uri="http://schemas.openxmlformats.org/drawingml/2006/picture">
                 <pic:pic>
                   <pic:nvPicPr>
-                    <pic:cNvPr descr="/tmp/docx-build-87TwSJ/ch12_games-diagrams/diag_1.png" id="63" name="Picture"/>
+                    <pic:cNvPr descr="/tmp/docx-build-7NZiS3/ch12_games-diagrams/diag_1.png" id="63" name="Picture"/>
                     <pic:cNvPicPr>
                       <a:picLocks noChangeArrowheads="1" noChangeAspect="1"/>
                     </pic:cNvPicPr>
@@ -7064,7 +6317,7 @@
         <w:pStyle w:val="ImageCaption"/>
       </w:pPr>
       <w:r>
-        <w:t xml:space="preserve">Figure 12.2 — Three philosophical responses to the post-work question. Position 1 (Suits/McGonigal) welcomes the shift to play-centered life. Position 2 raises the hollow-obstacle objection. Position 3 argues that human-AI collaboration already resembles structured play and offers a middle path.</w:t>
+        <w:t xml:space="preserve">Figure 12.2 — Three philosophical responses to the post-work question: Suits and McGonigal welcome the shift to a play-centered life; the skeptic raises the hollow-obstacle objection; the augmentation view holds that human-AI collaboration already resembles structured play.</w:t>
       </w:r>
     </w:p>
     <w:p>
@@ -7100,19 +6353,13 @@
         <w:t xml:space="preserve"> </w:t>
       </w:r>
       <w:r>
-        <w:t xml:space="preserve">science. Her example of Foldit — where gamers solved a protein structure that stumped automated</w:t>
-      </w:r>
-      <w:r>
-        <w:t xml:space="preserve"> </w:t>
-      </w:r>
-      <w:r>
-        <w:t xml:space="preserve">algorithms for fifteen years — suggests that human playful ingenuity can be directed toward</w:t>
-      </w:r>
-      <w:r>
-        <w:t xml:space="preserve"> </w:t>
-      </w:r>
-      <w:r>
-        <w:t xml:space="preserve">genuine problems even in a post-scarcity context.</w:t>
+        <w:t xml:space="preserve">science. Foldit suggests playful human ingenuity can be directed at genuine problems even in a</w:t>
+      </w:r>
+      <w:r>
+        <w:t xml:space="preserve"> </w:t>
+      </w:r>
+      <w:r>
+        <w:t xml:space="preserve">post-scarcity context.</w:t>
       </w:r>
     </w:p>
     <w:p>
@@ -7126,25 +6373,19 @@
         <w:t xml:space="preserve"> </w:t>
       </w:r>
       <w:r>
-        <w:t xml:space="preserve">labor of others, engaged in politics, philosophy, and art. Aristotle endorsed this ideal as the</w:t>
-      </w:r>
-      <w:r>
-        <w:t xml:space="preserve"> </w:t>
-      </w:r>
-      <w:r>
-        <w:t xml:space="preserve">highest form of human life. The question is whether it can be generalized democratically —</w:t>
-      </w:r>
-      <w:r>
-        <w:t xml:space="preserve"> </w:t>
-      </w:r>
-      <w:r>
-        <w:t xml:space="preserve">whether the conditions that made it available only to a leisure class can be made available</w:t>
-      </w:r>
-      <w:r>
-        <w:t xml:space="preserve"> </w:t>
-      </w:r>
-      <w:r>
-        <w:t xml:space="preserve">to everyone through technology.</w:t>
+        <w:t xml:space="preserve">labor of others, engaged in politics, philosophy, and art. Aristotle endorsed it as the highest</w:t>
+      </w:r>
+      <w:r>
+        <w:t xml:space="preserve"> </w:t>
+      </w:r>
+      <w:r>
+        <w:t xml:space="preserve">form of human life. The question is whether technology can make democratically available what</w:t>
+      </w:r>
+      <w:r>
+        <w:t xml:space="preserve"> </w:t>
+      </w:r>
+      <w:r>
+        <w:t xml:space="preserve">was once available only to a leisure class.</w:t>
       </w:r>
     </w:p>
     <w:p>
@@ -7168,19 +6409,19 @@
         <w:t xml:space="preserve"> </w:t>
       </w:r>
       <w:r>
-        <w:t xml:space="preserve">is, as Weber showed, a historical accident rooted in a</w:t>
-      </w:r>
-      <w:r>
-        <w:t xml:space="preserve"> </w:t>
-      </w:r>
-      <w:r>
-        <w:t xml:space="preserve">specific theological tradition, not a metaphysical necessity. There is no reason in principle</w:t>
-      </w:r>
-      <w:r>
-        <w:t xml:space="preserve"> </w:t>
-      </w:r>
-      <w:r>
-        <w:t xml:space="preserve">why a life centered on play cannot be a fully excellent human life.</w:t>
+        <w:t xml:space="preserve">is, as Weber showed, a historical accident of a specific</w:t>
+      </w:r>
+      <w:r>
+        <w:t xml:space="preserve"> </w:t>
+      </w:r>
+      <w:r>
+        <w:t xml:space="preserve">theological tradition, not a metaphysical necessity. There is no reason in principle why a life</w:t>
+      </w:r>
+      <w:r>
+        <w:t xml:space="preserve"> </w:t>
+      </w:r>
+      <w:r>
+        <w:t xml:space="preserve">centered on play cannot be fully excellent.</w:t>
       </w:r>
     </w:p>
     <w:p>
@@ -7204,13 +6445,152 @@
         <w:pStyle w:val="ArgumentBox"/>
       </w:pPr>
       <w:r>
-        <w:t xml:space="preserve">Suits' utopia may require sustained self-deception: caring about winning while knowing that</w:t>
-      </w:r>
-      <w:r>
-        <w:t xml:space="preserve"> </w:t>
-      </w:r>
-      <w:r>
-        <w:t xml:space="preserve">winning is ultimately unimportant. Two concerns compound this worry:</w:t>
+        <w:t xml:space="preserve">Suits' utopia may require sustained self-deception: caring about winning while knowing winning</w:t>
+      </w:r>
+      <w:r>
+        <w:t xml:space="preserve"> </w:t>
+      </w:r>
+      <w:r>
+        <w:t xml:space="preserve">is unimportant. Two concerns compound the worry:</w:t>
+      </w:r>
+    </w:p>
+    <w:p>
+      <w:pPr>
+        <w:numPr>
+          <w:ilvl w:val="0"/>
+          <w:numId w:val="1014"/>
+        </w:numPr>
+        <w:pStyle w:val="Compact"/>
+      </w:pPr>
+      <w:r>
+        <w:rPr>
+          <w:bCs/>
+          <w:b/>
+        </w:rPr>
+        <w:t xml:space="preserve">Stakes:</w:t>
+      </w:r>
+      <w:r>
+        <w:t xml:space="preserve"> </w:t>
+      </w:r>
+      <w:r>
+        <w:t xml:space="preserve">As the hollow obstacle problem urged, meaningful striving may need</w:t>
+      </w:r>
+      <w:r>
+        <w:t xml:space="preserve"> </w:t>
+      </w:r>
+      <w:r>
+        <w:t xml:space="preserve">genuine consequences. Games produce only winners and losers within the magic circle, and the</w:t>
+      </w:r>
+      <w:r>
+        <w:t xml:space="preserve"> </w:t>
+      </w:r>
+      <w:r>
+        <w:t xml:space="preserve">circle dissolves when the game ends.</w:t>
+      </w:r>
+    </w:p>
+    <w:p>
+      <w:pPr>
+        <w:numPr>
+          <w:ilvl w:val="0"/>
+          <w:numId w:val="1014"/>
+        </w:numPr>
+        <w:pStyle w:val="Compact"/>
+      </w:pPr>
+      <w:r>
+        <w:rPr>
+          <w:bCs/>
+          <w:b/>
+        </w:rPr>
+        <w:t xml:space="preserve">Inequality:</w:t>
+      </w:r>
+      <w:r>
+        <w:t xml:space="preserve"> </w:t>
+      </w:r>
+      <w:r>
+        <w:t xml:space="preserve">Post-work utopia may be for some only. For many, the end of work</w:t>
+      </w:r>
+      <w:r>
+        <w:t xml:space="preserve"> </w:t>
+      </w:r>
+      <w:r>
+        <w:t xml:space="preserve">means poverty and precarity, not liberated play. A philosophy of games-as-meaning requires a</w:t>
+      </w:r>
+      <w:r>
+        <w:t xml:space="preserve"> </w:t>
+      </w:r>
+      <w:r>
+        <w:t xml:space="preserve">just distribution of the material conditions that make genuine play possible.</w:t>
+      </w:r>
+    </w:p>
+    <w:p>
+      <w:pPr>
+        <w:pStyle w:val="ArgumentBox"/>
+      </w:pPr>
+      <w:r>
+        <w:t xml:space="preserve">A partial reply is available. David Graeber argued that many existing jobs are already, by the</w:t>
+      </w:r>
+      <w:r>
+        <w:t xml:space="preserve"> </w:t>
+      </w:r>
+      <w:r>
+        <w:t xml:space="preserve">admission of the people doing them, socially pointless — work that exists to occupy people rather</w:t>
+      </w:r>
+      <w:r>
+        <w:t xml:space="preserve"> </w:t>
+      </w:r>
+      <w:r>
+        <w:t xml:space="preserve">than to accomplish anything</w:t>
+      </w:r>
+      <w:r>
+        <w:t xml:space="preserve"> </w:t>
+      </w:r>
+      <w:r>
+        <w:t xml:space="preserve">(Graeber, 2018)</w:t>
+      </w:r>
+      <w:r>
+        <w:t xml:space="preserve">. If so, much of what</w:t>
+      </w:r>
+      <w:r>
+        <w:t xml:space="preserve"> </w:t>
+      </w:r>
+      <w:r>
+        <w:t xml:space="preserve">we call work is already an obstacle course we have agreed to run, and the transition to a life</w:t>
+      </w:r>
+      <w:r>
+        <w:t xml:space="preserve"> </w:t>
+      </w:r>
+      <w:r>
+        <w:t xml:space="preserve">of avowed games is less radical than it sounds.</w:t>
+      </w:r>
+    </w:p>
+    <w:p>
+      <w:pPr>
+        <w:pStyle w:val="BoxLabel"/>
+      </w:pPr>
+      <w:r>
+        <w:t xml:space="preserve">Position 3</w:t>
+      </w:r>
+    </w:p>
+    <w:p>
+      <w:pPr>
+        <w:pStyle w:val="BoxTitle"/>
+      </w:pPr>
+      <w:r>
+        <w:t xml:space="preserve">Human-AI Collaboration as a New Kind of Game</w:t>
+      </w:r>
+    </w:p>
+    <w:p>
+      <w:pPr>
+        <w:pStyle w:val="ArgumentBox"/>
+      </w:pPr>
+      <w:r>
+        <w:t xml:space="preserve">Both preceding positions assume the work/play dichotomy is fixed. In a world of human-AI</w:t>
+      </w:r>
+      <w:r>
+        <w:t xml:space="preserve"> </w:t>
+      </w:r>
+      <w:r>
+        <w:t xml:space="preserve">collaboration, it may dissolve. Consider:</w:t>
       </w:r>
     </w:p>
     <w:p>
@@ -7222,35 +6602,23 @@
         <w:pStyle w:val="Compact"/>
       </w:pPr>
       <w:r>
+        <w:t xml:space="preserve">A scientist whose AI generates hypotheses can focus on</w:t>
+      </w:r>
+      <w:r>
+        <w:t xml:space="preserve"> </w:t>
+      </w:r>
+      <w:r>
         <w:rPr>
           <w:bCs/>
           <w:b/>
         </w:rPr>
-        <w:t xml:space="preserve">Stakes:</w:t>
-      </w:r>
-      <w:r>
-        <w:t xml:space="preserve"> </w:t>
-      </w:r>
-      <w:r>
-        <w:t xml:space="preserve">Meaningful striving may need genuine consequences — the farmer's</w:t>
-      </w:r>
-      <w:r>
-        <w:t xml:space="preserve"> </w:t>
-      </w:r>
-      <w:r>
-        <w:t xml:space="preserve">crop actually feeds people, the surgeon's skill actually saves lives, the teacher's insight</w:t>
-      </w:r>
-      <w:r>
-        <w:t xml:space="preserve"> </w:t>
-      </w:r>
-      <w:r>
-        <w:t xml:space="preserve">actually changes how a student sees the world. Games produce only winners and losers within</w:t>
-      </w:r>
-      <w:r>
-        <w:t xml:space="preserve"> </w:t>
-      </w:r>
-      <w:r>
-        <w:t xml:space="preserve">the magic circle, and the circle dissolves when the game ends.</w:t>
+        <w:t xml:space="preserve">designing and interpreting experiments</w:t>
+      </w:r>
+      <w:r>
+        <w:t xml:space="preserve"> </w:t>
+      </w:r>
+      <w:r>
+        <w:t xml:space="preserve">— the judgment-intensive work that cannot be automated.</w:t>
       </w:r>
     </w:p>
     <w:p>
@@ -7262,35 +6630,48 @@
         <w:pStyle w:val="Compact"/>
       </w:pPr>
       <w:r>
+        <w:t xml:space="preserve">A teacher whose AI handles routine assessment can focus on</w:t>
+      </w:r>
+      <w:r>
+        <w:t xml:space="preserve"> </w:t>
+      </w:r>
+      <w:r>
         <w:rPr>
           <w:bCs/>
           <w:b/>
         </w:rPr>
-        <w:t xml:space="preserve">Inequality:</w:t>
-      </w:r>
-      <w:r>
-        <w:t xml:space="preserve"> </w:t>
-      </w:r>
-      <w:r>
-        <w:t xml:space="preserve">Post-work utopia may be for some only. For many, the end of</w:t>
-      </w:r>
-      <w:r>
-        <w:t xml:space="preserve"> </w:t>
-      </w:r>
-      <w:r>
-        <w:t xml:space="preserve">work means poverty and precarity — not the Grasshopper's liberated play but the anxiety of</w:t>
-      </w:r>
-      <w:r>
-        <w:t xml:space="preserve"> </w:t>
-      </w:r>
-      <w:r>
-        <w:t xml:space="preserve">economic insecurity. A philosophy of games-as-meaning requires a just distribution of the</w:t>
-      </w:r>
-      <w:r>
-        <w:t xml:space="preserve"> </w:t>
-      </w:r>
-      <w:r>
-        <w:t xml:space="preserve">material conditions that make genuine play possible.</w:t>
+        <w:t xml:space="preserve">mentorship and the unpredictable moments of genuine intellectual encounter</w:t>
+      </w:r>
+      <w:r>
+        <w:t xml:space="preserve">.</w:t>
+      </w:r>
+    </w:p>
+    <w:p>
+      <w:pPr>
+        <w:numPr>
+          <w:ilvl w:val="0"/>
+          <w:numId w:val="1015"/>
+        </w:numPr>
+        <w:pStyle w:val="Compact"/>
+      </w:pPr>
+      <w:r>
+        <w:t xml:space="preserve">A doctor whose AI handles diagnostic pattern-matching can focus on the</w:t>
+      </w:r>
+      <w:r>
+        <w:t xml:space="preserve"> </w:t>
+      </w:r>
+      <w:r>
+        <w:rPr>
+          <w:bCs/>
+          <w:b/>
+        </w:rPr>
+        <w:t xml:space="preserve">complex, ethically laden conversations</w:t>
+      </w:r>
+      <w:r>
+        <w:t xml:space="preserve"> </w:t>
+      </w:r>
+      <w:r>
+        <w:t xml:space="preserve">that require human judgment.</w:t>
       </w:r>
     </w:p>
     <w:p>
@@ -7298,40 +6679,51 @@
         <w:pStyle w:val="ArgumentBox"/>
       </w:pPr>
       <w:r>
-        <w:t xml:space="preserve">There is a partial reply available here. David Graeber argued that a great many existing jobs are</w:t>
-      </w:r>
-      <w:r>
-        <w:t xml:space="preserve"> </w:t>
-      </w:r>
-      <w:r>
-        <w:t xml:space="preserve">already, by the admission of the people doing them, socially pointless — work that exists to</w:t>
-      </w:r>
-      <w:r>
-        <w:t xml:space="preserve"> </w:t>
-      </w:r>
-      <w:r>
-        <w:t xml:space="preserve">occupy people rather than to accomplish anything</w:t>
-      </w:r>
-      <w:r>
-        <w:t xml:space="preserve"> </w:t>
-      </w:r>
-      <w:r>
-        <w:t xml:space="preserve">(Graeber, 2018)</w:t>
-      </w:r>
-      <w:r>
-        <w:t xml:space="preserve">.</w:t>
-      </w:r>
-      <w:r>
-        <w:t xml:space="preserve"> </w:t>
-      </w:r>
-      <w:r>
-        <w:t xml:space="preserve">If that is right, then much of what we currently call work is already an obstacle course we have</w:t>
-      </w:r>
-      <w:r>
-        <w:t xml:space="preserve"> </w:t>
-      </w:r>
-      <w:r>
-        <w:t xml:space="preserve">agreed to run, and the transition to a life of avowed games is less radical than it sounds.</w:t>
+        <w:t xml:space="preserve">The human contribution here resembles play in Suits' sense: voluntary, creative, rule-governed</w:t>
+      </w:r>
+      <w:r>
+        <w:t xml:space="preserve"> </w:t>
+      </w:r>
+      <w:r>
+        <w:t xml:space="preserve">engagement pursued partly for its own sake. The boundary dissolves not because work disappears</w:t>
+      </w:r>
+      <w:r>
+        <w:t xml:space="preserve"> </w:t>
+      </w:r>
+      <w:r>
+        <w:t xml:space="preserve">but because it becomes more like play.</w:t>
+      </w:r>
+    </w:p>
+    <w:p>
+      <w:pPr>
+        <w:pStyle w:val="BodyText"/>
+      </w:pPr>
+      <w:r>
+        <w:t xml:space="preserve">Vallor's framework adds a dimension all three positions require. The question is not only "what</w:t>
+      </w:r>
+      <w:r>
+        <w:t xml:space="preserve"> </w:t>
+      </w:r>
+      <w:r>
+        <w:t xml:space="preserve">will we do?" but "what kind of people will we become?" The virtues cultivated in games —</w:t>
+      </w:r>
+      <w:r>
+        <w:t xml:space="preserve"> </w:t>
+      </w:r>
+      <w:r>
+        <w:t xml:space="preserve">persistence, creativity, humility, care for others, the ability to accept failure and try again —</w:t>
+      </w:r>
+      <w:r>
+        <w:t xml:space="preserve"> </w:t>
+      </w:r>
+      <w:r>
+        <w:t xml:space="preserve">are exactly those an AI-transformed world demands. Whether we welcome, resist, or redesign the</w:t>
+      </w:r>
+      <w:r>
+        <w:t xml:space="preserve"> </w:t>
+      </w:r>
+      <w:r>
+        <w:t xml:space="preserve">post-work future, we will need the character to navigate it well.</w:t>
       </w:r>
     </w:p>
     <w:p>
@@ -7339,29 +6731,7 @@
         <w:pStyle w:val="BoxLabel"/>
       </w:pPr>
       <w:r>
-        <w:t xml:space="preserve">Position 3</w:t>
-      </w:r>
-    </w:p>
-    <w:p>
-      <w:pPr>
-        <w:pStyle w:val="BoxTitle"/>
-      </w:pPr>
-      <w:r>
-        <w:t xml:space="preserve">Human-AI Collaboration as a New Kind of Game</w:t>
-      </w:r>
-    </w:p>
-    <w:p>
-      <w:pPr>
-        <w:pStyle w:val="ArgumentBox"/>
-      </w:pPr>
-      <w:r>
-        <w:t xml:space="preserve">The sharpest objection to both preceding positions is that they assume the work/play dichotomy</w:t>
-      </w:r>
-      <w:r>
-        <w:t xml:space="preserve"> </w:t>
-      </w:r>
-      <w:r>
-        <w:t xml:space="preserve">is fixed. But in a world of human-AI collaboration, that dichotomy may dissolve. Consider:</w:t>
+        <w:t xml:space="preserve">Thought Questions</w:t>
       </w:r>
     </w:p>
     <w:p>
@@ -7373,7 +6743,7 @@
         <w:pStyle w:val="Compact"/>
       </w:pPr>
       <w:r>
-        <w:t xml:space="preserve">A scientist whose AI generates hypotheses can focus entirely on</w:t>
+        <w:t xml:space="preserve">Suits says the Grasshopper is right:</w:t>
       </w:r>
       <w:r>
         <w:t xml:space="preserve"> </w:t>
@@ -7383,13 +6753,10 @@
           <w:bCs/>
           <w:b/>
         </w:rPr>
-        <w:t xml:space="preserve">designing and interpreting experiments</w:t>
-      </w:r>
-      <w:r>
-        <w:t xml:space="preserve"> </w:t>
-      </w:r>
-      <w:r>
-        <w:t xml:space="preserve">— the creative, judgment-intensive aspects that cannot be automated.</w:t>
+        <w:t xml:space="preserve">playing games is the ideal human life</w:t>
+      </w:r>
+      <w:r>
+        <w:t xml:space="preserve">. Do you agree? What counts as a "game" in this extended sense — would art, philosophy, or athletics qualify?</w:t>
       </w:r>
     </w:p>
     <w:p>
@@ -7401,20 +6768,7 @@
         <w:pStyle w:val="Compact"/>
       </w:pPr>
       <w:r>
-        <w:t xml:space="preserve">A teacher whose AI handles routine assessment can focus on</w:t>
-      </w:r>
-      <w:r>
-        <w:t xml:space="preserve"> </w:t>
-      </w:r>
-      <w:r>
-        <w:rPr>
-          <w:bCs/>
-          <w:b/>
-        </w:rPr>
-        <w:t xml:space="preserve">mentorship, relationship, and the unpredictable moments of genuine intellectual encounter</w:t>
-      </w:r>
-      <w:r>
-        <w:t xml:space="preserve">.</w:t>
+        <w:t xml:space="preserve">Identify a moment when your values were "captured" by a game or gamified system — when you found yourself optimizing for a score rather than the underlying purpose.</w:t>
       </w:r>
     </w:p>
     <w:p>
@@ -7426,7 +6780,7 @@
         <w:pStyle w:val="Compact"/>
       </w:pPr>
       <w:r>
-        <w:t xml:space="preserve">A doctor whose AI handles diagnostic pattern-matching can focus on the</w:t>
+        <w:t xml:space="preserve">If AI makes most work unnecessary, should we</w:t>
       </w:r>
       <w:r>
         <w:t xml:space="preserve"> </w:t>
@@ -7436,39 +6790,95 @@
           <w:bCs/>
           <w:b/>
         </w:rPr>
-        <w:t xml:space="preserve">complex, contextual, ethically laden conversations</w:t>
-      </w:r>
-      <w:r>
-        <w:t xml:space="preserve"> </w:t>
-      </w:r>
-      <w:r>
-        <w:t xml:space="preserve">that require human judgment.</w:t>
-      </w:r>
-    </w:p>
-    <w:p>
-      <w:pPr>
-        <w:pStyle w:val="ArgumentBox"/>
-      </w:pPr>
-      <w:r>
-        <w:t xml:space="preserve">The human contribution in these scenarios resembles play in Suits' sense: it is voluntary,</w:t>
-      </w:r>
-      <w:r>
-        <w:t xml:space="preserve"> </w:t>
-      </w:r>
-      <w:r>
-        <w:t xml:space="preserve">creative, rule-governed engagement pursued partly for its own sake, not merely as a means to</w:t>
-      </w:r>
-      <w:r>
-        <w:t xml:space="preserve"> </w:t>
-      </w:r>
-      <w:r>
-        <w:t xml:space="preserve">external ends. The work/play boundary dissolves not because work disappears but because it</w:t>
-      </w:r>
-      <w:r>
-        <w:t xml:space="preserve"> </w:t>
-      </w:r>
-      <w:r>
-        <w:t xml:space="preserve">becomes more like play.</w:t>
+        <w:t xml:space="preserve">welcome</w:t>
+      </w:r>
+      <w:r>
+        <w:t xml:space="preserve"> </w:t>
+      </w:r>
+      <w:r>
+        <w:t xml:space="preserve">the Grasshopper's world,</w:t>
+      </w:r>
+      <w:r>
+        <w:t xml:space="preserve"> </w:t>
+      </w:r>
+      <w:r>
+        <w:rPr>
+          <w:bCs/>
+          <w:b/>
+        </w:rPr>
+        <w:t xml:space="preserve">resist</w:t>
+      </w:r>
+      <w:r>
+        <w:t xml:space="preserve"> </w:t>
+      </w:r>
+      <w:r>
+        <w:t xml:space="preserve">it, or</w:t>
+      </w:r>
+      <w:r>
+        <w:t xml:space="preserve"> </w:t>
+      </w:r>
+      <w:r>
+        <w:rPr>
+          <w:bCs/>
+          <w:b/>
+        </w:rPr>
+        <w:t xml:space="preserve">redesign</w:t>
+      </w:r>
+      <w:r>
+        <w:t xml:space="preserve"> </w:t>
+      </w:r>
+      <w:r>
+        <w:t xml:space="preserve">work so it retains meaning even when unnecessary?</w:t>
+      </w:r>
+    </w:p>
+    <w:bookmarkEnd w:id="64"/>
+    <w:bookmarkEnd w:id="65"/>
+    <w:bookmarkStart w:id="67" w:name="key-points"/>
+    <w:bookmarkStart w:id="66" w:name="kp-heading"/>
+    <w:p>
+      <w:pPr>
+        <w:pStyle w:val="Heading2"/>
+      </w:pPr>
+      <w:r>
+        <w:t xml:space="preserve">Summary</w:t>
+      </w:r>
+    </w:p>
+    <w:p>
+      <w:pPr>
+        <w:pStyle w:val="FirstParagraph"/>
+      </w:pPr>
+      <w:r>
+        <w:t xml:space="preserve">This chapter has traced games from Huizinga's magic circle through Suits' definition and his</w:t>
+      </w:r>
+      <w:r>
+        <w:t xml:space="preserve"> </w:t>
+      </w:r>
+      <w:r>
+        <w:t xml:space="preserve">utopian argument, through the moral panics surrounding video games, through Aristotle and Vallor</w:t>
+      </w:r>
+      <w:r>
+        <w:t xml:space="preserve"> </w:t>
+      </w:r>
+      <w:r>
+        <w:t xml:space="preserve">on virtue formation, to the AI-and-meaning question. The thread is the same throughout: games are</w:t>
+      </w:r>
+      <w:r>
+        <w:t xml:space="preserve"> </w:t>
+      </w:r>
+      <w:r>
+        <w:t xml:space="preserve">not a retreat from serious human concerns but one of their deepest expressions. What games are,</w:t>
+      </w:r>
+      <w:r>
+        <w:t xml:space="preserve"> </w:t>
+      </w:r>
+      <w:r>
+        <w:t xml:space="preserve">what they do to us, and what part they might play in a post-work future may be the central</w:t>
+      </w:r>
+      <w:r>
+        <w:t xml:space="preserve"> </w:t>
+      </w:r>
+      <w:r>
+        <w:t xml:space="preserve">question in computing ethics rather than a marginal one.</w:t>
       </w:r>
     </w:p>
     <w:p>
@@ -7476,31 +6886,111 @@
         <w:pStyle w:val="BodyText"/>
       </w:pPr>
       <w:r>
-        <w:t xml:space="preserve">Vallor's framework adds a dimension that all three positions require. The question is not only</w:t>
-      </w:r>
-      <w:r>
-        <w:t xml:space="preserve"> </w:t>
-      </w:r>
-      <w:r>
-        <w:t xml:space="preserve">"what will we do?" but "what kind of people will we become?" The virtues cultivated in games —</w:t>
-      </w:r>
-      <w:r>
-        <w:t xml:space="preserve"> </w:t>
-      </w:r>
-      <w:r>
-        <w:t xml:space="preserve">persistence, creativity, humility, care for others, the ability to accept failure and try again —</w:t>
-      </w:r>
-      <w:r>
-        <w:t xml:space="preserve"> </w:t>
-      </w:r>
-      <w:r>
-        <w:t xml:space="preserve">are exactly the virtues needed in an AI-transformed world. Whether we welcome, resist, or</w:t>
-      </w:r>
-      <w:r>
-        <w:t xml:space="preserve"> </w:t>
-      </w:r>
-      <w:r>
-        <w:t xml:space="preserve">redesign the post-work future, we will need to have cultivated the character to navigate it well.</w:t>
+        <w:t xml:space="preserve">It is also the last chapter, and its questions are the ones the whole book has been circling. We</w:t>
+      </w:r>
+      <w:r>
+        <w:t xml:space="preserve"> </w:t>
+      </w:r>
+      <w:r>
+        <w:t xml:space="preserve">began with the history of information technology and the recurring discovery that every new medium</w:t>
+      </w:r>
+      <w:r>
+        <w:t xml:space="preserve"> </w:t>
+      </w:r>
+      <w:r>
+        <w:t xml:space="preserve">rearranges who has power over whom. We worked through virtue, speech, property, privacy, and</w:t>
+      </w:r>
+      <w:r>
+        <w:t xml:space="preserve"> </w:t>
+      </w:r>
+      <w:r>
+        <w:t xml:space="preserve">secrecy; through what artificial intelligence is and what it does to work, to the environment, to</w:t>
+      </w:r>
+      <w:r>
+        <w:t xml:space="preserve"> </w:t>
+      </w:r>
+      <w:r>
+        <w:t xml:space="preserve">our sense of who counts morally. Almost all of those chapters turned on ends rather than means:</w:t>
+      </w:r>
+      <w:r>
+        <w:t xml:space="preserve"> </w:t>
+      </w:r>
+      <w:r>
+        <w:t xml:space="preserve">not</w:t>
+      </w:r>
+      <w:r>
+        <w:t xml:space="preserve"> </w:t>
+      </w:r>
+      <w:r>
+        <w:rPr>
+          <w:iCs/>
+          <w:i/>
+        </w:rPr>
+        <w:t xml:space="preserve">can</w:t>
+      </w:r>
+      <w:r>
+        <w:t xml:space="preserve"> </w:t>
+      </w:r>
+      <w:r>
+        <w:t xml:space="preserve">we build this, but</w:t>
+      </w:r>
+      <w:r>
+        <w:t xml:space="preserve"> </w:t>
+      </w:r>
+      <w:r>
+        <w:rPr>
+          <w:iCs/>
+          <w:i/>
+        </w:rPr>
+        <w:t xml:space="preserve">what is it for</w:t>
+      </w:r>
+      <w:r>
+        <w:t xml:space="preserve">, and</w:t>
+      </w:r>
+      <w:r>
+        <w:t xml:space="preserve"> </w:t>
+      </w:r>
+      <w:r>
+        <w:rPr>
+          <w:iCs/>
+          <w:i/>
+        </w:rPr>
+        <w:t xml:space="preserve">what kind of people does</w:t>
+      </w:r>
+      <w:r>
+        <w:rPr>
+          <w:iCs/>
+          <w:i/>
+        </w:rPr>
+        <w:t xml:space="preserve"> </w:t>
+      </w:r>
+      <w:r>
+        <w:rPr>
+          <w:iCs/>
+          <w:i/>
+        </w:rPr>
+        <w:t xml:space="preserve">living with it make us</w:t>
+      </w:r>
+      <w:r>
+        <w:t xml:space="preserve">? Suits' Grasshopper puts that question in its sharpest form. Once the</w:t>
+      </w:r>
+      <w:r>
+        <w:t xml:space="preserve"> </w:t>
+      </w:r>
+      <w:r>
+        <w:t xml:space="preserve">machines can do the work, the only question left is what was worth doing in the first place. You</w:t>
+      </w:r>
+      <w:r>
+        <w:t xml:space="preserve"> </w:t>
+      </w:r>
+      <w:r>
+        <w:t xml:space="preserve">will spend the rest of your life answering it, mostly by what you choose to do on ordinary</w:t>
+      </w:r>
+      <w:r>
+        <w:t xml:space="preserve"> </w:t>
+      </w:r>
+      <w:r>
+        <w:t xml:space="preserve">afternoons.</w:t>
       </w:r>
     </w:p>
     <w:p>
@@ -7508,7 +6998,7 @@
         <w:pStyle w:val="BoxLabel"/>
       </w:pPr>
       <w:r>
-        <w:t xml:space="preserve">Thought Questions</w:t>
+        <w:t xml:space="preserve">Key Points</w:t>
       </w:r>
     </w:p>
     <w:p>
@@ -7520,20 +7010,35 @@
         <w:pStyle w:val="Compact"/>
       </w:pPr>
       <w:r>
-        <w:t xml:space="preserve">Suits says the Grasshopper is right:</w:t>
-      </w:r>
-      <w:r>
-        <w:t xml:space="preserve"> </w:t>
-      </w:r>
-      <w:r>
         <w:rPr>
           <w:bCs/>
           <w:b/>
         </w:rPr>
-        <w:t xml:space="preserve">playing games is the ideal human life</w:t>
-      </w:r>
-      <w:r>
-        <w:t xml:space="preserve">. Do you agree? What counts as a "game" in this extended sense — would art, philosophy, or athletics qualify?</w:t>
+        <w:t xml:space="preserve">The magic circle:</w:t>
+      </w:r>
+      <w:r>
+        <w:t xml:space="preserve"> </w:t>
+      </w:r>
+      <w:r>
+        <w:t xml:space="preserve">Play is voluntary, rule-governed, and bounded, and Caillois'</w:t>
+      </w:r>
+      <w:r>
+        <w:t xml:space="preserve"> </w:t>
+      </w:r>
+      <w:r>
+        <w:t xml:space="preserve">six features — free, separate, uncertain, unproductive, rule-governed, make-believe — recur</w:t>
+      </w:r>
+      <w:r>
+        <w:t xml:space="preserve"> </w:t>
+      </w:r>
+      <w:r>
+        <w:t xml:space="preserve">across cultures; "magic circle" is Huizinga's phrase, used in passing, but its technical use in</w:t>
+      </w:r>
+      <w:r>
+        <w:t xml:space="preserve"> </w:t>
+      </w:r>
+      <w:r>
+        <w:t xml:space="preserve">game studies comes largely from Salen and Zimmerman.</w:t>
       </w:r>
     </w:p>
     <w:p>
@@ -7545,23 +7050,29 @@
         <w:pStyle w:val="Compact"/>
       </w:pPr>
       <w:r>
-        <w:t xml:space="preserve">Is there a morally significant difference between playing</w:t>
-      </w:r>
-      <w:r>
-        <w:t xml:space="preserve"> </w:t>
-      </w:r>
-      <w:r>
-        <w:rPr>
-          <w:iCs/>
-          <w:i/>
-        </w:rPr>
-        <w:t xml:space="preserve">Stardew Valley</w:t>
-      </w:r>
-      <w:r>
-        <w:t xml:space="preserve"> </w:t>
-      </w:r>
-      <w:r>
-        <w:t xml:space="preserve">(a farming simulation) and actually farming? Does it matter that no food is produced in the game?</w:t>
+        <w:rPr>
+          <w:bCs/>
+          <w:b/>
+        </w:rPr>
+        <w:t xml:space="preserve">Suits' definition:</w:t>
+      </w:r>
+      <w:r>
+        <w:t xml:space="preserve"> </w:t>
+      </w:r>
+      <w:r>
+        <w:t xml:space="preserve">A game requires a prelusory goal, constitutive rules</w:t>
+      </w:r>
+      <w:r>
+        <w:t xml:space="preserve"> </w:t>
+      </w:r>
+      <w:r>
+        <w:t xml:space="preserve">forbidding the most efficient means of reaching it, and the lusory attitude — "the voluntary</w:t>
+      </w:r>
+      <w:r>
+        <w:t xml:space="preserve"> </w:t>
+      </w:r>
+      <w:r>
+        <w:t xml:space="preserve">attempt to overcome unnecessary obstacles."</w:t>
       </w:r>
     </w:p>
     <w:p>
@@ -7573,7 +7084,87 @@
         <w:pStyle w:val="Compact"/>
       </w:pPr>
       <w:r>
-        <w:t xml:space="preserve">Can you identify a moment when your values were "captured" by a game or gamified system — when you found yourself optimizing for a score rather than the underlying purpose?</w:t>
+        <w:rPr>
+          <w:bCs/>
+          <w:b/>
+        </w:rPr>
+        <w:t xml:space="preserve">Caillois' four types:</w:t>
+      </w:r>
+      <w:r>
+        <w:t xml:space="preserve"> </w:t>
+      </w:r>
+      <w:r>
+        <w:t xml:space="preserve">Play divides into</w:t>
+      </w:r>
+      <w:r>
+        <w:t xml:space="preserve"> </w:t>
+      </w:r>
+      <w:r>
+        <w:rPr>
+          <w:iCs/>
+          <w:i/>
+        </w:rPr>
+        <w:t xml:space="preserve">agôn</w:t>
+      </w:r>
+      <w:r>
+        <w:t xml:space="preserve"> </w:t>
+      </w:r>
+      <w:r>
+        <w:t xml:space="preserve">(competition),</w:t>
+      </w:r>
+      <w:r>
+        <w:t xml:space="preserve"> </w:t>
+      </w:r>
+      <w:r>
+        <w:rPr>
+          <w:iCs/>
+          <w:i/>
+        </w:rPr>
+        <w:t xml:space="preserve">alea</w:t>
+      </w:r>
+      <w:r>
+        <w:t xml:space="preserve"> </w:t>
+      </w:r>
+      <w:r>
+        <w:t xml:space="preserve">(chance),</w:t>
+      </w:r>
+      <w:r>
+        <w:t xml:space="preserve"> </w:t>
+      </w:r>
+      <w:r>
+        <w:rPr>
+          <w:iCs/>
+          <w:i/>
+        </w:rPr>
+        <w:t xml:space="preserve">mimicry</w:t>
+      </w:r>
+      <w:r>
+        <w:t xml:space="preserve"> </w:t>
+      </w:r>
+      <w:r>
+        <w:t xml:space="preserve">(role-playing), and</w:t>
+      </w:r>
+      <w:r>
+        <w:t xml:space="preserve"> </w:t>
+      </w:r>
+      <w:r>
+        <w:rPr>
+          <w:iCs/>
+          <w:i/>
+        </w:rPr>
+        <w:t xml:space="preserve">ilinx</w:t>
+      </w:r>
+      <w:r>
+        <w:t xml:space="preserve"> </w:t>
+      </w:r>
+      <w:r>
+        <w:t xml:space="preserve">(vertigo), and</w:t>
+      </w:r>
+      <w:r>
+        <w:t xml:space="preserve"> </w:t>
+      </w:r>
+      <w:r>
+        <w:t xml:space="preserve">video games are uniquely powerful partly because they combine all four.</w:t>
       </w:r>
     </w:p>
     <w:p>
@@ -7585,55 +7176,29 @@
         <w:pStyle w:val="Compact"/>
       </w:pPr>
       <w:r>
-        <w:t xml:space="preserve">If AI makes most work unnecessary, should we</w:t>
-      </w:r>
-      <w:r>
-        <w:t xml:space="preserve"> </w:t>
-      </w:r>
-      <w:r>
         <w:rPr>
           <w:bCs/>
           <w:b/>
         </w:rPr>
-        <w:t xml:space="preserve">welcome</w:t>
-      </w:r>
-      <w:r>
-        <w:t xml:space="preserve"> </w:t>
-      </w:r>
-      <w:r>
-        <w:t xml:space="preserve">the Grasshopper's world,</w:t>
-      </w:r>
-      <w:r>
-        <w:t xml:space="preserve"> </w:t>
-      </w:r>
-      <w:r>
-        <w:rPr>
-          <w:bCs/>
-          <w:b/>
-        </w:rPr>
-        <w:t xml:space="preserve">resist</w:t>
-      </w:r>
-      <w:r>
-        <w:t xml:space="preserve"> </w:t>
-      </w:r>
-      <w:r>
-        <w:t xml:space="preserve">it, or try to</w:t>
-      </w:r>
-      <w:r>
-        <w:t xml:space="preserve"> </w:t>
-      </w:r>
-      <w:r>
-        <w:rPr>
-          <w:bCs/>
-          <w:b/>
-        </w:rPr>
-        <w:t xml:space="preserve">redesign</w:t>
-      </w:r>
-      <w:r>
-        <w:t xml:space="preserve"> </w:t>
-      </w:r>
-      <w:r>
-        <w:t xml:space="preserve">work so it retains meaning even when unnecessary?</w:t>
+        <w:t xml:space="preserve">Nguyen's agency-as-art:</w:t>
+      </w:r>
+      <w:r>
+        <w:t xml:space="preserve"> </w:t>
+      </w:r>
+      <w:r>
+        <w:t xml:space="preserve">Games sculpt the player's agency itself, but</w:t>
+      </w:r>
+      <w:r>
+        <w:t xml:space="preserve"> </w:t>
+      </w:r>
+      <w:r>
+        <w:t xml:space="preserve">gamification risks value capture — replacing rich human purposes with simplified, measurable</w:t>
+      </w:r>
+      <w:r>
+        <w:t xml:space="preserve"> </w:t>
+      </w:r>
+      <w:r>
+        <w:t xml:space="preserve">scores.</w:t>
       </w:r>
     </w:p>
     <w:p>
@@ -7645,175 +7210,195 @@
         <w:pStyle w:val="Compact"/>
       </w:pPr>
       <w:r>
-        <w:t xml:space="preserve">The Athenian leisure class had slaves to make their play possible. Does technology offer a genuinely different path — or does a post-work world for some always rest on exploitation of others?</w:t>
-      </w:r>
-    </w:p>
-    <w:bookmarkEnd w:id="64"/>
-    <w:bookmarkEnd w:id="65"/>
-    <w:bookmarkStart w:id="67" w:name="key-points"/>
-    <w:bookmarkStart w:id="66" w:name="kp-heading"/>
-    <w:p>
-      <w:pPr>
-        <w:pStyle w:val="Heading2"/>
-      </w:pPr>
-      <w:r>
-        <w:t xml:space="preserve">Summary</w:t>
-      </w:r>
-    </w:p>
-    <w:p>
-      <w:pPr>
-        <w:pStyle w:val="FirstParagraph"/>
-      </w:pPr>
-      <w:r>
-        <w:t xml:space="preserve">This chapter has traced games from Huizinga's magic circle through Suits' precise definition and</w:t>
-      </w:r>
-      <w:r>
-        <w:t xml:space="preserve"> </w:t>
-      </w:r>
-      <w:r>
-        <w:t xml:space="preserve">his provocative utopian argument, through the moral panics surrounding video games, through</w:t>
-      </w:r>
-      <w:r>
-        <w:t xml:space="preserve"> </w:t>
-      </w:r>
-      <w:r>
-        <w:t xml:space="preserve">Aristotle and Vallor on virtue formation, and finally to the AI-and-meaning question. The thread</w:t>
-      </w:r>
-      <w:r>
-        <w:t xml:space="preserve"> </w:t>
-      </w:r>
-      <w:r>
-        <w:t xml:space="preserve">running through all of it is the same: games are not a retreat from serious human concerns but one</w:t>
-      </w:r>
-      <w:r>
-        <w:t xml:space="preserve"> </w:t>
-      </w:r>
-      <w:r>
-        <w:t xml:space="preserve">of their deepest expressions. What games are, what they do to us, and what role they might play in</w:t>
-      </w:r>
-      <w:r>
-        <w:t xml:space="preserve"> </w:t>
-      </w:r>
-      <w:r>
-        <w:t xml:space="preserve">a post-work future is not a marginal question in computing ethics. It may be the central one.</w:t>
-      </w:r>
-    </w:p>
-    <w:p>
-      <w:pPr>
-        <w:pStyle w:val="BodyText"/>
-      </w:pPr>
-      <w:r>
-        <w:t xml:space="preserve">It is also the last chapter of this book, and the questions it raises are the ones the whole book</w:t>
-      </w:r>
-      <w:r>
-        <w:t xml:space="preserve"> </w:t>
-      </w:r>
-      <w:r>
-        <w:t xml:space="preserve">has been circling. We began with the history of information technology and the recurring discovery</w:t>
-      </w:r>
-      <w:r>
-        <w:t xml:space="preserve"> </w:t>
-      </w:r>
-      <w:r>
-        <w:t xml:space="preserve">that every new medium rearranges who has power over whom. We worked through virtue, speech,</w:t>
-      </w:r>
-      <w:r>
-        <w:t xml:space="preserve"> </w:t>
-      </w:r>
-      <w:r>
-        <w:t xml:space="preserve">property, privacy, and secrecy; through what artificial intelligence is and what it does to work,</w:t>
-      </w:r>
-      <w:r>
-        <w:t xml:space="preserve"> </w:t>
-      </w:r>
-      <w:r>
-        <w:t xml:space="preserve">to the environment, to our sense of who counts morally, and to our estimate of how the story might</w:t>
-      </w:r>
-      <w:r>
-        <w:t xml:space="preserve"> </w:t>
-      </w:r>
-      <w:r>
-        <w:t xml:space="preserve">end. Almost every one of those chapters turned, in the end, on a question about ends rather than</w:t>
-      </w:r>
-      <w:r>
-        <w:t xml:space="preserve"> </w:t>
-      </w:r>
-      <w:r>
-        <w:t xml:space="preserve">means: not</w:t>
-      </w:r>
-      <w:r>
-        <w:t xml:space="preserve"> </w:t>
-      </w:r>
-      <w:r>
-        <w:rPr>
-          <w:iCs/>
-          <w:i/>
-        </w:rPr>
-        <w:t xml:space="preserve">can</w:t>
-      </w:r>
-      <w:r>
-        <w:t xml:space="preserve"> </w:t>
-      </w:r>
-      <w:r>
-        <w:t xml:space="preserve">we build this, but</w:t>
-      </w:r>
-      <w:r>
-        <w:t xml:space="preserve"> </w:t>
-      </w:r>
-      <w:r>
-        <w:rPr>
-          <w:iCs/>
-          <w:i/>
-        </w:rPr>
-        <w:t xml:space="preserve">what is it for</w:t>
-      </w:r>
-      <w:r>
-        <w:t xml:space="preserve">, and</w:t>
-      </w:r>
-      <w:r>
-        <w:t xml:space="preserve"> </w:t>
-      </w:r>
-      <w:r>
-        <w:rPr>
-          <w:iCs/>
-          <w:i/>
-        </w:rPr>
-        <w:t xml:space="preserve">what kind of people</w:t>
-      </w:r>
-      <w:r>
-        <w:rPr>
-          <w:iCs/>
-          <w:i/>
-        </w:rPr>
-        <w:t xml:space="preserve"> </w:t>
-      </w:r>
-      <w:r>
-        <w:rPr>
-          <w:iCs/>
-          <w:i/>
-        </w:rPr>
-        <w:t xml:space="preserve">does living with it make us</w:t>
-      </w:r>
-      <w:r>
-        <w:t xml:space="preserve">? Suits' Grasshopper puts that question in its sharpest form. Once</w:t>
-      </w:r>
-      <w:r>
-        <w:t xml:space="preserve"> </w:t>
-      </w:r>
-      <w:r>
-        <w:t xml:space="preserve">the machines can do the work, the only question left is what was worth doing in the first place.</w:t>
-      </w:r>
-      <w:r>
-        <w:t xml:space="preserve"> </w:t>
-      </w:r>
-      <w:r>
-        <w:t xml:space="preserve">You will spend the rest of your life answering it, mostly by what you choose to do on ordinary</w:t>
-      </w:r>
-      <w:r>
-        <w:t xml:space="preserve"> </w:t>
-      </w:r>
-      <w:r>
-        <w:t xml:space="preserve">afternoons.</w:t>
+        <w:rPr>
+          <w:bCs/>
+          <w:b/>
+        </w:rPr>
+        <w:t xml:space="preserve">The moral panic pattern:</w:t>
+      </w:r>
+      <w:r>
+        <w:t xml:space="preserve"> </w:t>
+      </w:r>
+      <w:r>
+        <w:t xml:space="preserve">Every new entertainment medium provokes the same</w:t>
+      </w:r>
+      <w:r>
+        <w:t xml:space="preserve"> </w:t>
+      </w:r>
+      <w:r>
+        <w:t xml:space="preserve">usually overstated fears about youth and character, and Weber's Protestant work ethic explains</w:t>
+      </w:r>
+      <w:r>
+        <w:t xml:space="preserve"> </w:t>
+      </w:r>
+      <w:r>
+        <w:t xml:space="preserve">why play in particular provokes moral anxiety.</w:t>
+      </w:r>
+    </w:p>
+    <w:p>
+      <w:pPr>
+        <w:numPr>
+          <w:ilvl w:val="0"/>
+          <w:numId w:val="1017"/>
+        </w:numPr>
+        <w:pStyle w:val="Compact"/>
+      </w:pPr>
+      <w:r>
+        <w:rPr>
+          <w:bCs/>
+          <w:b/>
+        </w:rPr>
+        <w:t xml:space="preserve">Video game effects:</w:t>
+      </w:r>
+      <w:r>
+        <w:t xml:space="preserve"> </w:t>
+      </w:r>
+      <w:r>
+        <w:t xml:space="preserve">Anderson and Ferguson still disagree and the question is</w:t>
+      </w:r>
+      <w:r>
+        <w:t xml:space="preserve"> </w:t>
+      </w:r>
+      <w:r>
+        <w:t xml:space="preserve">not closed — preregistered studies have generally not reproduced the earlier effects and the</w:t>
+      </w:r>
+      <w:r>
+        <w:t xml:space="preserve"> </w:t>
+      </w:r>
+      <w:r>
+        <w:t xml:space="preserve">APA narrowed its own resolution in February 2020, while short-term effects on laboratory</w:t>
+      </w:r>
+      <w:r>
+        <w:t xml:space="preserve"> </w:t>
+      </w:r>
+      <w:r>
+        <w:t xml:space="preserve">aggression remain plausible. Gaming disorder is real but affects a small minority, and</w:t>
+      </w:r>
+      <w:r>
+        <w:t xml:space="preserve"> </w:t>
+      </w:r>
+      <w:r>
+        <w:t xml:space="preserve">self-determination theory suggests what matters is whether a game satisfies or frustrates</w:t>
+      </w:r>
+      <w:r>
+        <w:t xml:space="preserve"> </w:t>
+      </w:r>
+      <w:r>
+        <w:t xml:space="preserve">competence, autonomy, and relatedness.</w:t>
+      </w:r>
+    </w:p>
+    <w:p>
+      <w:pPr>
+        <w:numPr>
+          <w:ilvl w:val="0"/>
+          <w:numId w:val="1017"/>
+        </w:numPr>
+        <w:pStyle w:val="Compact"/>
+      </w:pPr>
+      <w:r>
+        <w:rPr>
+          <w:bCs/>
+          <w:b/>
+        </w:rPr>
+        <w:t xml:space="preserve">Loot boxes:</w:t>
+      </w:r>
+      <w:r>
+        <w:t xml:space="preserve"> </w:t>
+      </w:r>
+      <w:r>
+        <w:t xml:space="preserve">Belgium's 2018 determination that paid loot boxes are gambling</w:t>
+      </w:r>
+      <w:r>
+        <w:t xml:space="preserve"> </w:t>
+      </w:r>
+      <w:r>
+        <w:t xml:space="preserve">still stands, while the parallel Dutch ruling against EA was overturned on appeal in 2022 — the</w:t>
+      </w:r>
+      <w:r>
+        <w:t xml:space="preserve"> </w:t>
+      </w:r>
+      <w:r>
+        <w:t xml:space="preserve">answer everywhere turns on statutory definitions written before the mechanic existed.</w:t>
+      </w:r>
+    </w:p>
+    <w:p>
+      <w:pPr>
+        <w:numPr>
+          <w:ilvl w:val="0"/>
+          <w:numId w:val="1017"/>
+        </w:numPr>
+        <w:pStyle w:val="Compact"/>
+      </w:pPr>
+      <w:r>
+        <w:rPr>
+          <w:bCs/>
+          <w:b/>
+        </w:rPr>
+        <w:t xml:space="preserve">Suits' Grasshopper argument:</w:t>
+      </w:r>
+      <w:r>
+        <w:t xml:space="preserve"> </w:t>
+      </w:r>
+      <w:r>
+        <w:t xml:space="preserve">In utopia, or a post-AI world, only intrinsically</w:t>
+      </w:r>
+      <w:r>
+        <w:t xml:space="preserve"> </w:t>
+      </w:r>
+      <w:r>
+        <w:t xml:space="preserve">valuable activity remains, and that is the structure of a game; the hollow obstacle objection</w:t>
+      </w:r>
+      <w:r>
+        <w:t xml:space="preserve"> </w:t>
+      </w:r>
+      <w:r>
+        <w:t xml:space="preserve">says manufactured obstacles cannot carry real meaning, and Suits answers that the lusory</w:t>
+      </w:r>
+      <w:r>
+        <w:t xml:space="preserve"> </w:t>
+      </w:r>
+      <w:r>
+        <w:t xml:space="preserve">attitude generates meaning rather than borrowing it.</w:t>
+      </w:r>
+    </w:p>
+    <w:p>
+      <w:pPr>
+        <w:numPr>
+          <w:ilvl w:val="0"/>
+          <w:numId w:val="1017"/>
+        </w:numPr>
+        <w:pStyle w:val="Compact"/>
+      </w:pPr>
+      <w:r>
+        <w:rPr>
+          <w:bCs/>
+          <w:b/>
+        </w:rPr>
+        <w:t xml:space="preserve">Virtue and the post-work question:</w:t>
+      </w:r>
+      <w:r>
+        <w:t xml:space="preserve"> </w:t>
+      </w:r>
+      <w:r>
+        <w:t xml:space="preserve">Games foster or undermine Vallor's</w:t>
+      </w:r>
+      <w:r>
+        <w:t xml:space="preserve"> </w:t>
+      </w:r>
+      <w:r>
+        <w:t xml:space="preserve">technomoral virtues depending on their design — exactly the virtues an AI-transformed world</w:t>
+      </w:r>
+      <w:r>
+        <w:t xml:space="preserve"> </w:t>
+      </w:r>
+      <w:r>
+        <w:t xml:space="preserve">will demand, whether we welcome a play-centered life, doubt that manufactured obstacles</w:t>
+      </w:r>
+      <w:r>
+        <w:t xml:space="preserve"> </w:t>
+      </w:r>
+      <w:r>
+        <w:t xml:space="preserve">satisfy, or redesign work so that it keeps the shape of play.</w:t>
       </w:r>
     </w:p>
     <w:p>
@@ -7821,7 +7406,7 @@
         <w:pStyle w:val="BoxLabel"/>
       </w:pPr>
       <w:r>
-        <w:t xml:space="preserve">Key Points</w:t>
+        <w:t xml:space="preserve">Thought Questions</w:t>
       </w:r>
     </w:p>
     <w:p>
@@ -7833,41 +7418,13 @@
         <w:pStyle w:val="Compact"/>
       </w:pPr>
       <w:r>
-        <w:rPr>
-          <w:bCs/>
-          <w:b/>
-        </w:rPr>
-        <w:t xml:space="preserve">Huizinga's magic circle:</w:t>
-      </w:r>
-      <w:r>
-        <w:t xml:space="preserve"> </w:t>
-      </w:r>
-      <w:r>
-        <w:t xml:space="preserve">Play is a voluntary, rule-governed, bounded space</w:t>
-      </w:r>
-      <w:r>
-        <w:t xml:space="preserve"> </w:t>
-      </w:r>
-      <w:r>
-        <w:t xml:space="preserve">separate from ordinary life. Caillois' six features — free, separate, uncertain, unproductive,</w:t>
-      </w:r>
-      <w:r>
-        <w:t xml:space="preserve"> </w:t>
-      </w:r>
-      <w:r>
-        <w:t xml:space="preserve">rule-governed, make-believe — appear in games across all human cultures and throughout history.</w:t>
-      </w:r>
-      <w:r>
-        <w:t xml:space="preserve"> </w:t>
-      </w:r>
-      <w:r>
-        <w:t xml:space="preserve">The phrase "magic circle" is Huizinga's, but its technical use in game studies comes largely</w:t>
-      </w:r>
-      <w:r>
-        <w:t xml:space="preserve"> </w:t>
-      </w:r>
-      <w:r>
-        <w:t xml:space="preserve">from Salen and Zimmerman.</w:t>
+        <w:t xml:space="preserve">Looking back across the whole book: which chapter changed your mind, and what exactly did</w:t>
+      </w:r>
+      <w:r>
+        <w:t xml:space="preserve"> </w:t>
+      </w:r>
+      <w:r>
+        <w:t xml:space="preserve">it change?</w:t>
       </w:r>
     </w:p>
     <w:p>
@@ -7879,35 +7436,19 @@
         <w:pStyle w:val="Compact"/>
       </w:pPr>
       <w:r>
-        <w:rPr>
-          <w:bCs/>
-          <w:b/>
-        </w:rPr>
-        <w:t xml:space="preserve">Suits' definition:</w:t>
-      </w:r>
-      <w:r>
-        <w:t xml:space="preserve"> </w:t>
-      </w:r>
-      <w:r>
-        <w:t xml:space="preserve">A game requires a prelusory goal, constitutive rules</w:t>
-      </w:r>
-      <w:r>
-        <w:t xml:space="preserve"> </w:t>
-      </w:r>
-      <w:r>
-        <w:t xml:space="preserve">that forbid the most efficient means of achieving it, and the lusory attitude — the</w:t>
-      </w:r>
-      <w:r>
-        <w:t xml:space="preserve"> </w:t>
-      </w:r>
-      <w:r>
-        <w:t xml:space="preserve">voluntary acceptance of unnecessary obstacles. Playing a game is "the voluntary attempt</w:t>
-      </w:r>
-      <w:r>
-        <w:t xml:space="preserve"> </w:t>
-      </w:r>
-      <w:r>
-        <w:t xml:space="preserve">to overcome unnecessary obstacles."</w:t>
+        <w:t xml:space="preserve">Several chapters described the same shape of problem — a technology that is enormously</w:t>
+      </w:r>
+      <w:r>
+        <w:t xml:space="preserve"> </w:t>
+      </w:r>
+      <w:r>
+        <w:t xml:space="preserve">useful, distributes benefits and harms unevenly, and arrives faster than the rules governing</w:t>
+      </w:r>
+      <w:r>
+        <w:t xml:space="preserve"> </w:t>
+      </w:r>
+      <w:r>
+        <w:t xml:space="preserve">it. Pick two and say what, if anything, generalizes from one to the other.</w:t>
       </w:r>
     </w:p>
     <w:p>
@@ -7919,573 +7460,19 @@
         <w:pStyle w:val="Compact"/>
       </w:pPr>
       <w:r>
-        <w:rPr>
-          <w:bCs/>
-          <w:b/>
-        </w:rPr>
-        <w:t xml:space="preserve">Caillois' four types:</w:t>
-      </w:r>
-      <w:r>
-        <w:t xml:space="preserve"> </w:t>
-      </w:r>
-      <w:r>
-        <w:t xml:space="preserve">Play divides into</w:t>
-      </w:r>
-      <w:r>
-        <w:t xml:space="preserve"> </w:t>
-      </w:r>
-      <w:r>
-        <w:rPr>
-          <w:iCs/>
-          <w:i/>
-        </w:rPr>
-        <w:t xml:space="preserve">agôn</w:t>
-      </w:r>
-      <w:r>
-        <w:t xml:space="preserve"> </w:t>
-      </w:r>
-      <w:r>
-        <w:t xml:space="preserve">(competition),</w:t>
-      </w:r>
-      <w:r>
-        <w:t xml:space="preserve"> </w:t>
-      </w:r>
-      <w:r>
-        <w:rPr>
-          <w:iCs/>
-          <w:i/>
-        </w:rPr>
-        <w:t xml:space="preserve">alea</w:t>
-      </w:r>
-      <w:r>
-        <w:t xml:space="preserve"> </w:t>
-      </w:r>
-      <w:r>
-        <w:t xml:space="preserve">(chance),</w:t>
-      </w:r>
-      <w:r>
-        <w:t xml:space="preserve"> </w:t>
-      </w:r>
-      <w:r>
-        <w:rPr>
-          <w:iCs/>
-          <w:i/>
-        </w:rPr>
-        <w:t xml:space="preserve">mimicry</w:t>
-      </w:r>
-      <w:r>
-        <w:t xml:space="preserve"> </w:t>
-      </w:r>
-      <w:r>
-        <w:t xml:space="preserve">(role-playing), and</w:t>
-      </w:r>
-      <w:r>
-        <w:t xml:space="preserve"> </w:t>
-      </w:r>
-      <w:r>
-        <w:rPr>
-          <w:iCs/>
-          <w:i/>
-        </w:rPr>
-        <w:t xml:space="preserve">ilinx</w:t>
-      </w:r>
-      <w:r>
-        <w:t xml:space="preserve"> </w:t>
-      </w:r>
-      <w:r>
-        <w:t xml:space="preserve">(vertigo).</w:t>
-      </w:r>
-      <w:r>
-        <w:t xml:space="preserve"> </w:t>
-      </w:r>
-      <w:r>
-        <w:t xml:space="preserve">Video games are uniquely powerful partly because they can combine all four simultaneously.</w:t>
-      </w:r>
-    </w:p>
-    <w:p>
-      <w:pPr>
-        <w:numPr>
-          <w:ilvl w:val="0"/>
-          <w:numId w:val="1018"/>
-        </w:numPr>
-        <w:pStyle w:val="Compact"/>
-      </w:pPr>
-      <w:r>
-        <w:rPr>
-          <w:bCs/>
-          <w:b/>
-        </w:rPr>
-        <w:t xml:space="preserve">Nguyen's agency-as-art:</w:t>
-      </w:r>
-      <w:r>
-        <w:t xml:space="preserve"> </w:t>
-      </w:r>
-      <w:r>
-        <w:t xml:space="preserve">Games sculpt the player's agency itself — they</w:t>
-      </w:r>
-      <w:r>
-        <w:t xml:space="preserve"> </w:t>
-      </w:r>
-      <w:r>
-        <w:t xml:space="preserve">determine what it feels like to have certain goals and face certain choices. But gamification</w:t>
-      </w:r>
-      <w:r>
-        <w:t xml:space="preserve"> </w:t>
-      </w:r>
-      <w:r>
-        <w:t xml:space="preserve">risks value capture: replacing rich human purposes with simplified, measurable scores.</w:t>
-      </w:r>
-    </w:p>
-    <w:p>
-      <w:pPr>
-        <w:numPr>
-          <w:ilvl w:val="0"/>
-          <w:numId w:val="1018"/>
-        </w:numPr>
-        <w:pStyle w:val="Compact"/>
-      </w:pPr>
-      <w:r>
-        <w:rPr>
-          <w:bCs/>
-          <w:b/>
-        </w:rPr>
-        <w:t xml:space="preserve">The moral panic pattern:</w:t>
-      </w:r>
-      <w:r>
-        <w:t xml:space="preserve"> </w:t>
-      </w:r>
-      <w:r>
-        <w:t xml:space="preserve">Each new entertainment medium (penny dreadfuls,</w:t>
-      </w:r>
-      <w:r>
-        <w:t xml:space="preserve"> </w:t>
-      </w:r>
-      <w:r>
-        <w:t xml:space="preserve">comics, D&amp;D, video games, social media) triggers the same fears about youth and character.</w:t>
-      </w:r>
-      <w:r>
-        <w:t xml:space="preserve"> </w:t>
-      </w:r>
-      <w:r>
-        <w:t xml:space="preserve">The fears are usually substantially overstated; Weber's Protestant work ethic provides one</w:t>
-      </w:r>
-      <w:r>
-        <w:t xml:space="preserve"> </w:t>
-      </w:r>
-      <w:r>
-        <w:t xml:space="preserve">explanation for why play reliably provokes moral anxiety.</w:t>
-      </w:r>
-    </w:p>
-    <w:p>
-      <w:pPr>
-        <w:numPr>
-          <w:ilvl w:val="0"/>
-          <w:numId w:val="1018"/>
-        </w:numPr>
-        <w:pStyle w:val="Compact"/>
-      </w:pPr>
-      <w:r>
-        <w:rPr>
-          <w:bCs/>
-          <w:b/>
-        </w:rPr>
-        <w:t xml:space="preserve">Video game effects:</w:t>
-      </w:r>
-      <w:r>
-        <w:t xml:space="preserve"> </w:t>
-      </w:r>
-      <w:r>
-        <w:t xml:space="preserve">Anderson and Ferguson still disagree, and the question is</w:t>
-      </w:r>
-      <w:r>
-        <w:t xml:space="preserve"> </w:t>
-      </w:r>
-      <w:r>
-        <w:t xml:space="preserve">not closed. What can be said is that the link between violent games and real-world</w:t>
-      </w:r>
-      <w:r>
-        <w:t xml:space="preserve"> </w:t>
-      </w:r>
-      <w:r>
-        <w:rPr>
-          <w:iCs/>
-          <w:i/>
-        </w:rPr>
-        <w:t xml:space="preserve">violence</w:t>
-      </w:r>
-      <w:r>
-        <w:t xml:space="preserve"> </w:t>
-      </w:r>
-      <w:r>
-        <w:t xml:space="preserve">has not been established — preregistered studies have generally not reproduced the earlier</w:t>
-      </w:r>
-      <w:r>
-        <w:t xml:space="preserve"> </w:t>
-      </w:r>
-      <w:r>
-        <w:t xml:space="preserve">effects, and the APA narrowed its own resolution in 2020 — while short-term effects on measured</w:t>
-      </w:r>
-      <w:r>
-        <w:t xml:space="preserve"> </w:t>
-      </w:r>
-      <w:r>
-        <w:t xml:space="preserve">aggression in the laboratory remain plausible. Gaming disorder is real but affects a small</w:t>
-      </w:r>
-      <w:r>
-        <w:t xml:space="preserve"> </w:t>
-      </w:r>
-      <w:r>
-        <w:t xml:space="preserve">minority, and self-determination theory suggests the key variable is whether a game satisfies or</w:t>
-      </w:r>
-      <w:r>
-        <w:t xml:space="preserve"> </w:t>
-      </w:r>
-      <w:r>
-        <w:t xml:space="preserve">frustrates the basic needs of competence, autonomy, and relatedness.</w:t>
-      </w:r>
-    </w:p>
-    <w:p>
-      <w:pPr>
-        <w:numPr>
-          <w:ilvl w:val="0"/>
-          <w:numId w:val="1018"/>
-        </w:numPr>
-        <w:pStyle w:val="Compact"/>
-      </w:pPr>
-      <w:r>
-        <w:rPr>
-          <w:bCs/>
-          <w:b/>
-        </w:rPr>
-        <w:t xml:space="preserve">Loot boxes:</w:t>
-      </w:r>
-      <w:r>
-        <w:t xml:space="preserve"> </w:t>
-      </w:r>
-      <w:r>
-        <w:t xml:space="preserve">Belgium's 2018 determination that paid loot boxes are gambling</w:t>
-      </w:r>
-      <w:r>
-        <w:t xml:space="preserve"> </w:t>
-      </w:r>
-      <w:r>
-        <w:t xml:space="preserve">still stands; the parallel Dutch ruling against EA was overturned on appeal in 2022. China,</w:t>
-      </w:r>
-      <w:r>
-        <w:t xml:space="preserve"> </w:t>
-      </w:r>
-      <w:r>
-        <w:t xml:space="preserve">South Korea, Brazil, and the EU have since moved in different directions, which shows how much</w:t>
-      </w:r>
-      <w:r>
-        <w:t xml:space="preserve"> </w:t>
-      </w:r>
-      <w:r>
-        <w:t xml:space="preserve">the answer depends on statutory definitions written before the mechanic existed.</w:t>
-      </w:r>
-    </w:p>
-    <w:p>
-      <w:pPr>
-        <w:numPr>
-          <w:ilvl w:val="0"/>
-          <w:numId w:val="1018"/>
-        </w:numPr>
-        <w:pStyle w:val="Compact"/>
-      </w:pPr>
-      <w:r>
-        <w:rPr>
-          <w:bCs/>
-          <w:b/>
-        </w:rPr>
-        <w:t xml:space="preserve">Suits' Grasshopper argument:</w:t>
-      </w:r>
-      <w:r>
-        <w:t xml:space="preserve"> </w:t>
-      </w:r>
-      <w:r>
-        <w:t xml:space="preserve">In utopia — or a post-AI world — all</w:t>
-      </w:r>
-      <w:r>
-        <w:t xml:space="preserve"> </w:t>
-      </w:r>
-      <w:r>
-        <w:t xml:space="preserve">instrumental activities are automated, and the only rational remaining activities are those</w:t>
-      </w:r>
-      <w:r>
-        <w:t xml:space="preserve"> </w:t>
-      </w:r>
-      <w:r>
-        <w:t xml:space="preserve">pursued for their own sake. Games have exactly this structure. Therefore, in utopia, all</w:t>
-      </w:r>
-      <w:r>
-        <w:t xml:space="preserve"> </w:t>
-      </w:r>
-      <w:r>
-        <w:t xml:space="preserve">rational activity takes the form of games.</w:t>
-      </w:r>
-    </w:p>
-    <w:p>
-      <w:pPr>
-        <w:numPr>
-          <w:ilvl w:val="0"/>
-          <w:numId w:val="1018"/>
-        </w:numPr>
-        <w:pStyle w:val="Compact"/>
-      </w:pPr>
-      <w:r>
-        <w:rPr>
-          <w:bCs/>
-          <w:b/>
-        </w:rPr>
-        <w:t xml:space="preserve">The hollow obstacle problem:</w:t>
-      </w:r>
-      <w:r>
-        <w:t xml:space="preserve"> </w:t>
-      </w:r>
-      <w:r>
-        <w:t xml:space="preserve">The deepest objection to Suits is that</w:t>
-      </w:r>
-      <w:r>
-        <w:t xml:space="preserve"> </w:t>
-      </w:r>
-      <w:r>
-        <w:t xml:space="preserve">manufactured obstacles cannot carry the weight of genuine meaning. Suits' response is</w:t>
-      </w:r>
-      <w:r>
-        <w:t xml:space="preserve"> </w:t>
-      </w:r>
-      <w:r>
-        <w:t xml:space="preserve">that the lusory attitude — genuine caring about the game — generates real meaning within</w:t>
-      </w:r>
-      <w:r>
-        <w:t xml:space="preserve"> </w:t>
-      </w:r>
-      <w:r>
-        <w:t xml:space="preserve">the magic circle, not borrowed from external stakes.</w:t>
-      </w:r>
-    </w:p>
-    <w:p>
-      <w:pPr>
-        <w:numPr>
-          <w:ilvl w:val="0"/>
-          <w:numId w:val="1018"/>
-        </w:numPr>
-        <w:pStyle w:val="Compact"/>
-      </w:pPr>
-      <w:r>
-        <w:rPr>
-          <w:bCs/>
-          <w:b/>
-        </w:rPr>
-        <w:t xml:space="preserve">Vallor's technomoral virtues:</w:t>
-      </w:r>
-      <w:r>
-        <w:t xml:space="preserve"> </w:t>
-      </w:r>
-      <w:r>
-        <w:t xml:space="preserve">Games can foster or undermine honesty,</w:t>
-      </w:r>
-      <w:r>
-        <w:t xml:space="preserve"> </w:t>
-      </w:r>
-      <w:r>
-        <w:t xml:space="preserve">courage, empathy, justice, self-regulation, and humility depending on their design. The</w:t>
-      </w:r>
-      <w:r>
-        <w:t xml:space="preserve"> </w:t>
-      </w:r>
-      <w:r>
-        <w:t xml:space="preserve">virtues cultivated (or eroded) by our gaming practices are exactly those we will need</w:t>
-      </w:r>
-      <w:r>
-        <w:t xml:space="preserve"> </w:t>
-      </w:r>
-      <w:r>
-        <w:t xml:space="preserve">in an AI-transformed world.</w:t>
-      </w:r>
-    </w:p>
-    <w:p>
-      <w:pPr>
-        <w:numPr>
-          <w:ilvl w:val="0"/>
-          <w:numId w:val="1018"/>
-        </w:numPr>
-        <w:pStyle w:val="Compact"/>
-      </w:pPr>
-      <w:r>
-        <w:rPr>
-          <w:bCs/>
-          <w:b/>
-        </w:rPr>
-        <w:t xml:space="preserve">Three views on post-work meaning:</w:t>
-      </w:r>
-      <w:r>
-        <w:t xml:space="preserve"> </w:t>
-      </w:r>
-      <w:r>
-        <w:t xml:space="preserve">The Suits/McGonigal view welcomes</w:t>
-      </w:r>
-      <w:r>
-        <w:t xml:space="preserve"> </w:t>
-      </w:r>
-      <w:r>
-        <w:t xml:space="preserve">a play-centered life; the skeptical view worries that manufactured obstacles feel hollow</w:t>
-      </w:r>
-      <w:r>
-        <w:t xml:space="preserve"> </w:t>
-      </w:r>
-      <w:r>
-        <w:t xml:space="preserve">without genuine stakes; the augmentation view holds that human-AI collaboration already</w:t>
-      </w:r>
-      <w:r>
-        <w:t xml:space="preserve"> </w:t>
-      </w:r>
-      <w:r>
-        <w:t xml:space="preserve">resembles structured play and dissolves the work/play dichotomy.</w:t>
-      </w:r>
-    </w:p>
-    <w:p>
-      <w:pPr>
-        <w:pStyle w:val="BoxLabel"/>
-      </w:pPr>
-      <w:r>
-        <w:t xml:space="preserve">Thought Questions</w:t>
-      </w:r>
-    </w:p>
-    <w:p>
-      <w:pPr>
-        <w:numPr>
-          <w:ilvl w:val="0"/>
-          <w:numId w:val="1019"/>
-        </w:numPr>
-        <w:pStyle w:val="Compact"/>
-      </w:pPr>
-      <w:r>
-        <w:t xml:space="preserve">Looking back across the whole book: which chapter changed your mind about something, and</w:t>
-      </w:r>
-      <w:r>
-        <w:t xml:space="preserve"> </w:t>
-      </w:r>
-      <w:r>
-        <w:t xml:space="preserve">what exactly did it change?</w:t>
-      </w:r>
-    </w:p>
-    <w:p>
-      <w:pPr>
-        <w:numPr>
-          <w:ilvl w:val="0"/>
-          <w:numId w:val="1019"/>
-        </w:numPr>
-        <w:pStyle w:val="Compact"/>
-      </w:pPr>
-      <w:r>
-        <w:t xml:space="preserve">Several chapters described the same shape of problem — a technology that is enormously</w:t>
-      </w:r>
-      <w:r>
-        <w:t xml:space="preserve"> </w:t>
-      </w:r>
-      <w:r>
-        <w:t xml:space="preserve">useful, distributes its benefits and its harms unevenly, and arrives faster than the rules</w:t>
-      </w:r>
-      <w:r>
-        <w:t xml:space="preserve"> </w:t>
-      </w:r>
-      <w:r>
-        <w:t xml:space="preserve">governing it. Pick two chapters that share that shape and say what, if anything, generalizes</w:t>
-      </w:r>
-      <w:r>
-        <w:t xml:space="preserve"> </w:t>
-      </w:r>
-      <w:r>
-        <w:t xml:space="preserve">from one to the other.</w:t>
-      </w:r>
-    </w:p>
-    <w:p>
-      <w:pPr>
-        <w:numPr>
-          <w:ilvl w:val="0"/>
-          <w:numId w:val="1019"/>
-        </w:numPr>
-        <w:pStyle w:val="Compact"/>
-      </w:pPr>
-      <w:r>
-        <w:t xml:space="preserve">Suppose someone objects that a course like this is useless: engineers build things, and</w:t>
-      </w:r>
-      <w:r>
-        <w:t xml:space="preserve"> </w:t>
-      </w:r>
-      <w:r>
-        <w:t xml:space="preserve">philosophers only comment.</w:t>
-      </w:r>
-      <w:r>
-        <w:t xml:space="preserve"> </w:t>
-      </w:r>
-      <w:r>
-        <w:rPr>
-          <w:bCs/>
-          <w:b/>
-        </w:rPr>
-        <w:t xml:space="preserve">Steelman that objection</w:t>
-      </w:r>
-      <w:r>
-        <w:t xml:space="preserve"> </w:t>
-      </w:r>
-      <w:r>
-        <w:t xml:space="preserve">as strongly as you can,</w:t>
-      </w:r>
-      <w:r>
-        <w:t xml:space="preserve"> </w:t>
-      </w:r>
-      <w:r>
-        <w:t xml:space="preserve">and then answer it.</w:t>
-      </w:r>
-    </w:p>
-    <w:p>
-      <w:pPr>
-        <w:numPr>
-          <w:ilvl w:val="0"/>
-          <w:numId w:val="1019"/>
-        </w:numPr>
-        <w:pStyle w:val="Compact"/>
-      </w:pPr>
-      <w:r>
-        <w:t xml:space="preserve">Aristotle held that work exists for the sake of leisure, not the reverse. After twelve</w:t>
-      </w:r>
-      <w:r>
-        <w:t xml:space="preserve"> </w:t>
-      </w:r>
-      <w:r>
-        <w:t xml:space="preserve">chapters on computing, do you believe him? What would have to be true of your own life for</w:t>
-      </w:r>
-      <w:r>
-        <w:t xml:space="preserve"> </w:t>
-      </w:r>
-      <w:r>
-        <w:t xml:space="preserve">that claim to be more than a slogan?</w:t>
-      </w:r>
-    </w:p>
-    <w:p>
-      <w:pPr>
-        <w:numPr>
-          <w:ilvl w:val="0"/>
-          <w:numId w:val="1019"/>
-        </w:numPr>
-        <w:pStyle w:val="Compact"/>
-      </w:pPr>
-      <w:r>
         <w:t xml:space="preserve">Name one concrete thing you intend to do differently — as a user, a builder, a voter, or a</w:t>
       </w:r>
       <w:r>
         <w:t xml:space="preserve"> </w:t>
       </w:r>
       <w:r>
-        <w:t xml:space="preserve">player — because of something in this book. Then name the strongest reason you might not</w:t>
-      </w:r>
-      <w:r>
-        <w:t xml:space="preserve"> </w:t>
-      </w:r>
-      <w:r>
-        <w:t xml:space="preserve">follow through.</w:t>
+        <w:t xml:space="preserve">player — because of this book. Then name the strongest reason you might not follow</w:t>
+      </w:r>
+      <w:r>
+        <w:t xml:space="preserve"> </w:t>
+      </w:r>
+      <w:r>
+        <w:t xml:space="preserve">through.</w:t>
       </w:r>
     </w:p>
     <w:bookmarkEnd w:id="66"/>
@@ -9719,7 +8706,34 @@
     </w:lvlOverride>
   </w:num>
   <w:num w:numId="1010">
-    <w:abstractNumId w:val="991"/>
+    <w:abstractNumId w:val="99201"/>
+    <w:lvlOverride w:ilvl="0">
+      <w:startOverride w:val="1"/>
+    </w:lvlOverride>
+    <w:lvlOverride w:ilvl="1">
+      <w:startOverride w:val="1"/>
+    </w:lvlOverride>
+    <w:lvlOverride w:ilvl="2">
+      <w:startOverride w:val="1"/>
+    </w:lvlOverride>
+    <w:lvlOverride w:ilvl="3">
+      <w:startOverride w:val="1"/>
+    </w:lvlOverride>
+    <w:lvlOverride w:ilvl="4">
+      <w:startOverride w:val="1"/>
+    </w:lvlOverride>
+    <w:lvlOverride w:ilvl="5">
+      <w:startOverride w:val="1"/>
+    </w:lvlOverride>
+    <w:lvlOverride w:ilvl="6">
+      <w:startOverride w:val="1"/>
+    </w:lvlOverride>
+    <w:lvlOverride w:ilvl="7">
+      <w:startOverride w:val="1"/>
+    </w:lvlOverride>
+    <w:lvlOverride w:ilvl="8">
+      <w:startOverride w:val="1"/>
+    </w:lvlOverride>
   </w:num>
   <w:num w:numId="1011">
     <w:abstractNumId w:val="99201"/>
@@ -9752,6 +8766,9 @@
     </w:lvlOverride>
   </w:num>
   <w:num w:numId="1012">
+    <w:abstractNumId w:val="991"/>
+  </w:num>
+  <w:num w:numId="1013">
     <w:abstractNumId w:val="99201"/>
     <w:lvlOverride w:ilvl="0">
       <w:startOverride w:val="1"/>
@@ -9781,79 +8798,46 @@
       <w:startOverride w:val="1"/>
     </w:lvlOverride>
   </w:num>
-  <w:num w:numId="1013">
+  <w:num w:numId="1014">
     <w:abstractNumId w:val="991"/>
-  </w:num>
-  <w:num w:numId="1014">
-    <w:abstractNumId w:val="99201"/>
-    <w:lvlOverride w:ilvl="0">
-      <w:startOverride w:val="1"/>
-    </w:lvlOverride>
-    <w:lvlOverride w:ilvl="1">
-      <w:startOverride w:val="1"/>
-    </w:lvlOverride>
-    <w:lvlOverride w:ilvl="2">
-      <w:startOverride w:val="1"/>
-    </w:lvlOverride>
-    <w:lvlOverride w:ilvl="3">
-      <w:startOverride w:val="1"/>
-    </w:lvlOverride>
-    <w:lvlOverride w:ilvl="4">
-      <w:startOverride w:val="1"/>
-    </w:lvlOverride>
-    <w:lvlOverride w:ilvl="5">
-      <w:startOverride w:val="1"/>
-    </w:lvlOverride>
-    <w:lvlOverride w:ilvl="6">
-      <w:startOverride w:val="1"/>
-    </w:lvlOverride>
-    <w:lvlOverride w:ilvl="7">
-      <w:startOverride w:val="1"/>
-    </w:lvlOverride>
-    <w:lvlOverride w:ilvl="8">
-      <w:startOverride w:val="1"/>
-    </w:lvlOverride>
   </w:num>
   <w:num w:numId="1015">
     <w:abstractNumId w:val="991"/>
   </w:num>
   <w:num w:numId="1016">
+    <w:abstractNumId w:val="99201"/>
+    <w:lvlOverride w:ilvl="0">
+      <w:startOverride w:val="1"/>
+    </w:lvlOverride>
+    <w:lvlOverride w:ilvl="1">
+      <w:startOverride w:val="1"/>
+    </w:lvlOverride>
+    <w:lvlOverride w:ilvl="2">
+      <w:startOverride w:val="1"/>
+    </w:lvlOverride>
+    <w:lvlOverride w:ilvl="3">
+      <w:startOverride w:val="1"/>
+    </w:lvlOverride>
+    <w:lvlOverride w:ilvl="4">
+      <w:startOverride w:val="1"/>
+    </w:lvlOverride>
+    <w:lvlOverride w:ilvl="5">
+      <w:startOverride w:val="1"/>
+    </w:lvlOverride>
+    <w:lvlOverride w:ilvl="6">
+      <w:startOverride w:val="1"/>
+    </w:lvlOverride>
+    <w:lvlOverride w:ilvl="7">
+      <w:startOverride w:val="1"/>
+    </w:lvlOverride>
+    <w:lvlOverride w:ilvl="8">
+      <w:startOverride w:val="1"/>
+    </w:lvlOverride>
+  </w:num>
+  <w:num w:numId="1017">
     <w:abstractNumId w:val="991"/>
   </w:num>
-  <w:num w:numId="1017">
-    <w:abstractNumId w:val="99201"/>
-    <w:lvlOverride w:ilvl="0">
-      <w:startOverride w:val="1"/>
-    </w:lvlOverride>
-    <w:lvlOverride w:ilvl="1">
-      <w:startOverride w:val="1"/>
-    </w:lvlOverride>
-    <w:lvlOverride w:ilvl="2">
-      <w:startOverride w:val="1"/>
-    </w:lvlOverride>
-    <w:lvlOverride w:ilvl="3">
-      <w:startOverride w:val="1"/>
-    </w:lvlOverride>
-    <w:lvlOverride w:ilvl="4">
-      <w:startOverride w:val="1"/>
-    </w:lvlOverride>
-    <w:lvlOverride w:ilvl="5">
-      <w:startOverride w:val="1"/>
-    </w:lvlOverride>
-    <w:lvlOverride w:ilvl="6">
-      <w:startOverride w:val="1"/>
-    </w:lvlOverride>
-    <w:lvlOverride w:ilvl="7">
-      <w:startOverride w:val="1"/>
-    </w:lvlOverride>
-    <w:lvlOverride w:ilvl="8">
-      <w:startOverride w:val="1"/>
-    </w:lvlOverride>
-  </w:num>
   <w:num w:numId="1018">
-    <w:abstractNumId w:val="991"/>
-  </w:num>
-  <w:num w:numId="1019">
     <w:abstractNumId w:val="99201"/>
     <w:lvlOverride w:ilvl="0">
       <w:startOverride w:val="1"/>
